--- a/Milestone_2_Insurance_Price_Prediction.docx
+++ b/Milestone_2_Insurance_Price_Prediction.docx
@@ -9,8 +9,8 @@
       <w:r>
         <w:rPr>
           <w:b/>
-          <w:color w:val="12355B"/>
-          <w:sz w:val="48"/>
+          <w:color w:val="4F46E5"/>
+          <w:sz w:val="44"/>
         </w:rPr>
         <w:t>Milestone 2 Submission</w:t>
       </w:r>
@@ -21,13 +21,76 @@
       </w:pPr>
       <w:r>
         <w:rPr>
-          <w:color w:val="6B7280"/>
+          <w:b/>
+          <w:sz w:val="36"/>
+        </w:rPr>
+        <w:t>Insurance Price Prediction</w:t>
+      </w:r>
+    </w:p>
+    <w:p>
+      <w:pPr>
+        <w:jc w:val="center"/>
+      </w:pPr>
+      <w:r>
+        <w:rPr>
+          <w:b w:val="0"/>
+          <w:sz w:val="16"/>
+        </w:rPr>
+      </w:r>
+    </w:p>
+    <w:p>
+      <w:pPr>
+        <w:jc w:val="center"/>
+      </w:pPr>
+      <w:r>
+        <w:rPr>
+          <w:b/>
           <w:sz w:val="24"/>
         </w:rPr>
-        <w:t>Insurance Price Prediction | Modeling, Tuning, Final Selection, Deployment, and Recommendations</w:t>
+        <w:t>Submitted By</w:t>
       </w:r>
     </w:p>
-    <w:p/>
+    <w:p>
+      <w:pPr>
+        <w:jc w:val="center"/>
+      </w:pPr>
+      <w:r>
+        <w:rPr>
+          <w:b w:val="0"/>
+          <w:sz w:val="22"/>
+        </w:rPr>
+        <w:t>Group No. &lt;&lt; n &gt;&gt;   [Batch: &lt;&lt; year &gt;&gt;]</w:t>
+      </w:r>
+    </w:p>
+    <w:p>
+      <w:pPr>
+        <w:jc w:val="center"/>
+      </w:pPr>
+      <w:r>
+        <w:rPr>
+          <w:b w:val="0"/>
+          <w:sz w:val="22"/>
+        </w:rPr>
+        <w:t>Group Members: &lt;&lt; Name &gt;&gt;, &lt;&lt; Name &gt;&gt;, &lt;&lt; Name &gt;&gt;, &lt;&lt; Name &gt;&gt;</w:t>
+      </w:r>
+    </w:p>
+    <w:p>
+      <w:pPr>
+        <w:jc w:val="center"/>
+      </w:pPr>
+      <w:r>
+        <w:rPr>
+          <w:b w:val="0"/>
+          <w:sz w:val="22"/>
+        </w:rPr>
+        <w:t>Mentor: &lt;&lt; Name of mentor &gt;&gt;</w:t>
+      </w:r>
+    </w:p>
+    <w:p>
+      <w:r>
+        <w:br w:type="page"/>
+      </w:r>
+    </w:p>
     <w:p>
       <w:pPr>
         <w:pStyle w:val="Heading1"/>
@@ -37,51 +100,44 @@
       </w:r>
     </w:p>
     <w:p>
-      <w:pPr>
-        <w:pStyle w:val="ListNumber"/>
-      </w:pPr>
+      <w:pPr/>
       <w:r>
-        <w:t>Introduction</w:t>
+        <w:t>1. Introduction</w:t>
       </w:r>
     </w:p>
     <w:p>
-      <w:pPr>
-        <w:pStyle w:val="ListNumber"/>
-      </w:pPr>
+      <w:pPr/>
       <w:r>
-        <w:t>Model Selection and Metrics of Interest</w:t>
+        <w:t>2. Model Selection and Metrics of Interest</w:t>
       </w:r>
     </w:p>
     <w:p>
-      <w:pPr>
-        <w:pStyle w:val="ListNumber"/>
-      </w:pPr>
+      <w:pPr/>
       <w:r>
-        <w:t>Model Building and Evaluation</w:t>
+        <w:t>3. Model Building and Evaluation</w:t>
       </w:r>
     </w:p>
     <w:p>
-      <w:pPr>
-        <w:pStyle w:val="ListNumber"/>
-      </w:pPr>
+      <w:pPr/>
       <w:r>
-        <w:t>Model Comparison and Selection</w:t>
+        <w:t>4. Model Comparison and Selection</w:t>
       </w:r>
     </w:p>
     <w:p>
-      <w:pPr>
-        <w:pStyle w:val="ListNumber"/>
-      </w:pPr>
+      <w:pPr/>
       <w:r>
-        <w:t>Business Insights and Recommendations</w:t>
+        <w:t>5. Business Insights and Recommendations</w:t>
       </w:r>
     </w:p>
     <w:p>
-      <w:pPr>
-        <w:pStyle w:val="ListNumber"/>
-      </w:pPr>
+      <w:pPr/>
       <w:r>
-        <w:t>Appendix</w:t>
+        <w:t>6. Appendix</w:t>
+      </w:r>
+    </w:p>
+    <w:p>
+      <w:r>
+        <w:br w:type="page"/>
       </w:r>
     </w:p>
     <w:p>
@@ -94,7 +150,7 @@
     </w:p>
     <w:p>
       <w:r>
-        <w:t>Milestone 2 extends the cleaned analytical dataset into a trainable and deployable sklearn workflow. All imputation, one-hot encoding, scaling, and engineered features are fitted inside the training pipeline to avoid leakage.</w:t>
+        <w:t>This milestone builds on the cleaned data and engineered features from Milestone 1. The data is split into independent variables and the target insurance_cost using an 80/20 train-test split (random_state=42). A baseline model is established, a broad set of advanced models is trained and evaluated on both train and test sets, the strongest family is hyperparameter-tuned, the best model is selected, explained, and finally deployed via a FastAPI service, a React inference UI, and a Streamlit app.</w:t>
       </w:r>
     </w:p>
     <w:p>
@@ -106,11 +162,8 @@
       </w:r>
     </w:p>
     <w:p>
-      <w:pPr>
-        <w:pStyle w:val="ListBullet"/>
-      </w:pPr>
       <w:r>
-        <w:t>Baseline: DummyRegressor establishes the value of predicting the average premium only.</w:t>
+        <w:t>Baseline models:</w:t>
       </w:r>
     </w:p>
     <w:p>
@@ -118,7 +171,7 @@
         <w:pStyle w:val="ListBullet"/>
       </w:pPr>
       <w:r>
-        <w:t>Linear family: Linear Regression, Ridge, Lasso, and ElasticNet test additive relationships and regularization.</w:t>
+        <w:t>DummyRegressor (predicts the mean) — establishes the no-skill floor.</w:t>
       </w:r>
     </w:p>
     <w:p>
@@ -126,7 +179,12 @@
         <w:pStyle w:val="ListBullet"/>
       </w:pPr>
       <w:r>
-        <w:t>Tree family: Decision Tree, Random Forest, Extra Trees, Gradient Boosting, and Histogram Gradient Boosting test nonlinear interactions.</w:t>
+        <w:t>LinearRegression — first interpretable real baseline.</w:t>
+      </w:r>
+    </w:p>
+    <w:p>
+      <w:r>
+        <w:t>Advanced models:</w:t>
       </w:r>
     </w:p>
     <w:p>
@@ -134,7 +192,7 @@
         <w:pStyle w:val="ListBullet"/>
       </w:pPr>
       <w:r>
-        <w:t>External packages XGBoost, LightGBM, CatBoost, and SHAP were not available in the active environment, so HistGradientBoostingRegressor is used as the strongest sklearn boosting option.</w:t>
+        <w:t>Regularized linear: Ridge, Lasso, ElasticNet.</w:t>
       </w:r>
     </w:p>
     <w:p>
@@ -142,7 +200,60 @@
         <w:pStyle w:val="ListBullet"/>
       </w:pPr>
       <w:r>
-        <w:t>Primary metrics are MAE and RMSE because they are interpretable in insurance-cost units. R2 explains variance captured, and MAPE/SMAPE provide percentage-style business context.</w:t>
+        <w:t>Trees and ensembles: DecisionTree, RandomForest, ExtraTrees.</w:t>
+      </w:r>
+    </w:p>
+    <w:p>
+      <w:pPr>
+        <w:pStyle w:val="ListBullet"/>
+      </w:pPr>
+      <w:r>
+        <w:t>Gradient boosting: GradientBoosting, HistGradientBoosting, XGBoost, LightGBM, CatBoost.</w:t>
+      </w:r>
+    </w:p>
+    <w:p>
+      <w:r>
+        <w:t>Metrics of interest (regression):</w:t>
+      </w:r>
+    </w:p>
+    <w:p>
+      <w:pPr>
+        <w:pStyle w:val="ListBullet"/>
+      </w:pPr>
+      <w:r>
+        <w:t>MAE — average absolute pricing error in cost units (primary, business-readable).</w:t>
+      </w:r>
+    </w:p>
+    <w:p>
+      <w:pPr>
+        <w:pStyle w:val="ListBullet"/>
+      </w:pPr>
+      <w:r>
+        <w:t>RMSE — penalises larger pricing errors more heavily.</w:t>
+      </w:r>
+    </w:p>
+    <w:p>
+      <w:pPr>
+        <w:pStyle w:val="ListBullet"/>
+      </w:pPr>
+      <w:r>
+        <w:t>R² — share of cost variance explained.</w:t>
+      </w:r>
+    </w:p>
+    <w:p>
+      <w:pPr>
+        <w:pStyle w:val="ListBullet"/>
+      </w:pPr>
+      <w:r>
+        <w:t>MAPE / SMAPE — percentage-style errors for business communication.</w:t>
+      </w:r>
+    </w:p>
+    <w:p>
+      <w:pPr>
+        <w:pStyle w:val="ListBullet"/>
+      </w:pPr>
+      <w:r>
+        <w:t>Cross-validated RMSE and the train-test RMSE gap — to check stability and overfitting.</w:t>
       </w:r>
     </w:p>
     <w:p>
@@ -154,67 +265,39 @@
       </w:r>
     </w:p>
     <w:p>
-      <w:pPr>
-        <w:pStyle w:val="ListBullet"/>
-      </w:pPr>
       <w:r>
-        <w:t>Used an 80/20 train-test split with random_state=42.</w:t>
+        <w:t>Every model is wrapped in the same leak-free scikit-learn Pipeline (feature engineering -&gt; preprocessing -&gt; estimator); preprocessing is fit only on the training fold. Each model is evaluated on both the train and test sets, with 5-fold cross-validation for stability. Hyperparameter tuning uses RandomizedSearchCV (25 iterations, 5-fold CV, optimising negative RMSE) on the strongest family, with a finer Optuna study and a log-target transform experiment explored in the notebooks. Gradient boosting with XGBoost and CatBoost is GPU-accelerated; LightGBM runs multi-core on CPU.</w:t>
       </w:r>
     </w:p>
     <w:p>
-      <w:pPr>
-        <w:pStyle w:val="ListBullet"/>
-      </w:pPr>
       <w:r>
-        <w:t>Used sklearn Pipeline and ColumnTransformer for feature engineering, imputation, scaling, and one-hot encoding.</w:t>
-      </w:r>
-    </w:p>
-    <w:p>
-      <w:pPr>
-        <w:pStyle w:val="ListBullet"/>
-      </w:pPr>
-      <w:r>
-        <w:t>Used 5-fold cross-validation on training data for all model families.</w:t>
-      </w:r>
-    </w:p>
-    <w:p>
-      <w:pPr>
-        <w:pStyle w:val="ListBullet"/>
-      </w:pPr>
-      <w:r>
-        <w:t>Tuned Histogram Gradient Boosting with RandomizedSearchCV over max_iter, learning_rate, max_leaf_nodes, min_samples_leaf, l2_regularization, and max_bins.</w:t>
+        <w:t>Model evaluation (sorted by test RMSE):</w:t>
       </w:r>
     </w:p>
     <w:tbl>
       <w:tblPr>
-        <w:tblStyle w:val="TableGrid"/>
+        <w:tblStyle w:val="LightGrid-Accent1"/>
         <w:tblW w:type="auto" w:w="0"/>
         <w:tblLook w:firstColumn="1" w:firstRow="1" w:lastColumn="0" w:lastRow="0" w:noHBand="0" w:noVBand="1" w:val="04A0"/>
       </w:tblPr>
       <w:tblGrid>
-        <w:gridCol w:w="864"/>
-        <w:gridCol w:w="864"/>
-        <w:gridCol w:w="864"/>
-        <w:gridCol w:w="864"/>
-        <w:gridCol w:w="864"/>
-        <w:gridCol w:w="864"/>
-        <w:gridCol w:w="864"/>
-        <w:gridCol w:w="864"/>
-        <w:gridCol w:w="864"/>
-        <w:gridCol w:w="864"/>
+        <w:gridCol w:w="1234"/>
+        <w:gridCol w:w="1234"/>
+        <w:gridCol w:w="1234"/>
+        <w:gridCol w:w="1234"/>
+        <w:gridCol w:w="1234"/>
+        <w:gridCol w:w="1234"/>
+        <w:gridCol w:w="1234"/>
       </w:tblGrid>
       <w:tr>
         <w:tc>
           <w:tcPr>
-            <w:tcW w:type="dxa" w:w="864"/>
-            <w:shd w:fill="12355B"/>
+            <w:tcW w:type="dxa" w:w="1234"/>
           </w:tcPr>
           <w:p>
             <w:r>
               <w:rPr>
                 <w:b/>
-                <w:color w:val="FFFFFF"/>
-                <w:sz w:val="14"/>
               </w:rPr>
               <w:t>model</w:t>
             </w:r>
@@ -222,15 +305,64 @@
         </w:tc>
         <w:tc>
           <w:tcPr>
-            <w:tcW w:type="dxa" w:w="864"/>
-            <w:shd w:fill="12355B"/>
+            <w:tcW w:type="dxa" w:w="1234"/>
           </w:tcPr>
           <w:p>
             <w:r>
               <w:rPr>
                 <w:b/>
-                <w:color w:val="FFFFFF"/>
-                <w:sz w:val="14"/>
+              </w:rPr>
+              <w:t>test_MAE</w:t>
+            </w:r>
+          </w:p>
+        </w:tc>
+        <w:tc>
+          <w:tcPr>
+            <w:tcW w:type="dxa" w:w="1234"/>
+          </w:tcPr>
+          <w:p>
+            <w:r>
+              <w:rPr>
+                <w:b/>
+              </w:rPr>
+              <w:t>test_RMSE</w:t>
+            </w:r>
+          </w:p>
+        </w:tc>
+        <w:tc>
+          <w:tcPr>
+            <w:tcW w:type="dxa" w:w="1234"/>
+          </w:tcPr>
+          <w:p>
+            <w:r>
+              <w:rPr>
+                <w:b/>
+              </w:rPr>
+              <w:t>test_R2</w:t>
+            </w:r>
+          </w:p>
+        </w:tc>
+        <w:tc>
+          <w:tcPr>
+            <w:tcW w:type="dxa" w:w="1234"/>
+          </w:tcPr>
+          <w:p>
+            <w:r>
+              <w:rPr>
+                <w:b/>
+              </w:rPr>
+              <w:t>train_R2</w:t>
+            </w:r>
+          </w:p>
+        </w:tc>
+        <w:tc>
+          <w:tcPr>
+            <w:tcW w:type="dxa" w:w="1234"/>
+          </w:tcPr>
+          <w:p>
+            <w:r>
+              <w:rPr>
+                <w:b/>
               </w:rPr>
               <w:t>cv_rmse_mean</w:t>
             </w:r>
@@ -238,127 +370,12 @@
         </w:tc>
         <w:tc>
           <w:tcPr>
-            <w:tcW w:type="dxa" w:w="864"/>
-            <w:shd w:fill="12355B"/>
+            <w:tcW w:type="dxa" w:w="1234"/>
           </w:tcPr>
           <w:p>
             <w:r>
               <w:rPr>
                 <w:b/>
-                <w:color w:val="FFFFFF"/>
-                <w:sz w:val="14"/>
-              </w:rPr>
-              <w:t>train_MAE</w:t>
-            </w:r>
-          </w:p>
-        </w:tc>
-        <w:tc>
-          <w:tcPr>
-            <w:tcW w:type="dxa" w:w="864"/>
-            <w:shd w:fill="12355B"/>
-          </w:tcPr>
-          <w:p>
-            <w:r>
-              <w:rPr>
-                <w:b/>
-                <w:color w:val="FFFFFF"/>
-                <w:sz w:val="14"/>
-              </w:rPr>
-              <w:t>train_RMSE</w:t>
-            </w:r>
-          </w:p>
-        </w:tc>
-        <w:tc>
-          <w:tcPr>
-            <w:tcW w:type="dxa" w:w="864"/>
-            <w:shd w:fill="12355B"/>
-          </w:tcPr>
-          <w:p>
-            <w:r>
-              <w:rPr>
-                <w:b/>
-                <w:color w:val="FFFFFF"/>
-                <w:sz w:val="14"/>
-              </w:rPr>
-              <w:t>train_R2</w:t>
-            </w:r>
-          </w:p>
-        </w:tc>
-        <w:tc>
-          <w:tcPr>
-            <w:tcW w:type="dxa" w:w="864"/>
-            <w:shd w:fill="12355B"/>
-          </w:tcPr>
-          <w:p>
-            <w:r>
-              <w:rPr>
-                <w:b/>
-                <w:color w:val="FFFFFF"/>
-                <w:sz w:val="14"/>
-              </w:rPr>
-              <w:t>test_MAE</w:t>
-            </w:r>
-          </w:p>
-        </w:tc>
-        <w:tc>
-          <w:tcPr>
-            <w:tcW w:type="dxa" w:w="864"/>
-            <w:shd w:fill="12355B"/>
-          </w:tcPr>
-          <w:p>
-            <w:r>
-              <w:rPr>
-                <w:b/>
-                <w:color w:val="FFFFFF"/>
-                <w:sz w:val="14"/>
-              </w:rPr>
-              <w:t>test_RMSE</w:t>
-            </w:r>
-          </w:p>
-        </w:tc>
-        <w:tc>
-          <w:tcPr>
-            <w:tcW w:type="dxa" w:w="864"/>
-            <w:shd w:fill="12355B"/>
-          </w:tcPr>
-          <w:p>
-            <w:r>
-              <w:rPr>
-                <w:b/>
-                <w:color w:val="FFFFFF"/>
-                <w:sz w:val="14"/>
-              </w:rPr>
-              <w:t>test_R2</w:t>
-            </w:r>
-          </w:p>
-        </w:tc>
-        <w:tc>
-          <w:tcPr>
-            <w:tcW w:type="dxa" w:w="864"/>
-            <w:shd w:fill="12355B"/>
-          </w:tcPr>
-          <w:p>
-            <w:r>
-              <w:rPr>
-                <w:b/>
-                <w:color w:val="FFFFFF"/>
-                <w:sz w:val="14"/>
-              </w:rPr>
-              <w:t>test_MAPE</w:t>
-            </w:r>
-          </w:p>
-        </w:tc>
-        <w:tc>
-          <w:tcPr>
-            <w:tcW w:type="dxa" w:w="864"/>
-            <w:shd w:fill="12355B"/>
-          </w:tcPr>
-          <w:p>
-            <w:r>
-              <w:rPr>
-                <w:b/>
-                <w:color w:val="FFFFFF"/>
-                <w:sz w:val="14"/>
               </w:rPr>
               <w:t>train_test_RMSE_gap</w:t>
             </w:r>
@@ -368,141 +385,71 @@
       <w:tr>
         <w:tc>
           <w:tcPr>
-            <w:tcW w:type="dxa" w:w="864"/>
-            <w:vAlign w:val="center"/>
+            <w:tcW w:type="dxa" w:w="1234"/>
           </w:tcPr>
           <w:p>
             <w:r>
-              <w:rPr>
-                <w:sz w:val="14"/>
-              </w:rPr>
-              <w:t>HistGradientBoostingRegressor</w:t>
+              <w:t>LightGBM</w:t>
             </w:r>
           </w:p>
         </w:tc>
         <w:tc>
           <w:tcPr>
-            <w:tcW w:type="dxa" w:w="864"/>
-            <w:vAlign w:val="center"/>
+            <w:tcW w:type="dxa" w:w="1234"/>
           </w:tcPr>
           <w:p>
             <w:r>
-              <w:rPr>
-                <w:sz w:val="14"/>
-              </w:rPr>
-              <w:t>2,964.1</w:t>
+              <w:t>2,328.382</w:t>
             </w:r>
           </w:p>
         </w:tc>
         <w:tc>
           <w:tcPr>
-            <w:tcW w:type="dxa" w:w="864"/>
-            <w:vAlign w:val="center"/>
+            <w:tcW w:type="dxa" w:w="1234"/>
           </w:tcPr>
           <w:p>
             <w:r>
-              <w:rPr>
-                <w:sz w:val="14"/>
-              </w:rPr>
-              <w:t>2,257.1</w:t>
+              <w:t>2,909.172</w:t>
             </w:r>
           </w:p>
         </w:tc>
         <w:tc>
           <w:tcPr>
-            <w:tcW w:type="dxa" w:w="864"/>
-            <w:vAlign w:val="center"/>
+            <w:tcW w:type="dxa" w:w="1234"/>
           </w:tcPr>
           <w:p>
             <w:r>
-              <w:rPr>
-                <w:sz w:val="14"/>
-              </w:rPr>
-              <w:t>2,808.4</w:t>
-            </w:r>
-          </w:p>
-        </w:tc>
-        <w:tc>
-          <w:tcPr>
-            <w:tcW w:type="dxa" w:w="864"/>
-            <w:vAlign w:val="center"/>
-          </w:tcPr>
-          <w:p>
-            <w:r>
-              <w:rPr>
-                <w:sz w:val="14"/>
-              </w:rPr>
-              <w:t>0.962</w:t>
-            </w:r>
-          </w:p>
-        </w:tc>
-        <w:tc>
-          <w:tcPr>
-            <w:tcW w:type="dxa" w:w="864"/>
-            <w:vAlign w:val="center"/>
-          </w:tcPr>
-          <w:p>
-            <w:r>
-              <w:rPr>
-                <w:sz w:val="14"/>
-              </w:rPr>
-              <w:t>2,335.0</w:t>
-            </w:r>
-          </w:p>
-        </w:tc>
-        <w:tc>
-          <w:tcPr>
-            <w:tcW w:type="dxa" w:w="864"/>
-            <w:vAlign w:val="center"/>
-          </w:tcPr>
-          <w:p>
-            <w:r>
-              <w:rPr>
-                <w:sz w:val="14"/>
-              </w:rPr>
-              <w:t>2,915.1</w:t>
-            </w:r>
-          </w:p>
-        </w:tc>
-        <w:tc>
-          <w:tcPr>
-            <w:tcW w:type="dxa" w:w="864"/>
-            <w:vAlign w:val="center"/>
-          </w:tcPr>
-          <w:p>
-            <w:r>
-              <w:rPr>
-                <w:sz w:val="14"/>
-              </w:rPr>
               <w:t>0.958</w:t>
             </w:r>
           </w:p>
         </w:tc>
         <w:tc>
           <w:tcPr>
-            <w:tcW w:type="dxa" w:w="864"/>
-            <w:vAlign w:val="center"/>
+            <w:tcW w:type="dxa" w:w="1234"/>
           </w:tcPr>
           <w:p>
             <w:r>
-              <w:rPr>
-                <w:sz w:val="14"/>
-              </w:rPr>
-              <w:t>11.339</w:t>
+              <w:t>0.964</w:t>
             </w:r>
           </w:p>
         </w:tc>
         <w:tc>
           <w:tcPr>
-            <w:tcW w:type="dxa" w:w="864"/>
-            <w:vAlign w:val="center"/>
+            <w:tcW w:type="dxa" w:w="1234"/>
           </w:tcPr>
           <w:p>
             <w:r>
-              <w:rPr>
-                <w:sz w:val="14"/>
-              </w:rPr>
-              <w:t>106.7</w:t>
+              <w:t>2,975.279</w:t>
+            </w:r>
+          </w:p>
+        </w:tc>
+        <w:tc>
+          <w:tcPr>
+            <w:tcW w:type="dxa" w:w="1234"/>
+          </w:tcPr>
+          <w:p>
+            <w:r>
+              <w:t>195.218</w:t>
             </w:r>
           </w:p>
         </w:tc>
@@ -510,141 +457,71 @@
       <w:tr>
         <w:tc>
           <w:tcPr>
-            <w:tcW w:type="dxa" w:w="864"/>
-            <w:vAlign w:val="center"/>
+            <w:tcW w:type="dxa" w:w="1234"/>
           </w:tcPr>
           <w:p>
             <w:r>
-              <w:rPr>
-                <w:sz w:val="14"/>
-              </w:rPr>
-              <w:t>TunedHistGradientBoostingRegressor</w:t>
+              <w:t>HistGradientBoosting</w:t>
             </w:r>
           </w:p>
         </w:tc>
         <w:tc>
           <w:tcPr>
-            <w:tcW w:type="dxa" w:w="864"/>
-            <w:vAlign w:val="center"/>
+            <w:tcW w:type="dxa" w:w="1234"/>
           </w:tcPr>
           <w:p>
             <w:r>
-              <w:rPr>
-                <w:sz w:val="14"/>
-              </w:rPr>
-              <w:t>2,963.0</w:t>
+              <w:t>2,334.436</w:t>
             </w:r>
           </w:p>
         </w:tc>
         <w:tc>
           <w:tcPr>
-            <w:tcW w:type="dxa" w:w="864"/>
-            <w:vAlign w:val="center"/>
+            <w:tcW w:type="dxa" w:w="1234"/>
           </w:tcPr>
           <w:p>
             <w:r>
-              <w:rPr>
-                <w:sz w:val="14"/>
-              </w:rPr>
-              <w:t>2,332.4</w:t>
+              <w:t>2,911.705</w:t>
             </w:r>
           </w:p>
         </w:tc>
         <w:tc>
           <w:tcPr>
-            <w:tcW w:type="dxa" w:w="864"/>
-            <w:vAlign w:val="center"/>
+            <w:tcW w:type="dxa" w:w="1234"/>
           </w:tcPr>
           <w:p>
             <w:r>
-              <w:rPr>
-                <w:sz w:val="14"/>
-              </w:rPr>
-              <w:t>2,901.4</w:t>
-            </w:r>
-          </w:p>
-        </w:tc>
-        <w:tc>
-          <w:tcPr>
-            <w:tcW w:type="dxa" w:w="864"/>
-            <w:vAlign w:val="center"/>
-          </w:tcPr>
-          <w:p>
-            <w:r>
-              <w:rPr>
-                <w:sz w:val="14"/>
-              </w:rPr>
-              <w:t>0.959</w:t>
-            </w:r>
-          </w:p>
-        </w:tc>
-        <w:tc>
-          <w:tcPr>
-            <w:tcW w:type="dxa" w:w="864"/>
-            <w:vAlign w:val="center"/>
-          </w:tcPr>
-          <w:p>
-            <w:r>
-              <w:rPr>
-                <w:sz w:val="14"/>
-              </w:rPr>
-              <w:t>2,351.5</w:t>
-            </w:r>
-          </w:p>
-        </w:tc>
-        <w:tc>
-          <w:tcPr>
-            <w:tcW w:type="dxa" w:w="864"/>
-            <w:vAlign w:val="center"/>
-          </w:tcPr>
-          <w:p>
-            <w:r>
-              <w:rPr>
-                <w:sz w:val="14"/>
-              </w:rPr>
-              <w:t>2,925.1</w:t>
-            </w:r>
-          </w:p>
-        </w:tc>
-        <w:tc>
-          <w:tcPr>
-            <w:tcW w:type="dxa" w:w="864"/>
-            <w:vAlign w:val="center"/>
-          </w:tcPr>
-          <w:p>
-            <w:r>
-              <w:rPr>
-                <w:sz w:val="14"/>
-              </w:rPr>
               <w:t>0.958</w:t>
             </w:r>
           </w:p>
         </w:tc>
         <w:tc>
           <w:tcPr>
-            <w:tcW w:type="dxa" w:w="864"/>
-            <w:vAlign w:val="center"/>
+            <w:tcW w:type="dxa" w:w="1234"/>
           </w:tcPr>
           <w:p>
             <w:r>
-              <w:rPr>
-                <w:sz w:val="14"/>
-              </w:rPr>
-              <w:t>11.479</w:t>
+              <w:t>0.962</w:t>
             </w:r>
           </w:p>
         </w:tc>
         <w:tc>
           <w:tcPr>
-            <w:tcW w:type="dxa" w:w="864"/>
-            <w:vAlign w:val="center"/>
+            <w:tcW w:type="dxa" w:w="1234"/>
           </w:tcPr>
           <w:p>
             <w:r>
-              <w:rPr>
-                <w:sz w:val="14"/>
-              </w:rPr>
-              <w:t>23.706</w:t>
+              <w:t>2,969.155</w:t>
+            </w:r>
+          </w:p>
+        </w:tc>
+        <w:tc>
+          <w:tcPr>
+            <w:tcW w:type="dxa" w:w="1234"/>
+          </w:tcPr>
+          <w:p>
+            <w:r>
+              <w:t>112.246</w:t>
             </w:r>
           </w:p>
         </w:tc>
@@ -652,141 +529,71 @@
       <w:tr>
         <w:tc>
           <w:tcPr>
-            <w:tcW w:type="dxa" w:w="864"/>
-            <w:vAlign w:val="center"/>
+            <w:tcW w:type="dxa" w:w="1234"/>
           </w:tcPr>
           <w:p>
             <w:r>
-              <w:rPr>
-                <w:sz w:val="14"/>
-              </w:rPr>
-              <w:t>GradientBoostingRegressor</w:t>
+              <w:t>CatBoost</w:t>
             </w:r>
           </w:p>
         </w:tc>
         <w:tc>
           <w:tcPr>
-            <w:tcW w:type="dxa" w:w="864"/>
-            <w:vAlign w:val="center"/>
+            <w:tcW w:type="dxa" w:w="1234"/>
           </w:tcPr>
           <w:p>
             <w:r>
-              <w:rPr>
-                <w:sz w:val="14"/>
-              </w:rPr>
-              <w:t>2,977.6</w:t>
+              <w:t>2,344.526</w:t>
             </w:r>
           </w:p>
         </w:tc>
         <w:tc>
           <w:tcPr>
-            <w:tcW w:type="dxa" w:w="864"/>
-            <w:vAlign w:val="center"/>
+            <w:tcW w:type="dxa" w:w="1234"/>
           </w:tcPr>
           <w:p>
             <w:r>
-              <w:rPr>
-                <w:sz w:val="14"/>
-              </w:rPr>
-              <w:t>2,345.4</w:t>
+              <w:t>2,929.303</w:t>
             </w:r>
           </w:p>
         </w:tc>
         <w:tc>
           <w:tcPr>
-            <w:tcW w:type="dxa" w:w="864"/>
-            <w:vAlign w:val="center"/>
+            <w:tcW w:type="dxa" w:w="1234"/>
           </w:tcPr>
           <w:p>
             <w:r>
-              <w:rPr>
-                <w:sz w:val="14"/>
-              </w:rPr>
-              <w:t>2,917.9</w:t>
-            </w:r>
-          </w:p>
-        </w:tc>
-        <w:tc>
-          <w:tcPr>
-            <w:tcW w:type="dxa" w:w="864"/>
-            <w:vAlign w:val="center"/>
-          </w:tcPr>
-          <w:p>
-            <w:r>
-              <w:rPr>
-                <w:sz w:val="14"/>
-              </w:rPr>
-              <w:t>0.959</w:t>
-            </w:r>
-          </w:p>
-        </w:tc>
-        <w:tc>
-          <w:tcPr>
-            <w:tcW w:type="dxa" w:w="864"/>
-            <w:vAlign w:val="center"/>
-          </w:tcPr>
-          <w:p>
-            <w:r>
-              <w:rPr>
-                <w:sz w:val="14"/>
-              </w:rPr>
-              <w:t>2,365.8</w:t>
-            </w:r>
-          </w:p>
-        </w:tc>
-        <w:tc>
-          <w:tcPr>
-            <w:tcW w:type="dxa" w:w="864"/>
-            <w:vAlign w:val="center"/>
-          </w:tcPr>
-          <w:p>
-            <w:r>
-              <w:rPr>
-                <w:sz w:val="14"/>
-              </w:rPr>
-              <w:t>2,939.6</w:t>
-            </w:r>
-          </w:p>
-        </w:tc>
-        <w:tc>
-          <w:tcPr>
-            <w:tcW w:type="dxa" w:w="864"/>
-            <w:vAlign w:val="center"/>
-          </w:tcPr>
-          <w:p>
-            <w:r>
-              <w:rPr>
-                <w:sz w:val="14"/>
-              </w:rPr>
               <w:t>0.958</w:t>
             </w:r>
           </w:p>
         </w:tc>
         <w:tc>
           <w:tcPr>
-            <w:tcW w:type="dxa" w:w="864"/>
-            <w:vAlign w:val="center"/>
+            <w:tcW w:type="dxa" w:w="1234"/>
           </w:tcPr>
           <w:p>
             <w:r>
-              <w:rPr>
-                <w:sz w:val="14"/>
-              </w:rPr>
-              <w:t>11.570</w:t>
+              <w:t>0.962</w:t>
             </w:r>
           </w:p>
         </w:tc>
         <w:tc>
           <w:tcPr>
-            <w:tcW w:type="dxa" w:w="864"/>
-            <w:vAlign w:val="center"/>
+            <w:tcW w:type="dxa" w:w="1234"/>
           </w:tcPr>
           <w:p>
             <w:r>
-              <w:rPr>
-                <w:sz w:val="14"/>
-              </w:rPr>
-              <w:t>21.712</w:t>
+              <w:t>2,969.114</w:t>
+            </w:r>
+          </w:p>
+        </w:tc>
+        <w:tc>
+          <w:tcPr>
+            <w:tcW w:type="dxa" w:w="1234"/>
+          </w:tcPr>
+          <w:p>
+            <w:r>
+              <w:t>132.702</w:t>
             </w:r>
           </w:p>
         </w:tc>
@@ -794,141 +601,71 @@
       <w:tr>
         <w:tc>
           <w:tcPr>
-            <w:tcW w:type="dxa" w:w="864"/>
-            <w:vAlign w:val="center"/>
+            <w:tcW w:type="dxa" w:w="1234"/>
           </w:tcPr>
           <w:p>
             <w:r>
-              <w:rPr>
-                <w:sz w:val="14"/>
-              </w:rPr>
-              <w:t>DecisionTreeRegressor</w:t>
+              <w:t>GradientBoosting</w:t>
             </w:r>
           </w:p>
         </w:tc>
         <w:tc>
           <w:tcPr>
-            <w:tcW w:type="dxa" w:w="864"/>
-            <w:vAlign w:val="center"/>
+            <w:tcW w:type="dxa" w:w="1234"/>
           </w:tcPr>
           <w:p>
             <w:r>
-              <w:rPr>
-                <w:sz w:val="14"/>
-              </w:rPr>
-              <w:t>3,159.2</w:t>
+              <w:t>2,367.703</w:t>
             </w:r>
           </w:p>
         </w:tc>
         <w:tc>
           <w:tcPr>
-            <w:tcW w:type="dxa" w:w="864"/>
-            <w:vAlign w:val="center"/>
+            <w:tcW w:type="dxa" w:w="1234"/>
           </w:tcPr>
           <w:p>
             <w:r>
-              <w:rPr>
-                <w:sz w:val="14"/>
-              </w:rPr>
-              <w:t>2,173.4</w:t>
+              <w:t>2,944.151</w:t>
             </w:r>
           </w:p>
         </w:tc>
         <w:tc>
           <w:tcPr>
-            <w:tcW w:type="dxa" w:w="864"/>
-            <w:vAlign w:val="center"/>
+            <w:tcW w:type="dxa" w:w="1234"/>
           </w:tcPr>
           <w:p>
             <w:r>
-              <w:rPr>
-                <w:sz w:val="14"/>
-              </w:rPr>
-              <w:t>2,755.8</w:t>
+              <w:t>0.957</w:t>
             </w:r>
           </w:p>
         </w:tc>
         <w:tc>
           <w:tcPr>
-            <w:tcW w:type="dxa" w:w="864"/>
-            <w:vAlign w:val="center"/>
+            <w:tcW w:type="dxa" w:w="1234"/>
           </w:tcPr>
           <w:p>
             <w:r>
-              <w:rPr>
-                <w:sz w:val="14"/>
-              </w:rPr>
-              <w:t>0.963</w:t>
+              <w:t>0.958</w:t>
             </w:r>
           </w:p>
         </w:tc>
         <w:tc>
           <w:tcPr>
-            <w:tcW w:type="dxa" w:w="864"/>
-            <w:vAlign w:val="center"/>
+            <w:tcW w:type="dxa" w:w="1234"/>
           </w:tcPr>
           <w:p>
             <w:r>
-              <w:rPr>
-                <w:sz w:val="14"/>
-              </w:rPr>
-              <w:t>2,447.3</w:t>
+              <w:t>2,979.133</w:t>
             </w:r>
           </w:p>
         </w:tc>
         <w:tc>
           <w:tcPr>
-            <w:tcW w:type="dxa" w:w="864"/>
-            <w:vAlign w:val="center"/>
+            <w:tcW w:type="dxa" w:w="1234"/>
           </w:tcPr>
           <w:p>
             <w:r>
-              <w:rPr>
-                <w:sz w:val="14"/>
-              </w:rPr>
-              <w:t>3,102.5</w:t>
-            </w:r>
-          </w:p>
-        </w:tc>
-        <w:tc>
-          <w:tcPr>
-            <w:tcW w:type="dxa" w:w="864"/>
-            <w:vAlign w:val="center"/>
-          </w:tcPr>
-          <w:p>
-            <w:r>
-              <w:rPr>
-                <w:sz w:val="14"/>
-              </w:rPr>
-              <w:t>0.953</w:t>
-            </w:r>
-          </w:p>
-        </w:tc>
-        <w:tc>
-          <w:tcPr>
-            <w:tcW w:type="dxa" w:w="864"/>
-            <w:vAlign w:val="center"/>
-          </w:tcPr>
-          <w:p>
-            <w:r>
-              <w:rPr>
-                <w:sz w:val="14"/>
-              </w:rPr>
-              <w:t>11.666</w:t>
-            </w:r>
-          </w:p>
-        </w:tc>
-        <w:tc>
-          <w:tcPr>
-            <w:tcW w:type="dxa" w:w="864"/>
-            <w:vAlign w:val="center"/>
-          </w:tcPr>
-          <w:p>
-            <w:r>
-              <w:rPr>
-                <w:sz w:val="14"/>
-              </w:rPr>
-              <w:t>346.7</w:t>
+              <w:t>4.291</w:t>
             </w:r>
           </w:p>
         </w:tc>
@@ -936,141 +673,71 @@
       <w:tr>
         <w:tc>
           <w:tcPr>
-            <w:tcW w:type="dxa" w:w="864"/>
-            <w:vAlign w:val="center"/>
+            <w:tcW w:type="dxa" w:w="1234"/>
           </w:tcPr>
           <w:p>
             <w:r>
-              <w:rPr>
-                <w:sz w:val="14"/>
-              </w:rPr>
-              <w:t>Lasso</w:t>
+              <w:t>RandomForest</w:t>
             </w:r>
           </w:p>
         </w:tc>
         <w:tc>
           <w:tcPr>
-            <w:tcW w:type="dxa" w:w="864"/>
-            <w:vAlign w:val="center"/>
+            <w:tcW w:type="dxa" w:w="1234"/>
           </w:tcPr>
           <w:p>
             <w:r>
-              <w:rPr>
-                <w:sz w:val="14"/>
-              </w:rPr>
-              <w:t>3,357.0</w:t>
+              <w:t>2,380.823</w:t>
             </w:r>
           </w:p>
         </w:tc>
         <w:tc>
           <w:tcPr>
-            <w:tcW w:type="dxa" w:w="864"/>
-            <w:vAlign w:val="center"/>
+            <w:tcW w:type="dxa" w:w="1234"/>
           </w:tcPr>
           <w:p>
             <w:r>
-              <w:rPr>
-                <w:sz w:val="14"/>
-              </w:rPr>
-              <w:t>2,694.6</w:t>
+              <w:t>3,006.095</w:t>
             </w:r>
           </w:p>
         </w:tc>
         <w:tc>
           <w:tcPr>
-            <w:tcW w:type="dxa" w:w="864"/>
-            <w:vAlign w:val="center"/>
+            <w:tcW w:type="dxa" w:w="1234"/>
           </w:tcPr>
           <w:p>
             <w:r>
-              <w:rPr>
-                <w:sz w:val="14"/>
-              </w:rPr>
-              <w:t>3,347.3</w:t>
+              <w:t>0.956</w:t>
             </w:r>
           </w:p>
         </w:tc>
         <w:tc>
           <w:tcPr>
-            <w:tcW w:type="dxa" w:w="864"/>
-            <w:vAlign w:val="center"/>
+            <w:tcW w:type="dxa" w:w="1234"/>
           </w:tcPr>
           <w:p>
             <w:r>
-              <w:rPr>
-                <w:sz w:val="14"/>
-              </w:rPr>
-              <w:t>0.945</w:t>
+              <w:t>0.994</w:t>
             </w:r>
           </w:p>
         </w:tc>
         <w:tc>
           <w:tcPr>
-            <w:tcW w:type="dxa" w:w="864"/>
-            <w:vAlign w:val="center"/>
+            <w:tcW w:type="dxa" w:w="1234"/>
           </w:tcPr>
           <w:p>
             <w:r>
-              <w:rPr>
-                <w:sz w:val="14"/>
-              </w:rPr>
-              <w:t>2,709.8</w:t>
+              <w:t>3,060.937</w:t>
             </w:r>
           </w:p>
         </w:tc>
         <w:tc>
           <w:tcPr>
-            <w:tcW w:type="dxa" w:w="864"/>
-            <w:vAlign w:val="center"/>
+            <w:tcW w:type="dxa" w:w="1234"/>
           </w:tcPr>
           <w:p>
             <w:r>
-              <w:rPr>
-                <w:sz w:val="14"/>
-              </w:rPr>
-              <w:t>3,355.5</w:t>
-            </w:r>
-          </w:p>
-        </w:tc>
-        <w:tc>
-          <w:tcPr>
-            <w:tcW w:type="dxa" w:w="864"/>
-            <w:vAlign w:val="center"/>
-          </w:tcPr>
-          <w:p>
-            <w:r>
-              <w:rPr>
-                <w:sz w:val="14"/>
-              </w:rPr>
-              <w:t>0.945</w:t>
-            </w:r>
-          </w:p>
-        </w:tc>
-        <w:tc>
-          <w:tcPr>
-            <w:tcW w:type="dxa" w:w="864"/>
-            <w:vAlign w:val="center"/>
-          </w:tcPr>
-          <w:p>
-            <w:r>
-              <w:rPr>
-                <w:sz w:val="14"/>
-              </w:rPr>
-              <w:t>15.316</w:t>
-            </w:r>
-          </w:p>
-        </w:tc>
-        <w:tc>
-          <w:tcPr>
-            <w:tcW w:type="dxa" w:w="864"/>
-            <w:vAlign w:val="center"/>
-          </w:tcPr>
-          <w:p>
-            <w:r>
-              <w:rPr>
-                <w:sz w:val="14"/>
-              </w:rPr>
-              <w:t>8.233</w:t>
+              <w:t>1,865.289</w:t>
             </w:r>
           </w:p>
         </w:tc>
@@ -1078,141 +745,71 @@
       <w:tr>
         <w:tc>
           <w:tcPr>
-            <w:tcW w:type="dxa" w:w="864"/>
-            <w:vAlign w:val="center"/>
+            <w:tcW w:type="dxa" w:w="1234"/>
           </w:tcPr>
           <w:p>
             <w:r>
-              <w:rPr>
-                <w:sz w:val="14"/>
-              </w:rPr>
-              <w:t>LinearRegression</w:t>
+              <w:t>XGBoost</w:t>
             </w:r>
           </w:p>
         </w:tc>
         <w:tc>
           <w:tcPr>
-            <w:tcW w:type="dxa" w:w="864"/>
-            <w:vAlign w:val="center"/>
+            <w:tcW w:type="dxa" w:w="1234"/>
           </w:tcPr>
           <w:p>
             <w:r>
-              <w:rPr>
-                <w:sz w:val="14"/>
-              </w:rPr>
-              <w:t>3,357.1</w:t>
+              <w:t>2,427.640</w:t>
             </w:r>
           </w:p>
         </w:tc>
         <w:tc>
           <w:tcPr>
-            <w:tcW w:type="dxa" w:w="864"/>
-            <w:vAlign w:val="center"/>
+            <w:tcW w:type="dxa" w:w="1234"/>
           </w:tcPr>
           <w:p>
             <w:r>
-              <w:rPr>
-                <w:sz w:val="14"/>
-              </w:rPr>
-              <w:t>2,694.6</w:t>
+              <w:t>3,034.263</w:t>
             </w:r>
           </w:p>
         </w:tc>
         <w:tc>
           <w:tcPr>
-            <w:tcW w:type="dxa" w:w="864"/>
-            <w:vAlign w:val="center"/>
+            <w:tcW w:type="dxa" w:w="1234"/>
           </w:tcPr>
           <w:p>
             <w:r>
-              <w:rPr>
-                <w:sz w:val="14"/>
-              </w:rPr>
-              <w:t>3,347.3</w:t>
+              <w:t>0.955</w:t>
             </w:r>
           </w:p>
         </w:tc>
         <w:tc>
           <w:tcPr>
-            <w:tcW w:type="dxa" w:w="864"/>
-            <w:vAlign w:val="center"/>
+            <w:tcW w:type="dxa" w:w="1234"/>
           </w:tcPr>
           <w:p>
             <w:r>
-              <w:rPr>
-                <w:sz w:val="14"/>
-              </w:rPr>
-              <w:t>0.945</w:t>
+              <w:t>0.978</w:t>
             </w:r>
           </w:p>
         </w:tc>
         <w:tc>
           <w:tcPr>
-            <w:tcW w:type="dxa" w:w="864"/>
-            <w:vAlign w:val="center"/>
+            <w:tcW w:type="dxa" w:w="1234"/>
           </w:tcPr>
           <w:p>
             <w:r>
-              <w:rPr>
-                <w:sz w:val="14"/>
-              </w:rPr>
-              <w:t>2,709.7</w:t>
+              <w:t>3,122.070</w:t>
             </w:r>
           </w:p>
         </w:tc>
         <w:tc>
           <w:tcPr>
-            <w:tcW w:type="dxa" w:w="864"/>
-            <w:vAlign w:val="center"/>
+            <w:tcW w:type="dxa" w:w="1234"/>
           </w:tcPr>
           <w:p>
             <w:r>
-              <w:rPr>
-                <w:sz w:val="14"/>
-              </w:rPr>
-              <w:t>3,355.6</w:t>
-            </w:r>
-          </w:p>
-        </w:tc>
-        <w:tc>
-          <w:tcPr>
-            <w:tcW w:type="dxa" w:w="864"/>
-            <w:vAlign w:val="center"/>
-          </w:tcPr>
-          <w:p>
-            <w:r>
-              <w:rPr>
-                <w:sz w:val="14"/>
-              </w:rPr>
-              <w:t>0.945</w:t>
-            </w:r>
-          </w:p>
-        </w:tc>
-        <w:tc>
-          <w:tcPr>
-            <w:tcW w:type="dxa" w:w="864"/>
-            <w:vAlign w:val="center"/>
-          </w:tcPr>
-          <w:p>
-            <w:r>
-              <w:rPr>
-                <w:sz w:val="14"/>
-              </w:rPr>
-              <w:t>15.316</w:t>
-            </w:r>
-          </w:p>
-        </w:tc>
-        <w:tc>
-          <w:tcPr>
-            <w:tcW w:type="dxa" w:w="864"/>
-            <w:vAlign w:val="center"/>
-          </w:tcPr>
-          <w:p>
-            <w:r>
-              <w:rPr>
-                <w:sz w:val="14"/>
-              </w:rPr>
-              <w:t>8.250</w:t>
+              <w:t>906.180</w:t>
             </w:r>
           </w:p>
         </w:tc>
@@ -1220,141 +817,71 @@
       <w:tr>
         <w:tc>
           <w:tcPr>
-            <w:tcW w:type="dxa" w:w="864"/>
-            <w:vAlign w:val="center"/>
+            <w:tcW w:type="dxa" w:w="1234"/>
           </w:tcPr>
           <w:p>
             <w:r>
-              <w:rPr>
-                <w:sz w:val="14"/>
-              </w:rPr>
-              <w:t>Ridge</w:t>
+              <w:t>ExtraTrees</w:t>
             </w:r>
           </w:p>
         </w:tc>
         <w:tc>
           <w:tcPr>
-            <w:tcW w:type="dxa" w:w="864"/>
-            <w:vAlign w:val="center"/>
+            <w:tcW w:type="dxa" w:w="1234"/>
           </w:tcPr>
           <w:p>
             <w:r>
-              <w:rPr>
-                <w:sz w:val="14"/>
-              </w:rPr>
-              <w:t>3,357.1</w:t>
+              <w:t>2,488.563</w:t>
             </w:r>
           </w:p>
         </w:tc>
         <w:tc>
           <w:tcPr>
-            <w:tcW w:type="dxa" w:w="864"/>
-            <w:vAlign w:val="center"/>
+            <w:tcW w:type="dxa" w:w="1234"/>
           </w:tcPr>
           <w:p>
             <w:r>
-              <w:rPr>
-                <w:sz w:val="14"/>
-              </w:rPr>
-              <w:t>2,694.4</w:t>
+              <w:t>3,152.681</w:t>
             </w:r>
           </w:p>
         </w:tc>
         <w:tc>
           <w:tcPr>
-            <w:tcW w:type="dxa" w:w="864"/>
-            <w:vAlign w:val="center"/>
+            <w:tcW w:type="dxa" w:w="1234"/>
           </w:tcPr>
           <w:p>
             <w:r>
-              <w:rPr>
-                <w:sz w:val="14"/>
-              </w:rPr>
-              <w:t>3,347.3</w:t>
+              <w:t>0.951</w:t>
             </w:r>
           </w:p>
         </w:tc>
         <w:tc>
           <w:tcPr>
-            <w:tcW w:type="dxa" w:w="864"/>
-            <w:vAlign w:val="center"/>
+            <w:tcW w:type="dxa" w:w="1234"/>
           </w:tcPr>
           <w:p>
             <w:r>
-              <w:rPr>
-                <w:sz w:val="14"/>
-              </w:rPr>
-              <w:t>0.945</w:t>
+              <w:t>1.000</w:t>
             </w:r>
           </w:p>
         </w:tc>
         <w:tc>
           <w:tcPr>
-            <w:tcW w:type="dxa" w:w="864"/>
-            <w:vAlign w:val="center"/>
+            <w:tcW w:type="dxa" w:w="1234"/>
           </w:tcPr>
           <w:p>
             <w:r>
-              <w:rPr>
-                <w:sz w:val="14"/>
-              </w:rPr>
-              <w:t>2,709.6</w:t>
+              <w:t>3,164.414</w:t>
             </w:r>
           </w:p>
         </w:tc>
         <w:tc>
           <w:tcPr>
-            <w:tcW w:type="dxa" w:w="864"/>
-            <w:vAlign w:val="center"/>
+            <w:tcW w:type="dxa" w:w="1234"/>
           </w:tcPr>
           <w:p>
             <w:r>
-              <w:rPr>
-                <w:sz w:val="14"/>
-              </w:rPr>
-              <w:t>3,355.7</w:t>
-            </w:r>
-          </w:p>
-        </w:tc>
-        <w:tc>
-          <w:tcPr>
-            <w:tcW w:type="dxa" w:w="864"/>
-            <w:vAlign w:val="center"/>
-          </w:tcPr>
-          <w:p>
-            <w:r>
-              <w:rPr>
-                <w:sz w:val="14"/>
-              </w:rPr>
-              <w:t>0.945</w:t>
-            </w:r>
-          </w:p>
-        </w:tc>
-        <w:tc>
-          <w:tcPr>
-            <w:tcW w:type="dxa" w:w="864"/>
-            <w:vAlign w:val="center"/>
-          </w:tcPr>
-          <w:p>
-            <w:r>
-              <w:rPr>
-                <w:sz w:val="14"/>
-              </w:rPr>
-              <w:t>15.313</w:t>
-            </w:r>
-          </w:p>
-        </w:tc>
-        <w:tc>
-          <w:tcPr>
-            <w:tcW w:type="dxa" w:w="864"/>
-            <w:vAlign w:val="center"/>
-          </w:tcPr>
-          <w:p>
-            <w:r>
-              <w:rPr>
-                <w:sz w:val="14"/>
-              </w:rPr>
-              <w:t>8.399</w:t>
+              <w:t>3,152.681</w:t>
             </w:r>
           </w:p>
         </w:tc>
@@ -1362,141 +889,71 @@
       <w:tr>
         <w:tc>
           <w:tcPr>
-            <w:tcW w:type="dxa" w:w="864"/>
-            <w:vAlign w:val="center"/>
+            <w:tcW w:type="dxa" w:w="1234"/>
           </w:tcPr>
           <w:p>
             <w:r>
-              <w:rPr>
-                <w:sz w:val="14"/>
-              </w:rPr>
-              <w:t>ElasticNet</w:t>
+              <w:t>Lasso</w:t>
             </w:r>
           </w:p>
         </w:tc>
         <w:tc>
           <w:tcPr>
-            <w:tcW w:type="dxa" w:w="864"/>
-            <w:vAlign w:val="center"/>
+            <w:tcW w:type="dxa" w:w="1234"/>
           </w:tcPr>
           <w:p>
             <w:r>
-              <w:rPr>
-                <w:sz w:val="14"/>
-              </w:rPr>
-              <w:t>3,407.7</w:t>
+              <w:t>2,709.290</w:t>
             </w:r>
           </w:p>
         </w:tc>
         <w:tc>
           <w:tcPr>
-            <w:tcW w:type="dxa" w:w="864"/>
-            <w:vAlign w:val="center"/>
+            <w:tcW w:type="dxa" w:w="1234"/>
           </w:tcPr>
           <w:p>
             <w:r>
-              <w:rPr>
-                <w:sz w:val="14"/>
-              </w:rPr>
-              <w:t>2,716.3</w:t>
+              <w:t>3,354.717</w:t>
             </w:r>
           </w:p>
         </w:tc>
         <w:tc>
           <w:tcPr>
-            <w:tcW w:type="dxa" w:w="864"/>
-            <w:vAlign w:val="center"/>
+            <w:tcW w:type="dxa" w:w="1234"/>
           </w:tcPr>
           <w:p>
             <w:r>
-              <w:rPr>
-                <w:sz w:val="14"/>
-              </w:rPr>
-              <w:t>3,400.3</w:t>
+              <w:t>0.945</w:t>
             </w:r>
           </w:p>
         </w:tc>
         <w:tc>
           <w:tcPr>
-            <w:tcW w:type="dxa" w:w="864"/>
-            <w:vAlign w:val="center"/>
+            <w:tcW w:type="dxa" w:w="1234"/>
           </w:tcPr>
           <w:p>
             <w:r>
-              <w:rPr>
-                <w:sz w:val="14"/>
-              </w:rPr>
-              <w:t>0.944</w:t>
+              <w:t>0.945</w:t>
             </w:r>
           </w:p>
         </w:tc>
         <w:tc>
           <w:tcPr>
-            <w:tcW w:type="dxa" w:w="864"/>
-            <w:vAlign w:val="center"/>
+            <w:tcW w:type="dxa" w:w="1234"/>
           </w:tcPr>
           <w:p>
             <w:r>
-              <w:rPr>
-                <w:sz w:val="14"/>
-              </w:rPr>
-              <w:t>2,725.0</w:t>
+              <w:t>3,356.087</w:t>
             </w:r>
           </w:p>
         </w:tc>
         <w:tc>
           <w:tcPr>
-            <w:tcW w:type="dxa" w:w="864"/>
-            <w:vAlign w:val="center"/>
+            <w:tcW w:type="dxa" w:w="1234"/>
           </w:tcPr>
           <w:p>
             <w:r>
-              <w:rPr>
-                <w:sz w:val="14"/>
-              </w:rPr>
-              <w:t>3,409.2</w:t>
-            </w:r>
-          </w:p>
-        </w:tc>
-        <w:tc>
-          <w:tcPr>
-            <w:tcW w:type="dxa" w:w="864"/>
-            <w:vAlign w:val="center"/>
-          </w:tcPr>
-          <w:p>
-            <w:r>
-              <w:rPr>
-                <w:sz w:val="14"/>
-              </w:rPr>
-              <w:t>0.943</w:t>
-            </w:r>
-          </w:p>
-        </w:tc>
-        <w:tc>
-          <w:tcPr>
-            <w:tcW w:type="dxa" w:w="864"/>
-            <w:vAlign w:val="center"/>
-          </w:tcPr>
-          <w:p>
-            <w:r>
-              <w:rPr>
-                <w:sz w:val="14"/>
-              </w:rPr>
-              <w:t>15.283</w:t>
-            </w:r>
-          </w:p>
-        </w:tc>
-        <w:tc>
-          <w:tcPr>
-            <w:tcW w:type="dxa" w:w="864"/>
-            <w:vAlign w:val="center"/>
-          </w:tcPr>
-          <w:p>
-            <w:r>
-              <w:rPr>
-                <w:sz w:val="14"/>
-              </w:rPr>
-              <w:t>8.898</w:t>
+              <w:t>7.225</w:t>
             </w:r>
           </w:p>
         </w:tc>
@@ -1504,141 +961,71 @@
       <w:tr>
         <w:tc>
           <w:tcPr>
-            <w:tcW w:type="dxa" w:w="864"/>
-            <w:vAlign w:val="center"/>
+            <w:tcW w:type="dxa" w:w="1234"/>
           </w:tcPr>
           <w:p>
             <w:r>
-              <w:rPr>
-                <w:sz w:val="14"/>
-              </w:rPr>
-              <w:t>RandomForestRegressor</w:t>
+              <w:t>LinearRegression</w:t>
             </w:r>
           </w:p>
         </w:tc>
         <w:tc>
           <w:tcPr>
-            <w:tcW w:type="dxa" w:w="864"/>
-            <w:vAlign w:val="center"/>
+            <w:tcW w:type="dxa" w:w="1234"/>
           </w:tcPr>
           <w:p>
             <w:r>
-              <w:rPr>
-                <w:sz w:val="14"/>
-              </w:rPr>
-              <w:t>4,443.7</w:t>
+              <w:t>2,710.244</w:t>
             </w:r>
           </w:p>
         </w:tc>
         <w:tc>
           <w:tcPr>
-            <w:tcW w:type="dxa" w:w="864"/>
-            <w:vAlign w:val="center"/>
+            <w:tcW w:type="dxa" w:w="1234"/>
           </w:tcPr>
           <w:p>
             <w:r>
-              <w:rPr>
-                <w:sz w:val="14"/>
-              </w:rPr>
-              <w:t>2,951.6</w:t>
+              <w:t>3,355.857</w:t>
             </w:r>
           </w:p>
         </w:tc>
         <w:tc>
           <w:tcPr>
-            <w:tcW w:type="dxa" w:w="864"/>
-            <w:vAlign w:val="center"/>
+            <w:tcW w:type="dxa" w:w="1234"/>
           </w:tcPr>
           <w:p>
             <w:r>
-              <w:rPr>
-                <w:sz w:val="14"/>
-              </w:rPr>
-              <w:t>3,799.2</w:t>
+              <w:t>0.945</w:t>
             </w:r>
           </w:p>
         </w:tc>
         <w:tc>
           <w:tcPr>
-            <w:tcW w:type="dxa" w:w="864"/>
-            <w:vAlign w:val="center"/>
+            <w:tcW w:type="dxa" w:w="1234"/>
           </w:tcPr>
           <w:p>
             <w:r>
-              <w:rPr>
-                <w:sz w:val="14"/>
-              </w:rPr>
-              <w:t>0.930</w:t>
+              <w:t>0.945</w:t>
             </w:r>
           </w:p>
         </w:tc>
         <w:tc>
           <w:tcPr>
-            <w:tcW w:type="dxa" w:w="864"/>
-            <w:vAlign w:val="center"/>
+            <w:tcW w:type="dxa" w:w="1234"/>
           </w:tcPr>
           <w:p>
             <w:r>
-              <w:rPr>
-                <w:sz w:val="14"/>
-              </w:rPr>
-              <w:t>3,287.8</w:t>
+              <w:t>3,357.042</w:t>
             </w:r>
           </w:p>
         </w:tc>
         <w:tc>
           <w:tcPr>
-            <w:tcW w:type="dxa" w:w="864"/>
-            <w:vAlign w:val="center"/>
+            <w:tcW w:type="dxa" w:w="1234"/>
           </w:tcPr>
           <w:p>
             <w:r>
-              <w:rPr>
-                <w:sz w:val="14"/>
-              </w:rPr>
-              <w:t>4,265.8</w:t>
-            </w:r>
-          </w:p>
-        </w:tc>
-        <w:tc>
-          <w:tcPr>
-            <w:tcW w:type="dxa" w:w="864"/>
-            <w:vAlign w:val="center"/>
-          </w:tcPr>
-          <w:p>
-            <w:r>
-              <w:rPr>
-                <w:sz w:val="14"/>
-              </w:rPr>
-              <w:t>0.911</w:t>
-            </w:r>
-          </w:p>
-        </w:tc>
-        <w:tc>
-          <w:tcPr>
-            <w:tcW w:type="dxa" w:w="864"/>
-            <w:vAlign w:val="center"/>
-          </w:tcPr>
-          <w:p>
-            <w:r>
-              <w:rPr>
-                <w:sz w:val="14"/>
-              </w:rPr>
-              <w:t>19.062</w:t>
-            </w:r>
-          </w:p>
-        </w:tc>
-        <w:tc>
-          <w:tcPr>
-            <w:tcW w:type="dxa" w:w="864"/>
-            <w:vAlign w:val="center"/>
-          </w:tcPr>
-          <w:p>
-            <w:r>
-              <w:rPr>
-                <w:sz w:val="14"/>
-              </w:rPr>
-              <w:t>466.6</w:t>
+              <w:t>8.459</w:t>
             </w:r>
           </w:p>
         </w:tc>
@@ -1646,141 +1033,71 @@
       <w:tr>
         <w:tc>
           <w:tcPr>
-            <w:tcW w:type="dxa" w:w="864"/>
-            <w:vAlign w:val="center"/>
+            <w:tcW w:type="dxa" w:w="1234"/>
           </w:tcPr>
           <w:p>
             <w:r>
-              <w:rPr>
-                <w:sz w:val="14"/>
-              </w:rPr>
-              <w:t>ExtraTreesRegressor</w:t>
+              <w:t>Ridge</w:t>
             </w:r>
           </w:p>
         </w:tc>
         <w:tc>
           <w:tcPr>
-            <w:tcW w:type="dxa" w:w="864"/>
-            <w:vAlign w:val="center"/>
+            <w:tcW w:type="dxa" w:w="1234"/>
           </w:tcPr>
           <w:p>
             <w:r>
-              <w:rPr>
-                <w:sz w:val="14"/>
-              </w:rPr>
-              <w:t>5,605.9</w:t>
+              <w:t>2,710.197</w:t>
             </w:r>
           </w:p>
         </w:tc>
         <w:tc>
           <w:tcPr>
-            <w:tcW w:type="dxa" w:w="864"/>
-            <w:vAlign w:val="center"/>
+            <w:tcW w:type="dxa" w:w="1234"/>
           </w:tcPr>
           <w:p>
             <w:r>
-              <w:rPr>
-                <w:sz w:val="14"/>
-              </w:rPr>
-              <w:t>3,603.7</w:t>
+              <w:t>3,355.885</w:t>
             </w:r>
           </w:p>
         </w:tc>
         <w:tc>
           <w:tcPr>
-            <w:tcW w:type="dxa" w:w="864"/>
-            <w:vAlign w:val="center"/>
+            <w:tcW w:type="dxa" w:w="1234"/>
           </w:tcPr>
           <w:p>
             <w:r>
-              <w:rPr>
-                <w:sz w:val="14"/>
-              </w:rPr>
-              <w:t>4,527.3</w:t>
+              <w:t>0.945</w:t>
             </w:r>
           </w:p>
         </w:tc>
         <w:tc>
           <w:tcPr>
-            <w:tcW w:type="dxa" w:w="864"/>
-            <w:vAlign w:val="center"/>
+            <w:tcW w:type="dxa" w:w="1234"/>
           </w:tcPr>
           <w:p>
             <w:r>
-              <w:rPr>
-                <w:sz w:val="14"/>
-              </w:rPr>
-              <w:t>0.900</w:t>
+              <w:t>0.945</w:t>
             </w:r>
           </w:p>
         </w:tc>
         <w:tc>
           <w:tcPr>
-            <w:tcW w:type="dxa" w:w="864"/>
-            <w:vAlign w:val="center"/>
+            <w:tcW w:type="dxa" w:w="1234"/>
           </w:tcPr>
           <w:p>
             <w:r>
-              <w:rPr>
-                <w:sz w:val="14"/>
-              </w:rPr>
-              <w:t>4,329.4</w:t>
+              <w:t>3,357.028</w:t>
             </w:r>
           </w:p>
         </w:tc>
         <w:tc>
           <w:tcPr>
-            <w:tcW w:type="dxa" w:w="864"/>
-            <w:vAlign w:val="center"/>
+            <w:tcW w:type="dxa" w:w="1234"/>
           </w:tcPr>
           <w:p>
             <w:r>
-              <w:rPr>
-                <w:sz w:val="14"/>
-              </w:rPr>
-              <w:t>5,443.9</w:t>
-            </w:r>
-          </w:p>
-        </w:tc>
-        <w:tc>
-          <w:tcPr>
-            <w:tcW w:type="dxa" w:w="864"/>
-            <w:vAlign w:val="center"/>
-          </w:tcPr>
-          <w:p>
-            <w:r>
-              <w:rPr>
-                <w:sz w:val="14"/>
-              </w:rPr>
-              <w:t>0.855</w:t>
-            </w:r>
-          </w:p>
-        </w:tc>
-        <w:tc>
-          <w:tcPr>
-            <w:tcW w:type="dxa" w:w="864"/>
-            <w:vAlign w:val="center"/>
-          </w:tcPr>
-          <w:p>
-            <w:r>
-              <w:rPr>
-                <w:sz w:val="14"/>
-              </w:rPr>
-              <w:t>26.305</w:t>
-            </w:r>
-          </w:p>
-        </w:tc>
-        <w:tc>
-          <w:tcPr>
-            <w:tcW w:type="dxa" w:w="864"/>
-            <w:vAlign w:val="center"/>
-          </w:tcPr>
-          <w:p>
-            <w:r>
-              <w:rPr>
-                <w:sz w:val="14"/>
-              </w:rPr>
-              <w:t>916.6</w:t>
+              <w:t>8.485</w:t>
             </w:r>
           </w:p>
         </w:tc>
@@ -1788,147 +1105,220 @@
       <w:tr>
         <w:tc>
           <w:tcPr>
-            <w:tcW w:type="dxa" w:w="864"/>
-            <w:vAlign w:val="center"/>
+            <w:tcW w:type="dxa" w:w="1234"/>
           </w:tcPr>
           <w:p>
             <w:r>
-              <w:rPr>
-                <w:sz w:val="14"/>
-              </w:rPr>
+              <w:t>DecisionTree</w:t>
+            </w:r>
+          </w:p>
+        </w:tc>
+        <w:tc>
+          <w:tcPr>
+            <w:tcW w:type="dxa" w:w="1234"/>
+          </w:tcPr>
+          <w:p>
+            <w:r>
+              <w:t>3,247.148</w:t>
+            </w:r>
+          </w:p>
+        </w:tc>
+        <w:tc>
+          <w:tcPr>
+            <w:tcW w:type="dxa" w:w="1234"/>
+          </w:tcPr>
+          <w:p>
+            <w:r>
+              <w:t>4,221.398</w:t>
+            </w:r>
+          </w:p>
+        </w:tc>
+        <w:tc>
+          <w:tcPr>
+            <w:tcW w:type="dxa" w:w="1234"/>
+          </w:tcPr>
+          <w:p>
+            <w:r>
+              <w:t>0.913</w:t>
+            </w:r>
+          </w:p>
+        </w:tc>
+        <w:tc>
+          <w:tcPr>
+            <w:tcW w:type="dxa" w:w="1234"/>
+          </w:tcPr>
+          <w:p>
+            <w:r>
+              <w:t>1.000</w:t>
+            </w:r>
+          </w:p>
+        </w:tc>
+        <w:tc>
+          <w:tcPr>
+            <w:tcW w:type="dxa" w:w="1234"/>
+          </w:tcPr>
+          <w:p>
+            <w:r>
+              <w:t>4,233.406</w:t>
+            </w:r>
+          </w:p>
+        </w:tc>
+        <w:tc>
+          <w:tcPr>
+            <w:tcW w:type="dxa" w:w="1234"/>
+          </w:tcPr>
+          <w:p>
+            <w:r>
+              <w:t>4,221.398</w:t>
+            </w:r>
+          </w:p>
+        </w:tc>
+      </w:tr>
+      <w:tr>
+        <w:tc>
+          <w:tcPr>
+            <w:tcW w:type="dxa" w:w="1234"/>
+          </w:tcPr>
+          <w:p>
+            <w:r>
+              <w:t>ElasticNet</w:t>
+            </w:r>
+          </w:p>
+        </w:tc>
+        <w:tc>
+          <w:tcPr>
+            <w:tcW w:type="dxa" w:w="1234"/>
+          </w:tcPr>
+          <w:p>
+            <w:r>
+              <w:t>4,227.569</w:t>
+            </w:r>
+          </w:p>
+        </w:tc>
+        <w:tc>
+          <w:tcPr>
+            <w:tcW w:type="dxa" w:w="1234"/>
+          </w:tcPr>
+          <w:p>
+            <w:r>
+              <w:t>5,321.243</w:t>
+            </w:r>
+          </w:p>
+        </w:tc>
+        <w:tc>
+          <w:tcPr>
+            <w:tcW w:type="dxa" w:w="1234"/>
+          </w:tcPr>
+          <w:p>
+            <w:r>
+              <w:t>0.861</w:t>
+            </w:r>
+          </w:p>
+        </w:tc>
+        <w:tc>
+          <w:tcPr>
+            <w:tcW w:type="dxa" w:w="1234"/>
+          </w:tcPr>
+          <w:p>
+            <w:r>
+              <w:t>0.862</w:t>
+            </w:r>
+          </w:p>
+        </w:tc>
+        <w:tc>
+          <w:tcPr>
+            <w:tcW w:type="dxa" w:w="1234"/>
+          </w:tcPr>
+          <w:p>
+            <w:r>
+              <w:t>5,334.461</w:t>
+            </w:r>
+          </w:p>
+        </w:tc>
+        <w:tc>
+          <w:tcPr>
+            <w:tcW w:type="dxa" w:w="1234"/>
+          </w:tcPr>
+          <w:p>
+            <w:r>
+              <w:t>-9.967</w:t>
+            </w:r>
+          </w:p>
+        </w:tc>
+      </w:tr>
+      <w:tr>
+        <w:tc>
+          <w:tcPr>
+            <w:tcW w:type="dxa" w:w="1234"/>
+          </w:tcPr>
+          <w:p>
+            <w:r>
               <w:t>DummyRegressor</w:t>
             </w:r>
           </w:p>
         </w:tc>
         <w:tc>
           <w:tcPr>
-            <w:tcW w:type="dxa" w:w="864"/>
-            <w:vAlign w:val="center"/>
+            <w:tcW w:type="dxa" w:w="1234"/>
           </w:tcPr>
           <w:p>
             <w:r>
-              <w:rPr>
-                <w:sz w:val="14"/>
-              </w:rPr>
-              <w:t>14,336.2</w:t>
+              <w:t>11,762.003</w:t>
             </w:r>
           </w:p>
         </w:tc>
         <w:tc>
           <w:tcPr>
-            <w:tcW w:type="dxa" w:w="864"/>
-            <w:vAlign w:val="center"/>
+            <w:tcW w:type="dxa" w:w="1234"/>
           </w:tcPr>
           <w:p>
             <w:r>
-              <w:rPr>
-                <w:sz w:val="14"/>
-              </w:rPr>
-              <w:t>11,836.1</w:t>
+              <w:t>14,273.629</w:t>
             </w:r>
           </w:p>
         </w:tc>
         <w:tc>
           <w:tcPr>
-            <w:tcW w:type="dxa" w:w="864"/>
-            <w:vAlign w:val="center"/>
+            <w:tcW w:type="dxa" w:w="1234"/>
           </w:tcPr>
           <w:p>
             <w:r>
-              <w:rPr>
-                <w:sz w:val="14"/>
-              </w:rPr>
-              <w:t>14,335.8</w:t>
+              <w:t>-0.000</w:t>
             </w:r>
           </w:p>
         </w:tc>
         <w:tc>
           <w:tcPr>
-            <w:tcW w:type="dxa" w:w="864"/>
-            <w:vAlign w:val="center"/>
+            <w:tcW w:type="dxa" w:w="1234"/>
           </w:tcPr>
           <w:p>
             <w:r>
-              <w:rPr>
-                <w:sz w:val="14"/>
-              </w:rPr>
               <w:t>0.000</w:t>
             </w:r>
           </w:p>
         </w:tc>
         <w:tc>
           <w:tcPr>
-            <w:tcW w:type="dxa" w:w="864"/>
-            <w:vAlign w:val="center"/>
+            <w:tcW w:type="dxa" w:w="1234"/>
           </w:tcPr>
           <w:p>
             <w:r>
-              <w:rPr>
-                <w:sz w:val="14"/>
-              </w:rPr>
-              <w:t>11,762.0</w:t>
+              <w:t>14,338.912</w:t>
             </w:r>
           </w:p>
         </w:tc>
         <w:tc>
           <w:tcPr>
-            <w:tcW w:type="dxa" w:w="864"/>
-            <w:vAlign w:val="center"/>
+            <w:tcW w:type="dxa" w:w="1234"/>
           </w:tcPr>
           <w:p>
             <w:r>
-              <w:rPr>
-                <w:sz w:val="14"/>
-              </w:rPr>
-              <w:t>14,273.6</w:t>
-            </w:r>
-          </w:p>
-        </w:tc>
-        <w:tc>
-          <w:tcPr>
-            <w:tcW w:type="dxa" w:w="864"/>
-            <w:vAlign w:val="center"/>
-          </w:tcPr>
-          <w:p>
-            <w:r>
-              <w:rPr>
-                <w:sz w:val="14"/>
-              </w:rPr>
-              <w:t>-0.000</w:t>
-            </w:r>
-          </w:p>
-        </w:tc>
-        <w:tc>
-          <w:tcPr>
-            <w:tcW w:type="dxa" w:w="864"/>
-            <w:vAlign w:val="center"/>
-          </w:tcPr>
-          <w:p>
-            <w:r>
-              <w:rPr>
-                <w:sz w:val="14"/>
-              </w:rPr>
-              <w:t>79.868</w:t>
-            </w:r>
-          </w:p>
-        </w:tc>
-        <w:tc>
-          <w:tcPr>
-            <w:tcW w:type="dxa" w:w="864"/>
-            <w:vAlign w:val="center"/>
-          </w:tcPr>
-          <w:p>
-            <w:r>
-              <w:rPr>
-                <w:sz w:val="14"/>
-              </w:rPr>
               <w:t>-62.196</w:t>
             </w:r>
           </w:p>
         </w:tc>
       </w:tr>
     </w:tbl>
-    <w:p/>
     <w:p>
       <w:pPr>
         <w:jc w:val="center"/>
@@ -1936,7 +1326,7 @@
       <w:r>
         <w:drawing>
           <wp:inline xmlns:a="http://schemas.openxmlformats.org/drawingml/2006/main" xmlns:pic="http://schemas.openxmlformats.org/drawingml/2006/picture">
-            <wp:extent cx="5669280" cy="3082731"/>
+            <wp:extent cx="5029200" cy="2794000"/>
             <wp:docPr id="1" name="Picture 1"/>
             <wp:cNvGraphicFramePr>
               <a:graphicFrameLocks noChangeAspect="1"/>
@@ -1945,11 +1335,11 @@
               <a:graphicData uri="http://schemas.openxmlformats.org/drawingml/2006/picture">
                 <pic:pic>
                   <pic:nvPicPr>
-                    <pic:cNvPr id="0" name="model_comparison_rmse.png"/>
+                    <pic:cNvPr id="0" name="model_comparison.png"/>
                     <pic:cNvPicPr/>
                   </pic:nvPicPr>
                   <pic:blipFill>
-                    <a:blip r:embed="rId10"/>
+                    <a:blip r:embed="rId9"/>
                     <a:stretch>
                       <a:fillRect/>
                     </a:stretch>
@@ -1957,7 +1347,7 @@
                   <pic:spPr>
                     <a:xfrm>
                       <a:off x="0" y="0"/>
-                      <a:ext cx="5669280" cy="3082731"/>
+                      <a:ext cx="5029200" cy="2794000"/>
                     </a:xfrm>
                     <a:prstGeom prst="rect"/>
                   </pic:spPr>
@@ -1975,10 +1365,9 @@
       <w:r>
         <w:rPr>
           <w:i/>
-          <w:color w:val="6B7280"/>
-          <w:sz w:val="17"/>
+          <w:sz w:val="18"/>
         </w:rPr>
-        <w:t>Model performance comparison by test RMSE.</w:t>
+        <w:t>Figure: Test RMSE by model (lower is better).</w:t>
       </w:r>
     </w:p>
     <w:p>
@@ -1990,11 +1379,13 @@
       </w:r>
     </w:p>
     <w:p>
-      <w:pPr>
-        <w:pStyle w:val="ListBullet"/>
-      </w:pPr>
       <w:r>
-        <w:t>Selected final model: HistGradientBoostingRegressor.</w:t>
+        <w:t>The gradient-boosting models clearly outperform the linear and single-tree models. LightGBM was selected as the final model: it achieves the lowest test RMSE and MAE with a strong R², a stable cross-validation score, and a small train-test gap (low overfitting). RandomizedSearch tuning did not improve on the well-chosen defaults, so the default configuration was retained for simplicity and robustness.</w:t>
+      </w:r>
+    </w:p>
+    <w:p>
+      <w:r>
+        <w:t>Final model performance on the held-out test set:</w:t>
       </w:r>
     </w:p>
     <w:p>
@@ -2002,7 +1393,7 @@
         <w:pStyle w:val="ListBullet"/>
       </w:pPr>
       <w:r>
-        <w:t>Test MAE: 2,335. Test RMSE: 2,915. Test R2: 0.958.</w:t>
+        <w:t>MAE: 2,328</w:t>
       </w:r>
     </w:p>
     <w:p>
@@ -2010,7 +1401,7 @@
         <w:pStyle w:val="ListBullet"/>
       </w:pPr>
       <w:r>
-        <w:t>Selection prioritized low test RMSE and MAE, high R2, stable cross-validation RMSE, and a reasonable train-test gap.</w:t>
+        <w:t>RMSE: 2,909</w:t>
       </w:r>
     </w:p>
     <w:p>
@@ -2018,7 +1409,15 @@
         <w:pStyle w:val="ListBullet"/>
       </w:pPr>
       <w:r>
-        <w:t>The final model is saved as outputs/models/final_model.pkl and is loaded directly by app.py.</w:t>
+        <w:t>R²: 0.9585</w:t>
+      </w:r>
+    </w:p>
+    <w:p>
+      <w:pPr>
+        <w:pStyle w:val="ListBullet"/>
+      </w:pPr>
+      <w:r>
+        <w:t>MAPE: 11.3%</w:t>
       </w:r>
     </w:p>
     <w:p>
@@ -2028,7 +1427,7 @@
       <w:r>
         <w:drawing>
           <wp:inline xmlns:a="http://schemas.openxmlformats.org/drawingml/2006/main" xmlns:pic="http://schemas.openxmlformats.org/drawingml/2006/picture">
-            <wp:extent cx="5669280" cy="5232035"/>
+            <wp:extent cx="5486400" cy="2110154"/>
             <wp:docPr id="2" name="Picture 2"/>
             <wp:cNvGraphicFramePr>
               <a:graphicFrameLocks noChangeAspect="1"/>
@@ -2037,11 +1436,11 @@
               <a:graphicData uri="http://schemas.openxmlformats.org/drawingml/2006/picture">
                 <pic:pic>
                   <pic:nvPicPr>
-                    <pic:cNvPr id="0" name="predicted_vs_actual.png"/>
+                    <pic:cNvPr id="0" name="diagnostics.png"/>
                     <pic:cNvPicPr/>
                   </pic:nvPicPr>
                   <pic:blipFill>
-                    <a:blip r:embed="rId11"/>
+                    <a:blip r:embed="rId10"/>
                     <a:stretch>
                       <a:fillRect/>
                     </a:stretch>
@@ -2049,7 +1448,7 @@
                   <pic:spPr>
                     <a:xfrm>
                       <a:off x="0" y="0"/>
-                      <a:ext cx="5669280" cy="5232035"/>
+                      <a:ext cx="5486400" cy="2110154"/>
                     </a:xfrm>
                     <a:prstGeom prst="rect"/>
                   </pic:spPr>
@@ -2067,10 +1466,22 @@
       <w:r>
         <w:rPr>
           <w:i/>
-          <w:color w:val="6B7280"/>
-          <w:sz w:val="17"/>
+          <w:sz w:val="18"/>
         </w:rPr>
-        <w:t>Predicted vs actual plot for the final model.</w:t>
+        <w:t>Figure: Predicted vs actual and residuals for the final model.</w:t>
+      </w:r>
+    </w:p>
+    <w:p>
+      <w:pPr>
+        <w:pStyle w:val="Heading1"/>
+      </w:pPr>
+      <w:r>
+        <w:t>Business Insights and Recommendations</w:t>
+      </w:r>
+    </w:p>
+    <w:p>
+      <w:r>
+        <w:t>Model explainability (permutation importance in production, corroborated by SHAP in the notebook) identifies the key drivers of predicted insurance cost: weight is by far the dominant factor, followed by admission history (Year_last_admitted), coverage by another insurer, preventive checkups, and weight change.</w:t>
       </w:r>
     </w:p>
     <w:p>
@@ -2080,7 +1491,7 @@
       <w:r>
         <w:drawing>
           <wp:inline xmlns:a="http://schemas.openxmlformats.org/drawingml/2006/main" xmlns:pic="http://schemas.openxmlformats.org/drawingml/2006/picture">
-            <wp:extent cx="5669280" cy="3606048"/>
+            <wp:extent cx="4572000" cy="2857500"/>
             <wp:docPr id="3" name="Picture 3"/>
             <wp:cNvGraphicFramePr>
               <a:graphicFrameLocks noChangeAspect="1"/>
@@ -2089,11 +1500,11 @@
               <a:graphicData uri="http://schemas.openxmlformats.org/drawingml/2006/picture">
                 <pic:pic>
                   <pic:nvPicPr>
-                    <pic:cNvPr id="0" name="residuals.png"/>
+                    <pic:cNvPr id="0" name="feature_importance.png"/>
                     <pic:cNvPicPr/>
                   </pic:nvPicPr>
                   <pic:blipFill>
-                    <a:blip r:embed="rId12"/>
+                    <a:blip r:embed="rId11"/>
                     <a:stretch>
                       <a:fillRect/>
                     </a:stretch>
@@ -2101,7 +1512,7 @@
                   <pic:spPr>
                     <a:xfrm>
                       <a:off x="0" y="0"/>
-                      <a:ext cx="5669280" cy="3606048"/>
+                      <a:ext cx="4572000" cy="2857500"/>
                     </a:xfrm>
                     <a:prstGeom prst="rect"/>
                   </pic:spPr>
@@ -2119,611 +1530,11 @@
       <w:r>
         <w:rPr>
           <w:i/>
-          <w:color w:val="6B7280"/>
-          <w:sz w:val="17"/>
+          <w:sz w:val="18"/>
         </w:rPr>
-        <w:t>Residual plot for the final model.</w:t>
+        <w:t>Figure: Permutation importance — top model drivers.</w:t>
       </w:r>
     </w:p>
-    <w:p>
-      <w:pPr>
-        <w:pStyle w:val="Heading2"/>
-      </w:pPr>
-      <w:r>
-        <w:t>Explainability</w:t>
-      </w:r>
-    </w:p>
-    <w:tbl>
-      <w:tblPr>
-        <w:tblStyle w:val="TableGrid"/>
-        <w:tblW w:type="auto" w:w="0"/>
-        <w:tblLook w:firstColumn="1" w:firstRow="1" w:lastColumn="0" w:lastRow="0" w:noHBand="0" w:noVBand="1" w:val="04A0"/>
-      </w:tblPr>
-      <w:tblGrid>
-        <w:gridCol w:w="2880"/>
-        <w:gridCol w:w="2880"/>
-        <w:gridCol w:w="2880"/>
-      </w:tblGrid>
-      <w:tr>
-        <w:tc>
-          <w:tcPr>
-            <w:tcW w:type="dxa" w:w="2880"/>
-            <w:shd w:fill="12355B"/>
-          </w:tcPr>
-          <w:p>
-            <w:r>
-              <w:rPr>
-                <w:b/>
-                <w:color w:val="FFFFFF"/>
-                <w:sz w:val="16"/>
-              </w:rPr>
-              <w:t>feature</w:t>
-            </w:r>
-          </w:p>
-        </w:tc>
-        <w:tc>
-          <w:tcPr>
-            <w:tcW w:type="dxa" w:w="2880"/>
-            <w:shd w:fill="12355B"/>
-          </w:tcPr>
-          <w:p>
-            <w:r>
-              <w:rPr>
-                <w:b/>
-                <w:color w:val="FFFFFF"/>
-                <w:sz w:val="16"/>
-              </w:rPr>
-              <w:t>importance_mean</w:t>
-            </w:r>
-          </w:p>
-        </w:tc>
-        <w:tc>
-          <w:tcPr>
-            <w:tcW w:type="dxa" w:w="2880"/>
-            <w:shd w:fill="12355B"/>
-          </w:tcPr>
-          <w:p>
-            <w:r>
-              <w:rPr>
-                <w:b/>
-                <w:color w:val="FFFFFF"/>
-                <w:sz w:val="16"/>
-              </w:rPr>
-              <w:t>importance_std</w:t>
-            </w:r>
-          </w:p>
-        </w:tc>
-      </w:tr>
-      <w:tr>
-        <w:tc>
-          <w:tcPr>
-            <w:tcW w:type="dxa" w:w="2880"/>
-            <w:vAlign w:val="center"/>
-          </w:tcPr>
-          <w:p>
-            <w:r>
-              <w:rPr>
-                <w:sz w:val="16"/>
-              </w:rPr>
-              <w:t>weight</w:t>
-            </w:r>
-          </w:p>
-        </w:tc>
-        <w:tc>
-          <w:tcPr>
-            <w:tcW w:type="dxa" w:w="2880"/>
-            <w:vAlign w:val="center"/>
-          </w:tcPr>
-          <w:p>
-            <w:r>
-              <w:rPr>
-                <w:sz w:val="16"/>
-              </w:rPr>
-              <w:t>16,134.6</w:t>
-            </w:r>
-          </w:p>
-        </w:tc>
-        <w:tc>
-          <w:tcPr>
-            <w:tcW w:type="dxa" w:w="2880"/>
-            <w:vAlign w:val="center"/>
-          </w:tcPr>
-          <w:p>
-            <w:r>
-              <w:rPr>
-                <w:sz w:val="16"/>
-              </w:rPr>
-              <w:t>387.5</w:t>
-            </w:r>
-          </w:p>
-        </w:tc>
-      </w:tr>
-      <w:tr>
-        <w:tc>
-          <w:tcPr>
-            <w:tcW w:type="dxa" w:w="2880"/>
-            <w:vAlign w:val="center"/>
-          </w:tcPr>
-          <w:p>
-            <w:r>
-              <w:rPr>
-                <w:sz w:val="16"/>
-              </w:rPr>
-              <w:t>Year_last_admitted</w:t>
-            </w:r>
-          </w:p>
-        </w:tc>
-        <w:tc>
-          <w:tcPr>
-            <w:tcW w:type="dxa" w:w="2880"/>
-            <w:vAlign w:val="center"/>
-          </w:tcPr>
-          <w:p>
-            <w:r>
-              <w:rPr>
-                <w:sz w:val="16"/>
-              </w:rPr>
-              <w:t>304.1</w:t>
-            </w:r>
-          </w:p>
-        </w:tc>
-        <w:tc>
-          <w:tcPr>
-            <w:tcW w:type="dxa" w:w="2880"/>
-            <w:vAlign w:val="center"/>
-          </w:tcPr>
-          <w:p>
-            <w:r>
-              <w:rPr>
-                <w:sz w:val="16"/>
-              </w:rPr>
-              <w:t>20.685</w:t>
-            </w:r>
-          </w:p>
-        </w:tc>
-      </w:tr>
-      <w:tr>
-        <w:tc>
-          <w:tcPr>
-            <w:tcW w:type="dxa" w:w="2880"/>
-            <w:vAlign w:val="center"/>
-          </w:tcPr>
-          <w:p>
-            <w:r>
-              <w:rPr>
-                <w:sz w:val="16"/>
-              </w:rPr>
-              <w:t>covered_by_any_other_company</w:t>
-            </w:r>
-          </w:p>
-        </w:tc>
-        <w:tc>
-          <w:tcPr>
-            <w:tcW w:type="dxa" w:w="2880"/>
-            <w:vAlign w:val="center"/>
-          </w:tcPr>
-          <w:p>
-            <w:r>
-              <w:rPr>
-                <w:sz w:val="16"/>
-              </w:rPr>
-              <w:t>134.7</w:t>
-            </w:r>
-          </w:p>
-        </w:tc>
-        <w:tc>
-          <w:tcPr>
-            <w:tcW w:type="dxa" w:w="2880"/>
-            <w:vAlign w:val="center"/>
-          </w:tcPr>
-          <w:p>
-            <w:r>
-              <w:rPr>
-                <w:sz w:val="16"/>
-              </w:rPr>
-              <w:t>17.864</w:t>
-            </w:r>
-          </w:p>
-        </w:tc>
-      </w:tr>
-      <w:tr>
-        <w:tc>
-          <w:tcPr>
-            <w:tcW w:type="dxa" w:w="2880"/>
-            <w:vAlign w:val="center"/>
-          </w:tcPr>
-          <w:p>
-            <w:r>
-              <w:rPr>
-                <w:sz w:val="16"/>
-              </w:rPr>
-              <w:t>regular_checkup_last_year</w:t>
-            </w:r>
-          </w:p>
-        </w:tc>
-        <w:tc>
-          <w:tcPr>
-            <w:tcW w:type="dxa" w:w="2880"/>
-            <w:vAlign w:val="center"/>
-          </w:tcPr>
-          <w:p>
-            <w:r>
-              <w:rPr>
-                <w:sz w:val="16"/>
-              </w:rPr>
-              <w:t>82.374</w:t>
-            </w:r>
-          </w:p>
-        </w:tc>
-        <w:tc>
-          <w:tcPr>
-            <w:tcW w:type="dxa" w:w="2880"/>
-            <w:vAlign w:val="center"/>
-          </w:tcPr>
-          <w:p>
-            <w:r>
-              <w:rPr>
-                <w:sz w:val="16"/>
-              </w:rPr>
-              <w:t>10.166</w:t>
-            </w:r>
-          </w:p>
-        </w:tc>
-      </w:tr>
-      <w:tr>
-        <w:tc>
-          <w:tcPr>
-            <w:tcW w:type="dxa" w:w="2880"/>
-            <w:vAlign w:val="center"/>
-          </w:tcPr>
-          <w:p>
-            <w:r>
-              <w:rPr>
-                <w:sz w:val="16"/>
-              </w:rPr>
-              <w:t>weight_change_in_last_one_year</w:t>
-            </w:r>
-          </w:p>
-        </w:tc>
-        <w:tc>
-          <w:tcPr>
-            <w:tcW w:type="dxa" w:w="2880"/>
-            <w:vAlign w:val="center"/>
-          </w:tcPr>
-          <w:p>
-            <w:r>
-              <w:rPr>
-                <w:sz w:val="16"/>
-              </w:rPr>
-              <w:t>45.425</w:t>
-            </w:r>
-          </w:p>
-        </w:tc>
-        <w:tc>
-          <w:tcPr>
-            <w:tcW w:type="dxa" w:w="2880"/>
-            <w:vAlign w:val="center"/>
-          </w:tcPr>
-          <w:p>
-            <w:r>
-              <w:rPr>
-                <w:sz w:val="16"/>
-              </w:rPr>
-              <w:t>2.756</w:t>
-            </w:r>
-          </w:p>
-        </w:tc>
-      </w:tr>
-      <w:tr>
-        <w:tc>
-          <w:tcPr>
-            <w:tcW w:type="dxa" w:w="2880"/>
-            <w:vAlign w:val="center"/>
-          </w:tcPr>
-          <w:p>
-            <w:r>
-              <w:rPr>
-                <w:sz w:val="16"/>
-              </w:rPr>
-              <w:t>years_of_insurance_with_us</w:t>
-            </w:r>
-          </w:p>
-        </w:tc>
-        <w:tc>
-          <w:tcPr>
-            <w:tcW w:type="dxa" w:w="2880"/>
-            <w:vAlign w:val="center"/>
-          </w:tcPr>
-          <w:p>
-            <w:r>
-              <w:rPr>
-                <w:sz w:val="16"/>
-              </w:rPr>
-              <w:t>29.933</w:t>
-            </w:r>
-          </w:p>
-        </w:tc>
-        <w:tc>
-          <w:tcPr>
-            <w:tcW w:type="dxa" w:w="2880"/>
-            <w:vAlign w:val="center"/>
-          </w:tcPr>
-          <w:p>
-            <w:r>
-              <w:rPr>
-                <w:sz w:val="16"/>
-              </w:rPr>
-              <w:t>5.840</w:t>
-            </w:r>
-          </w:p>
-        </w:tc>
-      </w:tr>
-      <w:tr>
-        <w:tc>
-          <w:tcPr>
-            <w:tcW w:type="dxa" w:w="2880"/>
-            <w:vAlign w:val="center"/>
-          </w:tcPr>
-          <w:p>
-            <w:r>
-              <w:rPr>
-                <w:sz w:val="16"/>
-              </w:rPr>
-              <w:t>bmi</w:t>
-            </w:r>
-          </w:p>
-        </w:tc>
-        <w:tc>
-          <w:tcPr>
-            <w:tcW w:type="dxa" w:w="2880"/>
-            <w:vAlign w:val="center"/>
-          </w:tcPr>
-          <w:p>
-            <w:r>
-              <w:rPr>
-                <w:sz w:val="16"/>
-              </w:rPr>
-              <w:t>2.922</w:t>
-            </w:r>
-          </w:p>
-        </w:tc>
-        <w:tc>
-          <w:tcPr>
-            <w:tcW w:type="dxa" w:w="2880"/>
-            <w:vAlign w:val="center"/>
-          </w:tcPr>
-          <w:p>
-            <w:r>
-              <w:rPr>
-                <w:sz w:val="16"/>
-              </w:rPr>
-              <w:t>1.628</w:t>
-            </w:r>
-          </w:p>
-        </w:tc>
-      </w:tr>
-      <w:tr>
-        <w:tc>
-          <w:tcPr>
-            <w:tcW w:type="dxa" w:w="2880"/>
-            <w:vAlign w:val="center"/>
-          </w:tcPr>
-          <w:p>
-            <w:r>
-              <w:rPr>
-                <w:sz w:val="16"/>
-              </w:rPr>
-              <w:t>avg_glucose_level</w:t>
-            </w:r>
-          </w:p>
-        </w:tc>
-        <w:tc>
-          <w:tcPr>
-            <w:tcW w:type="dxa" w:w="2880"/>
-            <w:vAlign w:val="center"/>
-          </w:tcPr>
-          <w:p>
-            <w:r>
-              <w:rPr>
-                <w:sz w:val="16"/>
-              </w:rPr>
-              <w:t>2.136</w:t>
-            </w:r>
-          </w:p>
-        </w:tc>
-        <w:tc>
-          <w:tcPr>
-            <w:tcW w:type="dxa" w:w="2880"/>
-            <w:vAlign w:val="center"/>
-          </w:tcPr>
-          <w:p>
-            <w:r>
-              <w:rPr>
-                <w:sz w:val="16"/>
-              </w:rPr>
-              <w:t>3.212</w:t>
-            </w:r>
-          </w:p>
-        </w:tc>
-      </w:tr>
-      <w:tr>
-        <w:tc>
-          <w:tcPr>
-            <w:tcW w:type="dxa" w:w="2880"/>
-            <w:vAlign w:val="center"/>
-          </w:tcPr>
-          <w:p>
-            <w:r>
-              <w:rPr>
-                <w:sz w:val="16"/>
-              </w:rPr>
-              <w:t>adventure_sports</w:t>
-            </w:r>
-          </w:p>
-        </w:tc>
-        <w:tc>
-          <w:tcPr>
-            <w:tcW w:type="dxa" w:w="2880"/>
-            <w:vAlign w:val="center"/>
-          </w:tcPr>
-          <w:p>
-            <w:r>
-              <w:rPr>
-                <w:sz w:val="16"/>
-              </w:rPr>
-              <w:t>1.921</w:t>
-            </w:r>
-          </w:p>
-        </w:tc>
-        <w:tc>
-          <w:tcPr>
-            <w:tcW w:type="dxa" w:w="2880"/>
-            <w:vAlign w:val="center"/>
-          </w:tcPr>
-          <w:p>
-            <w:r>
-              <w:rPr>
-                <w:sz w:val="16"/>
-              </w:rPr>
-              <w:t>0.993</w:t>
-            </w:r>
-          </w:p>
-        </w:tc>
-      </w:tr>
-      <w:tr>
-        <w:tc>
-          <w:tcPr>
-            <w:tcW w:type="dxa" w:w="2880"/>
-            <w:vAlign w:val="center"/>
-          </w:tcPr>
-          <w:p>
-            <w:r>
-              <w:rPr>
-                <w:sz w:val="16"/>
-              </w:rPr>
-              <w:t>daily_avg_steps</w:t>
-            </w:r>
-          </w:p>
-        </w:tc>
-        <w:tc>
-          <w:tcPr>
-            <w:tcW w:type="dxa" w:w="2880"/>
-            <w:vAlign w:val="center"/>
-          </w:tcPr>
-          <w:p>
-            <w:r>
-              <w:rPr>
-                <w:sz w:val="16"/>
-              </w:rPr>
-              <w:t>1.892</w:t>
-            </w:r>
-          </w:p>
-        </w:tc>
-        <w:tc>
-          <w:tcPr>
-            <w:tcW w:type="dxa" w:w="2880"/>
-            <w:vAlign w:val="center"/>
-          </w:tcPr>
-          <w:p>
-            <w:r>
-              <w:rPr>
-                <w:sz w:val="16"/>
-              </w:rPr>
-              <w:t>2.421</w:t>
-            </w:r>
-          </w:p>
-        </w:tc>
-      </w:tr>
-      <w:tr>
-        <w:tc>
-          <w:tcPr>
-            <w:tcW w:type="dxa" w:w="2880"/>
-            <w:vAlign w:val="center"/>
-          </w:tcPr>
-          <w:p>
-            <w:r>
-              <w:rPr>
-                <w:sz w:val="16"/>
-              </w:rPr>
-              <w:t>exercise</w:t>
-            </w:r>
-          </w:p>
-        </w:tc>
-        <w:tc>
-          <w:tcPr>
-            <w:tcW w:type="dxa" w:w="2880"/>
-            <w:vAlign w:val="center"/>
-          </w:tcPr>
-          <w:p>
-            <w:r>
-              <w:rPr>
-                <w:sz w:val="16"/>
-              </w:rPr>
-              <w:t>0.969</w:t>
-            </w:r>
-          </w:p>
-        </w:tc>
-        <w:tc>
-          <w:tcPr>
-            <w:tcW w:type="dxa" w:w="2880"/>
-            <w:vAlign w:val="center"/>
-          </w:tcPr>
-          <w:p>
-            <w:r>
-              <w:rPr>
-                <w:sz w:val="16"/>
-              </w:rPr>
-              <w:t>0.779</w:t>
-            </w:r>
-          </w:p>
-        </w:tc>
-      </w:tr>
-      <w:tr>
-        <w:tc>
-          <w:tcPr>
-            <w:tcW w:type="dxa" w:w="2880"/>
-            <w:vAlign w:val="center"/>
-          </w:tcPr>
-          <w:p>
-            <w:r>
-              <w:rPr>
-                <w:sz w:val="16"/>
-              </w:rPr>
-              <w:t>fat_percentage</w:t>
-            </w:r>
-          </w:p>
-        </w:tc>
-        <w:tc>
-          <w:tcPr>
-            <w:tcW w:type="dxa" w:w="2880"/>
-            <w:vAlign w:val="center"/>
-          </w:tcPr>
-          <w:p>
-            <w:r>
-              <w:rPr>
-                <w:sz w:val="16"/>
-              </w:rPr>
-              <w:t>0.848</w:t>
-            </w:r>
-          </w:p>
-        </w:tc>
-        <w:tc>
-          <w:tcPr>
-            <w:tcW w:type="dxa" w:w="2880"/>
-            <w:vAlign w:val="center"/>
-          </w:tcPr>
-          <w:p>
-            <w:r>
-              <w:rPr>
-                <w:sz w:val="16"/>
-              </w:rPr>
-              <w:t>1.449</w:t>
-            </w:r>
-          </w:p>
-        </w:tc>
-      </w:tr>
-    </w:tbl>
-    <w:p/>
     <w:p>
       <w:pPr>
         <w:jc w:val="center"/>
@@ -2731,7 +1542,7 @@
       <w:r>
         <w:drawing>
           <wp:inline xmlns:a="http://schemas.openxmlformats.org/drawingml/2006/main" xmlns:pic="http://schemas.openxmlformats.org/drawingml/2006/picture">
-            <wp:extent cx="5669280" cy="3652286"/>
+            <wp:extent cx="4572000" cy="4274674"/>
             <wp:docPr id="4" name="Picture 4"/>
             <wp:cNvGraphicFramePr>
               <a:graphicFrameLocks noChangeAspect="1"/>
@@ -2740,11 +1551,11 @@
               <a:graphicData uri="http://schemas.openxmlformats.org/drawingml/2006/picture">
                 <pic:pic>
                   <pic:nvPicPr>
-                    <pic:cNvPr id="0" name="feature_importance.png"/>
+                    <pic:cNvPr id="0" name="shap_summary.png"/>
                     <pic:cNvPicPr/>
                   </pic:nvPicPr>
                   <pic:blipFill>
-                    <a:blip r:embed="rId13"/>
+                    <a:blip r:embed="rId12"/>
                     <a:stretch>
                       <a:fillRect/>
                     </a:stretch>
@@ -2752,7 +1563,7 @@
                   <pic:spPr>
                     <a:xfrm>
                       <a:off x="0" y="0"/>
-                      <a:ext cx="5669280" cy="3652286"/>
+                      <a:ext cx="4572000" cy="4274674"/>
                     </a:xfrm>
                     <a:prstGeom prst="rect"/>
                   </pic:spPr>
@@ -2770,10 +1581,9 @@
       <w:r>
         <w:rPr>
           <w:i/>
-          <w:color w:val="6B7280"/>
-          <w:sz w:val="17"/>
+          <w:sz w:val="18"/>
         </w:rPr>
-        <w:t>Permutation importance highlights the strongest model drivers.</w:t>
+        <w:t>Figure: SHAP summary — per-feature contribution and direction.</w:t>
       </w:r>
     </w:p>
     <w:p>
@@ -2783,7 +1593,7 @@
       <w:r>
         <w:drawing>
           <wp:inline xmlns:a="http://schemas.openxmlformats.org/drawingml/2006/main" xmlns:pic="http://schemas.openxmlformats.org/drawingml/2006/picture">
-            <wp:extent cx="5669280" cy="1647084"/>
+            <wp:extent cx="5486400" cy="1899138"/>
             <wp:docPr id="5" name="Picture 5"/>
             <wp:cNvGraphicFramePr>
               <a:graphicFrameLocks noChangeAspect="1"/>
@@ -2792,11 +1602,11 @@
               <a:graphicData uri="http://schemas.openxmlformats.org/drawingml/2006/picture">
                 <pic:pic>
                   <pic:nvPicPr>
-                    <pic:cNvPr id="0" name="partial_dependence_top_features.png"/>
+                    <pic:cNvPr id="0" name="decile_gains.png"/>
                     <pic:cNvPicPr/>
                   </pic:nvPicPr>
                   <pic:blipFill>
-                    <a:blip r:embed="rId14"/>
+                    <a:blip r:embed="rId13"/>
                     <a:stretch>
                       <a:fillRect/>
                     </a:stretch>
@@ -2804,7 +1614,7 @@
                   <pic:spPr>
                     <a:xfrm>
                       <a:off x="0" y="0"/>
-                      <a:ext cx="5669280" cy="1647084"/>
+                      <a:ext cx="5486400" cy="1899138"/>
                     </a:xfrm>
                     <a:prstGeom prst="rect"/>
                   </pic:spPr>
@@ -2822,18 +1632,14 @@
       <w:r>
         <w:rPr>
           <w:i/>
-          <w:color w:val="6B7280"/>
-          <w:sz w:val="17"/>
+          <w:sz w:val="18"/>
         </w:rPr>
-        <w:t>Partial dependence plots summarize directional feature effects.</w:t>
+        <w:t>Figure: Lift and cumulative gains by predicted-cost decile.</w:t>
       </w:r>
     </w:p>
     <w:p>
-      <w:pPr>
-        <w:pStyle w:val="Heading1"/>
-      </w:pPr>
       <w:r>
-        <w:t>Business Insights and Recommendations</w:t>
+        <w:t>Actionable recommendations (with measurable outcomes):</w:t>
       </w:r>
     </w:p>
     <w:p>
@@ -2841,7 +1647,7 @@
         <w:pStyle w:val="ListBullet"/>
       </w:pPr>
       <w:r>
-        <w:t>Use the final model as a pricing decision-support tool, not as an automatic underwriting decision.</w:t>
+        <w:t>Use the model as pricing decision-support, not automated underwriting — track quote turnaround time and underwriter override rate.</w:t>
       </w:r>
     </w:p>
     <w:p>
@@ -2849,7 +1655,7 @@
         <w:pStyle w:val="ListBullet"/>
       </w:pPr>
       <w:r>
-        <w:t>Prioritize wellness interventions for high-risk segments with poor exercise patterns, adverse BMI profile, elevated glucose, smoking exposure, or disease-history flags.</w:t>
+        <w:t>Route extreme predictions (top decile) to manual review — measure reduction in mispriced high-cost policies.</w:t>
       </w:r>
     </w:p>
     <w:p>
@@ -2857,7 +1663,7 @@
         <w:pStyle w:val="ListBullet"/>
       </w:pPr>
       <w:r>
-        <w:t>Encourage preventive checkups and monitoring for applicants with prior admission history or high glucose because these features support risk differentiation.</w:t>
+        <w:t>Target wellness programmes (weight management, preventive checkups, activity) at high-risk segments — track engagement and downstream claim reduction.</w:t>
       </w:r>
     </w:p>
     <w:p>
@@ -2865,7 +1671,7 @@
         <w:pStyle w:val="ListBullet"/>
       </w:pPr>
       <w:r>
-        <w:t>Route extreme predicted premiums or large model residual-like cases to manual review before final quote approval.</w:t>
+        <w:t>Trigger documentation/preventive checks on prior-admission applicants — measure claim accuracy improvement.</w:t>
       </w:r>
     </w:p>
     <w:p>
@@ -2873,15 +1679,7 @@
         <w:pStyle w:val="ListBullet"/>
       </w:pPr>
       <w:r>
-        <w:t>Review Gender and Location usage with compliance teams because they may create fairness or proxy-discrimination concerns in real insurance pricing.</w:t>
-      </w:r>
-    </w:p>
-    <w:p>
-      <w:pPr>
-        <w:pStyle w:val="ListBullet"/>
-      </w:pPr>
-      <w:r>
-        <w:t>Monitor prediction drift, segment-level error, and approval outcomes if the model is deployed beyond the capstone demo.</w:t>
+        <w:t>Apply fairness governance to Gender/Location and validate the dominance of weight for plausibility and leakage before production; monitor segment-level error and drift.</w:t>
       </w:r>
     </w:p>
     <w:p>
@@ -2893,313 +1691,21 @@
       </w:r>
     </w:p>
     <w:p>
-      <w:pPr>
-        <w:pStyle w:val="Heading2"/>
-      </w:pPr>
       <w:r>
-        <w:t>Saved Artifacts</w:t>
+        <w:t>Deployment: the final scikit-learn Pipeline is saved to models/final_model.pkl and served by a FastAPI API (api/main.py, endpoints /health, /schema, /predict), a React + TypeScript inference UI (frontend/), and a Streamlit app (streamlit_app.py). Predictions are mapped to Low / Medium / High risk bands using training-set tertiles (Low&lt;19,744, High&gt;34,552).</w:t>
       </w:r>
     </w:p>
     <w:p>
-      <w:pPr>
-        <w:pStyle w:val="ListBullet"/>
-      </w:pPr>
       <w:r>
-        <w:t>outputs/models/final_model.pkl</w:t>
+        <w:t>Reproducibility: run `uv run python -m insurance.train` to regenerate the model, metrics, and report tables. The full modeling workflow is in experiments/02-04, and the model comparison and importance tables are under reports/tables/.</w:t>
       </w:r>
     </w:p>
     <w:p>
-      <w:pPr>
-        <w:pStyle w:val="ListBullet"/>
-      </w:pPr>
       <w:r>
-        <w:t>outputs/models/preprocessing_pipeline.pkl</w:t>
+        <w:t>Limitations: dataset provenance and real pricing rules are unknown; the dominance of weight must be validated for plausibility/leakage; all predictors must be available at quote time; fairness testing should be expanded before real-world deployment.</w:t>
       </w:r>
     </w:p>
-    <w:p>
-      <w:pPr>
-        <w:pStyle w:val="ListBullet"/>
-      </w:pPr>
-      <w:r>
-        <w:t>outputs/models/model_metrics.csv</w:t>
-      </w:r>
-    </w:p>
-    <w:p>
-      <w:pPr>
-        <w:pStyle w:val="ListBullet"/>
-      </w:pPr>
-      <w:r>
-        <w:t>outputs/models/feature_importance.csv</w:t>
-      </w:r>
-    </w:p>
-    <w:p>
-      <w:pPr>
-        <w:pStyle w:val="ListBullet"/>
-      </w:pPr>
-      <w:r>
-        <w:t>outputs/figures/*.png</w:t>
-      </w:r>
-    </w:p>
-    <w:p>
-      <w:pPr>
-        <w:pStyle w:val="ListBullet"/>
-      </w:pPr>
-      <w:r>
-        <w:t>app.py</w:t>
-      </w:r>
-    </w:p>
-    <w:p>
-      <w:pPr>
-        <w:pStyle w:val="ListBullet"/>
-      </w:pPr>
-      <w:r>
-        <w:t>notebooks/01_milestone1_eda.ipynb</w:t>
-      </w:r>
-    </w:p>
-    <w:p>
-      <w:pPr>
-        <w:pStyle w:val="ListBullet"/>
-      </w:pPr>
-      <w:r>
-        <w:t>notebooks/02_milestone2_modeling.ipynb</w:t>
-      </w:r>
-    </w:p>
-    <w:p>
-      <w:pPr>
-        <w:pStyle w:val="Heading2"/>
-      </w:pPr>
-      <w:r>
-        <w:t>Best Tuning Parameters</w:t>
-      </w:r>
-    </w:p>
-    <w:tbl>
-      <w:tblPr>
-        <w:tblStyle w:val="TableGrid"/>
-        <w:tblW w:type="auto" w:w="0"/>
-        <w:tblLook w:firstColumn="1" w:firstRow="1" w:lastColumn="0" w:lastRow="0" w:noHBand="0" w:noVBand="1" w:val="04A0"/>
-      </w:tblPr>
-      <w:tblGrid>
-        <w:gridCol w:w="4320"/>
-        <w:gridCol w:w="4320"/>
-      </w:tblGrid>
-      <w:tr>
-        <w:tc>
-          <w:tcPr>
-            <w:tcW w:type="dxa" w:w="4320"/>
-            <w:shd w:fill="12355B"/>
-          </w:tcPr>
-          <w:p>
-            <w:r>
-              <w:rPr>
-                <w:b/>
-                <w:color w:val="FFFFFF"/>
-                <w:sz w:val="16"/>
-              </w:rPr>
-              <w:t>parameter</w:t>
-            </w:r>
-          </w:p>
-        </w:tc>
-        <w:tc>
-          <w:tcPr>
-            <w:tcW w:type="dxa" w:w="4320"/>
-            <w:shd w:fill="12355B"/>
-          </w:tcPr>
-          <w:p>
-            <w:r>
-              <w:rPr>
-                <w:b/>
-                <w:color w:val="FFFFFF"/>
-                <w:sz w:val="16"/>
-              </w:rPr>
-              <w:t>value</w:t>
-            </w:r>
-          </w:p>
-        </w:tc>
-      </w:tr>
-      <w:tr>
-        <w:tc>
-          <w:tcPr>
-            <w:tcW w:type="dxa" w:w="4320"/>
-            <w:vAlign w:val="center"/>
-          </w:tcPr>
-          <w:p>
-            <w:r>
-              <w:rPr>
-                <w:sz w:val="16"/>
-              </w:rPr>
-              <w:t>model__min_samples_leaf</w:t>
-            </w:r>
-          </w:p>
-        </w:tc>
-        <w:tc>
-          <w:tcPr>
-            <w:tcW w:type="dxa" w:w="4320"/>
-            <w:vAlign w:val="center"/>
-          </w:tcPr>
-          <w:p>
-            <w:r>
-              <w:rPr>
-                <w:sz w:val="16"/>
-              </w:rPr>
-              <w:t>60.000</w:t>
-            </w:r>
-          </w:p>
-        </w:tc>
-      </w:tr>
-      <w:tr>
-        <w:tc>
-          <w:tcPr>
-            <w:tcW w:type="dxa" w:w="4320"/>
-            <w:vAlign w:val="center"/>
-          </w:tcPr>
-          <w:p>
-            <w:r>
-              <w:rPr>
-                <w:sz w:val="16"/>
-              </w:rPr>
-              <w:t>model__max_leaf_nodes</w:t>
-            </w:r>
-          </w:p>
-        </w:tc>
-        <w:tc>
-          <w:tcPr>
-            <w:tcW w:type="dxa" w:w="4320"/>
-            <w:vAlign w:val="center"/>
-          </w:tcPr>
-          <w:p>
-            <w:r>
-              <w:rPr>
-                <w:sz w:val="16"/>
-              </w:rPr>
-              <w:t>15.000</w:t>
-            </w:r>
-          </w:p>
-        </w:tc>
-      </w:tr>
-      <w:tr>
-        <w:tc>
-          <w:tcPr>
-            <w:tcW w:type="dxa" w:w="4320"/>
-            <w:vAlign w:val="center"/>
-          </w:tcPr>
-          <w:p>
-            <w:r>
-              <w:rPr>
-                <w:sz w:val="16"/>
-              </w:rPr>
-              <w:t>model__max_iter</w:t>
-            </w:r>
-          </w:p>
-        </w:tc>
-        <w:tc>
-          <w:tcPr>
-            <w:tcW w:type="dxa" w:w="4320"/>
-            <w:vAlign w:val="center"/>
-          </w:tcPr>
-          <w:p>
-            <w:r>
-              <w:rPr>
-                <w:sz w:val="16"/>
-              </w:rPr>
-              <w:t>460.0</w:t>
-            </w:r>
-          </w:p>
-        </w:tc>
-      </w:tr>
-      <w:tr>
-        <w:tc>
-          <w:tcPr>
-            <w:tcW w:type="dxa" w:w="4320"/>
-            <w:vAlign w:val="center"/>
-          </w:tcPr>
-          <w:p>
-            <w:r>
-              <w:rPr>
-                <w:sz w:val="16"/>
-              </w:rPr>
-              <w:t>model__max_bins</w:t>
-            </w:r>
-          </w:p>
-        </w:tc>
-        <w:tc>
-          <w:tcPr>
-            <w:tcW w:type="dxa" w:w="4320"/>
-            <w:vAlign w:val="center"/>
-          </w:tcPr>
-          <w:p>
-            <w:r>
-              <w:rPr>
-                <w:sz w:val="16"/>
-              </w:rPr>
-              <w:t>128.0</w:t>
-            </w:r>
-          </w:p>
-        </w:tc>
-      </w:tr>
-      <w:tr>
-        <w:tc>
-          <w:tcPr>
-            <w:tcW w:type="dxa" w:w="4320"/>
-            <w:vAlign w:val="center"/>
-          </w:tcPr>
-          <w:p>
-            <w:r>
-              <w:rPr>
-                <w:sz w:val="16"/>
-              </w:rPr>
-              <w:t>model__learning_rate</w:t>
-            </w:r>
-          </w:p>
-        </w:tc>
-        <w:tc>
-          <w:tcPr>
-            <w:tcW w:type="dxa" w:w="4320"/>
-            <w:vAlign w:val="center"/>
-          </w:tcPr>
-          <w:p>
-            <w:r>
-              <w:rPr>
-                <w:sz w:val="16"/>
-              </w:rPr>
-              <w:t>0.120</w:t>
-            </w:r>
-          </w:p>
-        </w:tc>
-      </w:tr>
-      <w:tr>
-        <w:tc>
-          <w:tcPr>
-            <w:tcW w:type="dxa" w:w="4320"/>
-            <w:vAlign w:val="center"/>
-          </w:tcPr>
-          <w:p>
-            <w:r>
-              <w:rPr>
-                <w:sz w:val="16"/>
-              </w:rPr>
-              <w:t>model__l2_regularization</w:t>
-            </w:r>
-          </w:p>
-        </w:tc>
-        <w:tc>
-          <w:tcPr>
-            <w:tcW w:type="dxa" w:w="4320"/>
-            <w:vAlign w:val="center"/>
-          </w:tcPr>
-          <w:p>
-            <w:r>
-              <w:rPr>
-                <w:sz w:val="16"/>
-              </w:rPr>
-              <w:t>0.050</w:t>
-            </w:r>
-          </w:p>
-        </w:tc>
-      </w:tr>
-    </w:tbl>
-    <w:p/>
     <w:sectPr>
-      <w:footerReference w:type="default" r:id="rId9"/>
       <w:pgSz w:w="12240" w:h="15840"/>
       <w:pgMar w:top="1440" w:right="1800" w:bottom="1440" w:left="1800" w:header="720" w:footer="720" w:gutter="0"/>
       <w:cols w:space="720"/>
@@ -3207,20 +1713,6 @@
     </w:sectPr>
   </w:body>
 </w:document>
-</file>
-
-<file path=word/footer1.xml><?xml version="1.0" encoding="utf-8"?>
-<w:ftr xmlns:m="http://schemas.openxmlformats.org/officeDocument/2006/math" xmlns:mc="http://schemas.openxmlformats.org/markup-compatibility/2006" xmlns:mo="http://schemas.microsoft.com/office/mac/office/2008/main" xmlns:mv="urn:schemas-microsoft-com:mac:vml" xmlns:o="urn:schemas-microsoft-com:office:office" xmlns:r="http://schemas.openxmlformats.org/officeDocument/2006/relationships" xmlns:v="urn:schemas-microsoft-com:vml" xmlns:w10="urn:schemas-microsoft-com:office:word" xmlns:w14="http://schemas.microsoft.com/office/word/2010/wordml" xmlns:w="http://schemas.openxmlformats.org/wordprocessingml/2006/main" xmlns:wne="http://schemas.microsoft.com/office/word/2006/wordml" xmlns:wp14="http://schemas.microsoft.com/office/word/2010/wordprocessingDrawing" xmlns:wp="http://schemas.openxmlformats.org/drawingml/2006/wordprocessingDrawing" xmlns:wpc="http://schemas.microsoft.com/office/word/2010/wordprocessingCanvas" xmlns:wpg="http://schemas.microsoft.com/office/word/2010/wordprocessingGroup" xmlns:wpi="http://schemas.microsoft.com/office/word/2010/wordprocessingInk" xmlns:wps="http://schemas.microsoft.com/office/word/2010/wordprocessingShape" mc:Ignorable="w14 wp14">
-  <w:p>
-    <w:pPr>
-      <w:pStyle w:val="Footer"/>
-      <w:jc w:val="center"/>
-    </w:pPr>
-    <w:r>
-      <w:t>Insurance Price Prediction Capstone</w:t>
-    </w:r>
-  </w:p>
-</w:ftr>
 </file>
 
 <file path=word/numbering.xml><?xml version="1.0" encoding="utf-8"?>
@@ -3586,10 +2078,6 @@
     <w:name w:val="Normal"/>
     <w:qFormat/>
     <w:rsid w:val="00FC693F"/>
-    <w:rPr>
-      <w:rFonts w:ascii="Aptos" w:hAnsi="Aptos"/>
-      <w:sz w:val="21"/>
-    </w:rPr>
   </w:style>
   <w:style w:type="paragraph" w:styleId="Header">
     <w:name w:val="header"/>
@@ -3650,11 +2138,11 @@
       <w:outlineLvl w:val="0"/>
     </w:pPr>
     <w:rPr>
-      <w:rFonts w:asciiTheme="majorHAnsi" w:eastAsiaTheme="majorEastAsia" w:hAnsiTheme="majorHAnsi" w:cstheme="majorBidi" w:ascii="Aptos" w:hAnsi="Aptos"/>
+      <w:rFonts w:asciiTheme="majorHAnsi" w:eastAsiaTheme="majorEastAsia" w:hAnsiTheme="majorHAnsi" w:cstheme="majorBidi"/>
       <w:b/>
       <w:bCs/>
-      <w:color w:val="12355B"/>
-      <w:sz w:val="32"/>
+      <w:color w:val="365F91" w:themeColor="accent1" w:themeShade="BF"/>
+      <w:sz w:val="28"/>
       <w:szCs w:val="28"/>
     </w:rPr>
   </w:style>
@@ -3674,10 +2162,10 @@
       <w:outlineLvl w:val="1"/>
     </w:pPr>
     <w:rPr>
-      <w:rFonts w:asciiTheme="majorHAnsi" w:eastAsiaTheme="majorEastAsia" w:hAnsiTheme="majorHAnsi" w:cstheme="majorBidi" w:ascii="Aptos" w:hAnsi="Aptos"/>
+      <w:rFonts w:asciiTheme="majorHAnsi" w:eastAsiaTheme="majorEastAsia" w:hAnsiTheme="majorHAnsi" w:cstheme="majorBidi"/>
       <w:b/>
       <w:bCs/>
-      <w:color w:val="2A9D8F"/>
+      <w:color w:val="4F81BD" w:themeColor="accent1"/>
       <w:sz w:val="26"/>
       <w:szCs w:val="26"/>
     </w:rPr>
@@ -3698,11 +2186,10 @@
       <w:outlineLvl w:val="2"/>
     </w:pPr>
     <w:rPr>
-      <w:rFonts w:asciiTheme="majorHAnsi" w:eastAsiaTheme="majorEastAsia" w:hAnsiTheme="majorHAnsi" w:cstheme="majorBidi" w:ascii="Aptos" w:hAnsi="Aptos"/>
+      <w:rFonts w:asciiTheme="majorHAnsi" w:eastAsiaTheme="majorEastAsia" w:hAnsiTheme="majorHAnsi" w:cstheme="majorBidi"/>
       <w:b/>
       <w:bCs/>
-      <w:color w:val="12355B"/>
-      <w:sz w:val="23"/>
+      <w:color w:val="4F81BD" w:themeColor="accent1"/>
     </w:rPr>
   </w:style>
   <w:style w:type="paragraph" w:styleId="Heading4">
@@ -3940,11 +2427,11 @@
       <w:contextualSpacing/>
     </w:pPr>
     <w:rPr>
-      <w:rFonts w:asciiTheme="majorHAnsi" w:eastAsiaTheme="majorEastAsia" w:hAnsiTheme="majorHAnsi" w:cstheme="majorBidi" w:ascii="Aptos" w:hAnsi="Aptos"/>
-      <w:color w:val="12355B"/>
+      <w:rFonts w:asciiTheme="majorHAnsi" w:eastAsiaTheme="majorEastAsia" w:hAnsiTheme="majorHAnsi" w:cstheme="majorBidi"/>
+      <w:color w:val="17365D" w:themeColor="text2" w:themeShade="BF"/>
       <w:spacing w:val="5"/>
       <w:kern w:val="28"/>
-      <w:sz w:val="48"/>
+      <w:sz w:val="52"/>
       <w:szCs w:val="52"/>
     </w:rPr>
   </w:style>

--- a/Milestone_2_Insurance_Price_Prediction.docx
+++ b/Milestone_2_Insurance_Price_Prediction.docx
@@ -118,7 +118,7 @@
         <w:pStyle w:val="ListBullet"/>
       </w:pPr>
       <w:r>
-        <w:t>Linear family: Linear Regression, Ridge, Lasso, and ElasticNet test additive relationships and regularization.</w:t>
+        <w:t>Linear family: Linear Regression and Ridge test additive relationships and regularization.</w:t>
       </w:r>
     </w:p>
     <w:p>
@@ -134,7 +134,7 @@
         <w:pStyle w:val="ListBullet"/>
       </w:pPr>
       <w:r>
-        <w:t>External packages XGBoost, LightGBM, CatBoost, and SHAP were not available in the active environment, so HistGradientBoostingRegressor is used as the strongest sklearn boosting option.</w:t>
+        <w:t>Optional boosting packages available in this run: XGBoost, LightGBM, CatBoost. GPU acceleration was not enabled for this run.</w:t>
       </w:r>
     </w:p>
     <w:p>
@@ -158,7 +158,7 @@
         <w:pStyle w:val="ListBullet"/>
       </w:pPr>
       <w:r>
-        <w:t>Used an 80/20 train-test split with random_state=42.</w:t>
+        <w:t>Used an 80/20 train-test split stratified by target price band with random_state=42.</w:t>
       </w:r>
     </w:p>
     <w:p>
@@ -182,7 +182,23 @@
         <w:pStyle w:val="ListBullet"/>
       </w:pPr>
       <w:r>
-        <w:t>Tuned Histogram Gradient Boosting with RandomizedSearchCV over max_iter, learning_rate, max_leaf_nodes, min_samples_leaf, l2_regularization, and max_bins.</w:t>
+        <w:t>Added repeated 3-fold cross-validation with 2 repeats for the leading candidates to check selection stability.</w:t>
+      </w:r>
+    </w:p>
+    <w:p>
+      <w:pPr>
+        <w:pStyle w:val="ListBullet"/>
+      </w:pPr>
+      <w:r>
+        <w:t>Tuned Histogram Gradient Boosting with RandomizedSearchCV and evaluated optional LightGBM, XGBoost, and CatBoost candidates when their packages were available.</w:t>
+      </w:r>
+    </w:p>
+    <w:p>
+      <w:pPr>
+        <w:pStyle w:val="ListBullet"/>
+      </w:pPr>
+      <w:r>
+        <w:t>Evaluated raw continuous, calibrated continuous, rounded quote-band, and calibrated-plus-rounded post-processing variants.</w:t>
       </w:r>
     </w:p>
     <w:tbl>
@@ -192,21 +208,22 @@
         <w:tblLook w:firstColumn="1" w:firstRow="1" w:lastColumn="0" w:lastRow="0" w:noHBand="0" w:noVBand="1" w:val="04A0"/>
       </w:tblPr>
       <w:tblGrid>
-        <w:gridCol w:w="864"/>
-        <w:gridCol w:w="864"/>
-        <w:gridCol w:w="864"/>
-        <w:gridCol w:w="864"/>
-        <w:gridCol w:w="864"/>
-        <w:gridCol w:w="864"/>
-        <w:gridCol w:w="864"/>
-        <w:gridCol w:w="864"/>
-        <w:gridCol w:w="864"/>
-        <w:gridCol w:w="864"/>
+        <w:gridCol w:w="785"/>
+        <w:gridCol w:w="785"/>
+        <w:gridCol w:w="785"/>
+        <w:gridCol w:w="785"/>
+        <w:gridCol w:w="785"/>
+        <w:gridCol w:w="785"/>
+        <w:gridCol w:w="785"/>
+        <w:gridCol w:w="785"/>
+        <w:gridCol w:w="785"/>
+        <w:gridCol w:w="785"/>
+        <w:gridCol w:w="785"/>
       </w:tblGrid>
       <w:tr>
         <w:tc>
           <w:tcPr>
-            <w:tcW w:type="dxa" w:w="864"/>
+            <w:tcW w:type="dxa" w:w="785"/>
             <w:shd w:fill="12355B"/>
           </w:tcPr>
           <w:p>
@@ -222,7 +239,7 @@
         </w:tc>
         <w:tc>
           <w:tcPr>
-            <w:tcW w:type="dxa" w:w="864"/>
+            <w:tcW w:type="dxa" w:w="785"/>
             <w:shd w:fill="12355B"/>
           </w:tcPr>
           <w:p>
@@ -238,7 +255,7 @@
         </w:tc>
         <w:tc>
           <w:tcPr>
-            <w:tcW w:type="dxa" w:w="864"/>
+            <w:tcW w:type="dxa" w:w="785"/>
             <w:shd w:fill="12355B"/>
           </w:tcPr>
           <w:p>
@@ -254,7 +271,7 @@
         </w:tc>
         <w:tc>
           <w:tcPr>
-            <w:tcW w:type="dxa" w:w="864"/>
+            <w:tcW w:type="dxa" w:w="785"/>
             <w:shd w:fill="12355B"/>
           </w:tcPr>
           <w:p>
@@ -270,7 +287,7 @@
         </w:tc>
         <w:tc>
           <w:tcPr>
-            <w:tcW w:type="dxa" w:w="864"/>
+            <w:tcW w:type="dxa" w:w="785"/>
             <w:shd w:fill="12355B"/>
           </w:tcPr>
           <w:p>
@@ -286,7 +303,7 @@
         </w:tc>
         <w:tc>
           <w:tcPr>
-            <w:tcW w:type="dxa" w:w="864"/>
+            <w:tcW w:type="dxa" w:w="785"/>
             <w:shd w:fill="12355B"/>
           </w:tcPr>
           <w:p>
@@ -302,7 +319,7 @@
         </w:tc>
         <w:tc>
           <w:tcPr>
-            <w:tcW w:type="dxa" w:w="864"/>
+            <w:tcW w:type="dxa" w:w="785"/>
             <w:shd w:fill="12355B"/>
           </w:tcPr>
           <w:p>
@@ -318,7 +335,7 @@
         </w:tc>
         <w:tc>
           <w:tcPr>
-            <w:tcW w:type="dxa" w:w="864"/>
+            <w:tcW w:type="dxa" w:w="785"/>
             <w:shd w:fill="12355B"/>
           </w:tcPr>
           <w:p>
@@ -334,7 +351,7 @@
         </w:tc>
         <w:tc>
           <w:tcPr>
-            <w:tcW w:type="dxa" w:w="864"/>
+            <w:tcW w:type="dxa" w:w="785"/>
             <w:shd w:fill="12355B"/>
           </w:tcPr>
           <w:p>
@@ -350,7 +367,7 @@
         </w:tc>
         <w:tc>
           <w:tcPr>
-            <w:tcW w:type="dxa" w:w="864"/>
+            <w:tcW w:type="dxa" w:w="785"/>
             <w:shd w:fill="12355B"/>
           </w:tcPr>
           <w:p>
@@ -364,11 +381,27 @@
             </w:r>
           </w:p>
         </w:tc>
+        <w:tc>
+          <w:tcPr>
+            <w:tcW w:type="dxa" w:w="785"/>
+            <w:shd w:fill="12355B"/>
+          </w:tcPr>
+          <w:p>
+            <w:r>
+              <w:rPr>
+                <w:b/>
+                <w:color w:val="FFFFFF"/>
+                <w:sz w:val="14"/>
+              </w:rPr>
+              <w:t>selected_final_model</w:t>
+            </w:r>
+          </w:p>
+        </w:tc>
       </w:tr>
       <w:tr>
         <w:tc>
           <w:tcPr>
-            <w:tcW w:type="dxa" w:w="864"/>
+            <w:tcW w:type="dxa" w:w="785"/>
             <w:vAlign w:val="center"/>
           </w:tcPr>
           <w:p>
@@ -382,7 +415,7 @@
         </w:tc>
         <w:tc>
           <w:tcPr>
-            <w:tcW w:type="dxa" w:w="864"/>
+            <w:tcW w:type="dxa" w:w="785"/>
             <w:vAlign w:val="center"/>
           </w:tcPr>
           <w:p>
@@ -390,13 +423,13 @@
               <w:rPr>
                 <w:sz w:val="14"/>
               </w:rPr>
-              <w:t>2,964.1</w:t>
-            </w:r>
-          </w:p>
-        </w:tc>
-        <w:tc>
-          <w:tcPr>
-            <w:tcW w:type="dxa" w:w="864"/>
+              <w:t>2,942.5</w:t>
+            </w:r>
+          </w:p>
+        </w:tc>
+        <w:tc>
+          <w:tcPr>
+            <w:tcW w:type="dxa" w:w="785"/>
             <w:vAlign w:val="center"/>
           </w:tcPr>
           <w:p>
@@ -404,13 +437,13 @@
               <w:rPr>
                 <w:sz w:val="14"/>
               </w:rPr>
-              <w:t>2,257.1</w:t>
-            </w:r>
-          </w:p>
-        </w:tc>
-        <w:tc>
-          <w:tcPr>
-            <w:tcW w:type="dxa" w:w="864"/>
+              <w:t>2,211.8</w:t>
+            </w:r>
+          </w:p>
+        </w:tc>
+        <w:tc>
+          <w:tcPr>
+            <w:tcW w:type="dxa" w:w="785"/>
             <w:vAlign w:val="center"/>
           </w:tcPr>
           <w:p>
@@ -418,13 +451,13 @@
               <w:rPr>
                 <w:sz w:val="14"/>
               </w:rPr>
-              <w:t>2,808.4</w:t>
-            </w:r>
-          </w:p>
-        </w:tc>
-        <w:tc>
-          <w:tcPr>
-            <w:tcW w:type="dxa" w:w="864"/>
+              <w:t>2,755.1</w:t>
+            </w:r>
+          </w:p>
+        </w:tc>
+        <w:tc>
+          <w:tcPr>
+            <w:tcW w:type="dxa" w:w="785"/>
             <w:vAlign w:val="center"/>
           </w:tcPr>
           <w:p>
@@ -432,13 +465,13 @@
               <w:rPr>
                 <w:sz w:val="14"/>
               </w:rPr>
-              <w:t>0.962</w:t>
-            </w:r>
-          </w:p>
-        </w:tc>
-        <w:tc>
-          <w:tcPr>
-            <w:tcW w:type="dxa" w:w="864"/>
+              <w:t>0.963</w:t>
+            </w:r>
+          </w:p>
+        </w:tc>
+        <w:tc>
+          <w:tcPr>
+            <w:tcW w:type="dxa" w:w="785"/>
             <w:vAlign w:val="center"/>
           </w:tcPr>
           <w:p>
@@ -446,13 +479,13 @@
               <w:rPr>
                 <w:sz w:val="14"/>
               </w:rPr>
-              <w:t>2,335.0</w:t>
-            </w:r>
-          </w:p>
-        </w:tc>
-        <w:tc>
-          <w:tcPr>
-            <w:tcW w:type="dxa" w:w="864"/>
+              <w:t>2,381.4</w:t>
+            </w:r>
+          </w:p>
+        </w:tc>
+        <w:tc>
+          <w:tcPr>
+            <w:tcW w:type="dxa" w:w="785"/>
             <w:vAlign w:val="center"/>
           </w:tcPr>
           <w:p>
@@ -460,13 +493,13 @@
               <w:rPr>
                 <w:sz w:val="14"/>
               </w:rPr>
-              <w:t>2,915.1</w:t>
-            </w:r>
-          </w:p>
-        </w:tc>
-        <w:tc>
-          <w:tcPr>
-            <w:tcW w:type="dxa" w:w="864"/>
+              <w:t>2,971.2</w:t>
+            </w:r>
+          </w:p>
+        </w:tc>
+        <w:tc>
+          <w:tcPr>
+            <w:tcW w:type="dxa" w:w="785"/>
             <w:vAlign w:val="center"/>
           </w:tcPr>
           <w:p>
@@ -474,13 +507,13 @@
               <w:rPr>
                 <w:sz w:val="14"/>
               </w:rPr>
-              <w:t>0.958</w:t>
-            </w:r>
-          </w:p>
-        </w:tc>
-        <w:tc>
-          <w:tcPr>
-            <w:tcW w:type="dxa" w:w="864"/>
+              <w:t>0.957</w:t>
+            </w:r>
+          </w:p>
+        </w:tc>
+        <w:tc>
+          <w:tcPr>
+            <w:tcW w:type="dxa" w:w="785"/>
             <w:vAlign w:val="center"/>
           </w:tcPr>
           <w:p>
@@ -488,13 +521,13 @@
               <w:rPr>
                 <w:sz w:val="14"/>
               </w:rPr>
-              <w:t>11.339</w:t>
-            </w:r>
-          </w:p>
-        </w:tc>
-        <w:tc>
-          <w:tcPr>
-            <w:tcW w:type="dxa" w:w="864"/>
+              <w:t>11.486</w:t>
+            </w:r>
+          </w:p>
+        </w:tc>
+        <w:tc>
+          <w:tcPr>
+            <w:tcW w:type="dxa" w:w="785"/>
             <w:vAlign w:val="center"/>
           </w:tcPr>
           <w:p>
@@ -502,7 +535,21 @@
               <w:rPr>
                 <w:sz w:val="14"/>
               </w:rPr>
-              <w:t>106.7</w:t>
+              <w:t>216.0</w:t>
+            </w:r>
+          </w:p>
+        </w:tc>
+        <w:tc>
+          <w:tcPr>
+            <w:tcW w:type="dxa" w:w="785"/>
+            <w:vAlign w:val="center"/>
+          </w:tcPr>
+          <w:p>
+            <w:r>
+              <w:rPr>
+                <w:sz w:val="14"/>
+              </w:rPr>
+              <w:t>False</w:t>
             </w:r>
           </w:p>
         </w:tc>
@@ -510,7 +557,7 @@
       <w:tr>
         <w:tc>
           <w:tcPr>
-            <w:tcW w:type="dxa" w:w="864"/>
+            <w:tcW w:type="dxa" w:w="785"/>
             <w:vAlign w:val="center"/>
           </w:tcPr>
           <w:p>
@@ -518,13 +565,13 @@
               <w:rPr>
                 <w:sz w:val="14"/>
               </w:rPr>
-              <w:t>TunedHistGradientBoostingRegressor</w:t>
-            </w:r>
-          </w:p>
-        </w:tc>
-        <w:tc>
-          <w:tcPr>
-            <w:tcW w:type="dxa" w:w="864"/>
+              <w:t>WeightedBlendLightGBMEnhancedHGB</w:t>
+            </w:r>
+          </w:p>
+        </w:tc>
+        <w:tc>
+          <w:tcPr>
+            <w:tcW w:type="dxa" w:w="785"/>
             <w:vAlign w:val="center"/>
           </w:tcPr>
           <w:p>
@@ -532,13 +579,13 @@
               <w:rPr>
                 <w:sz w:val="14"/>
               </w:rPr>
-              <w:t>2,963.0</w:t>
-            </w:r>
-          </w:p>
-        </w:tc>
-        <w:tc>
-          <w:tcPr>
-            <w:tcW w:type="dxa" w:w="864"/>
+              <w:t>2,943.5</w:t>
+            </w:r>
+          </w:p>
+        </w:tc>
+        <w:tc>
+          <w:tcPr>
+            <w:tcW w:type="dxa" w:w="785"/>
             <w:vAlign w:val="center"/>
           </w:tcPr>
           <w:p>
@@ -546,13 +593,13 @@
               <w:rPr>
                 <w:sz w:val="14"/>
               </w:rPr>
-              <w:t>2,332.4</w:t>
-            </w:r>
-          </w:p>
-        </w:tc>
-        <w:tc>
-          <w:tcPr>
-            <w:tcW w:type="dxa" w:w="864"/>
+              <w:t>2,190.8</w:t>
+            </w:r>
+          </w:p>
+        </w:tc>
+        <w:tc>
+          <w:tcPr>
+            <w:tcW w:type="dxa" w:w="785"/>
             <w:vAlign w:val="center"/>
           </w:tcPr>
           <w:p>
@@ -560,13 +607,13 @@
               <w:rPr>
                 <w:sz w:val="14"/>
               </w:rPr>
-              <w:t>2,901.4</w:t>
-            </w:r>
-          </w:p>
-        </w:tc>
-        <w:tc>
-          <w:tcPr>
-            <w:tcW w:type="dxa" w:w="864"/>
+              <w:t>2,735.9</w:t>
+            </w:r>
+          </w:p>
+        </w:tc>
+        <w:tc>
+          <w:tcPr>
+            <w:tcW w:type="dxa" w:w="785"/>
             <w:vAlign w:val="center"/>
           </w:tcPr>
           <w:p>
@@ -574,13 +621,13 @@
               <w:rPr>
                 <w:sz w:val="14"/>
               </w:rPr>
-              <w:t>0.959</w:t>
-            </w:r>
-          </w:p>
-        </w:tc>
-        <w:tc>
-          <w:tcPr>
-            <w:tcW w:type="dxa" w:w="864"/>
+              <w:t>0.964</w:t>
+            </w:r>
+          </w:p>
+        </w:tc>
+        <w:tc>
+          <w:tcPr>
+            <w:tcW w:type="dxa" w:w="785"/>
             <w:vAlign w:val="center"/>
           </w:tcPr>
           <w:p>
@@ -588,13 +635,13 @@
               <w:rPr>
                 <w:sz w:val="14"/>
               </w:rPr>
-              <w:t>2,351.5</w:t>
-            </w:r>
-          </w:p>
-        </w:tc>
-        <w:tc>
-          <w:tcPr>
-            <w:tcW w:type="dxa" w:w="864"/>
+              <w:t>2,379.2</w:t>
+            </w:r>
+          </w:p>
+        </w:tc>
+        <w:tc>
+          <w:tcPr>
+            <w:tcW w:type="dxa" w:w="785"/>
             <w:vAlign w:val="center"/>
           </w:tcPr>
           <w:p>
@@ -602,13 +649,13 @@
               <w:rPr>
                 <w:sz w:val="14"/>
               </w:rPr>
-              <w:t>2,925.1</w:t>
-            </w:r>
-          </w:p>
-        </w:tc>
-        <w:tc>
-          <w:tcPr>
-            <w:tcW w:type="dxa" w:w="864"/>
+              <w:t>2,971.5</w:t>
+            </w:r>
+          </w:p>
+        </w:tc>
+        <w:tc>
+          <w:tcPr>
+            <w:tcW w:type="dxa" w:w="785"/>
             <w:vAlign w:val="center"/>
           </w:tcPr>
           <w:p>
@@ -616,13 +663,13 @@
               <w:rPr>
                 <w:sz w:val="14"/>
               </w:rPr>
-              <w:t>0.958</w:t>
-            </w:r>
-          </w:p>
-        </w:tc>
-        <w:tc>
-          <w:tcPr>
-            <w:tcW w:type="dxa" w:w="864"/>
+              <w:t>0.957</w:t>
+            </w:r>
+          </w:p>
+        </w:tc>
+        <w:tc>
+          <w:tcPr>
+            <w:tcW w:type="dxa" w:w="785"/>
             <w:vAlign w:val="center"/>
           </w:tcPr>
           <w:p>
@@ -630,13 +677,13 @@
               <w:rPr>
                 <w:sz w:val="14"/>
               </w:rPr>
-              <w:t>11.479</w:t>
-            </w:r>
-          </w:p>
-        </w:tc>
-        <w:tc>
-          <w:tcPr>
-            <w:tcW w:type="dxa" w:w="864"/>
+              <w:t>11.363</w:t>
+            </w:r>
+          </w:p>
+        </w:tc>
+        <w:tc>
+          <w:tcPr>
+            <w:tcW w:type="dxa" w:w="785"/>
             <w:vAlign w:val="center"/>
           </w:tcPr>
           <w:p>
@@ -644,7 +691,21 @@
               <w:rPr>
                 <w:sz w:val="14"/>
               </w:rPr>
-              <w:t>23.706</w:t>
+              <w:t>235.6</w:t>
+            </w:r>
+          </w:p>
+        </w:tc>
+        <w:tc>
+          <w:tcPr>
+            <w:tcW w:type="dxa" w:w="785"/>
+            <w:vAlign w:val="center"/>
+          </w:tcPr>
+          <w:p>
+            <w:r>
+              <w:rPr>
+                <w:sz w:val="14"/>
+              </w:rPr>
+              <w:t>False</w:t>
             </w:r>
           </w:p>
         </w:tc>
@@ -652,7 +713,7 @@
       <w:tr>
         <w:tc>
           <w:tcPr>
-            <w:tcW w:type="dxa" w:w="864"/>
+            <w:tcW w:type="dxa" w:w="785"/>
             <w:vAlign w:val="center"/>
           </w:tcPr>
           <w:p>
@@ -660,13 +721,13 @@
               <w:rPr>
                 <w:sz w:val="14"/>
               </w:rPr>
-              <w:t>GradientBoostingRegressor</w:t>
-            </w:r>
-          </w:p>
-        </w:tc>
-        <w:tc>
-          <w:tcPr>
-            <w:tcW w:type="dxa" w:w="864"/>
+              <w:t>WeightedBlendLightGBMBaseHGB</w:t>
+            </w:r>
+          </w:p>
+        </w:tc>
+        <w:tc>
+          <w:tcPr>
+            <w:tcW w:type="dxa" w:w="785"/>
             <w:vAlign w:val="center"/>
           </w:tcPr>
           <w:p>
@@ -674,13 +735,13 @@
               <w:rPr>
                 <w:sz w:val="14"/>
               </w:rPr>
-              <w:t>2,977.6</w:t>
-            </w:r>
-          </w:p>
-        </w:tc>
-        <w:tc>
-          <w:tcPr>
-            <w:tcW w:type="dxa" w:w="864"/>
+              <w:t>2,942.0</w:t>
+            </w:r>
+          </w:p>
+        </w:tc>
+        <w:tc>
+          <w:tcPr>
+            <w:tcW w:type="dxa" w:w="785"/>
             <w:vAlign w:val="center"/>
           </w:tcPr>
           <w:p>
@@ -688,13 +749,13 @@
               <w:rPr>
                 <w:sz w:val="14"/>
               </w:rPr>
-              <w:t>2,345.4</w:t>
-            </w:r>
-          </w:p>
-        </w:tc>
-        <w:tc>
-          <w:tcPr>
-            <w:tcW w:type="dxa" w:w="864"/>
+              <w:t>2,213.6</w:t>
+            </w:r>
+          </w:p>
+        </w:tc>
+        <w:tc>
+          <w:tcPr>
+            <w:tcW w:type="dxa" w:w="785"/>
             <w:vAlign w:val="center"/>
           </w:tcPr>
           <w:p>
@@ -702,13 +763,13 @@
               <w:rPr>
                 <w:sz w:val="14"/>
               </w:rPr>
-              <w:t>2,917.9</w:t>
-            </w:r>
-          </w:p>
-        </w:tc>
-        <w:tc>
-          <w:tcPr>
-            <w:tcW w:type="dxa" w:w="864"/>
+              <w:t>2,763.0</w:t>
+            </w:r>
+          </w:p>
+        </w:tc>
+        <w:tc>
+          <w:tcPr>
+            <w:tcW w:type="dxa" w:w="785"/>
             <w:vAlign w:val="center"/>
           </w:tcPr>
           <w:p>
@@ -716,13 +777,13 @@
               <w:rPr>
                 <w:sz w:val="14"/>
               </w:rPr>
-              <w:t>0.959</w:t>
-            </w:r>
-          </w:p>
-        </w:tc>
-        <w:tc>
-          <w:tcPr>
-            <w:tcW w:type="dxa" w:w="864"/>
+              <w:t>0.963</w:t>
+            </w:r>
+          </w:p>
+        </w:tc>
+        <w:tc>
+          <w:tcPr>
+            <w:tcW w:type="dxa" w:w="785"/>
             <w:vAlign w:val="center"/>
           </w:tcPr>
           <w:p>
@@ -730,13 +791,13 @@
               <w:rPr>
                 <w:sz w:val="14"/>
               </w:rPr>
-              <w:t>2,365.8</w:t>
-            </w:r>
-          </w:p>
-        </w:tc>
-        <w:tc>
-          <w:tcPr>
-            <w:tcW w:type="dxa" w:w="864"/>
+              <w:t>2,381.8</w:t>
+            </w:r>
+          </w:p>
+        </w:tc>
+        <w:tc>
+          <w:tcPr>
+            <w:tcW w:type="dxa" w:w="785"/>
             <w:vAlign w:val="center"/>
           </w:tcPr>
           <w:p>
@@ -744,13 +805,13 @@
               <w:rPr>
                 <w:sz w:val="14"/>
               </w:rPr>
-              <w:t>2,939.6</w:t>
-            </w:r>
-          </w:p>
-        </w:tc>
-        <w:tc>
-          <w:tcPr>
-            <w:tcW w:type="dxa" w:w="864"/>
+              <w:t>2,973.6</w:t>
+            </w:r>
+          </w:p>
+        </w:tc>
+        <w:tc>
+          <w:tcPr>
+            <w:tcW w:type="dxa" w:w="785"/>
             <w:vAlign w:val="center"/>
           </w:tcPr>
           <w:p>
@@ -758,13 +819,13 @@
               <w:rPr>
                 <w:sz w:val="14"/>
               </w:rPr>
-              <w:t>0.958</w:t>
-            </w:r>
-          </w:p>
-        </w:tc>
-        <w:tc>
-          <w:tcPr>
-            <w:tcW w:type="dxa" w:w="864"/>
+              <w:t>0.957</w:t>
+            </w:r>
+          </w:p>
+        </w:tc>
+        <w:tc>
+          <w:tcPr>
+            <w:tcW w:type="dxa" w:w="785"/>
             <w:vAlign w:val="center"/>
           </w:tcPr>
           <w:p>
@@ -772,13 +833,13 @@
               <w:rPr>
                 <w:sz w:val="14"/>
               </w:rPr>
-              <w:t>11.570</w:t>
-            </w:r>
-          </w:p>
-        </w:tc>
-        <w:tc>
-          <w:tcPr>
-            <w:tcW w:type="dxa" w:w="864"/>
+              <w:t>11.422</w:t>
+            </w:r>
+          </w:p>
+        </w:tc>
+        <w:tc>
+          <w:tcPr>
+            <w:tcW w:type="dxa" w:w="785"/>
             <w:vAlign w:val="center"/>
           </w:tcPr>
           <w:p>
@@ -786,7 +847,21 @@
               <w:rPr>
                 <w:sz w:val="14"/>
               </w:rPr>
-              <w:t>21.712</w:t>
+              <w:t>210.6</w:t>
+            </w:r>
+          </w:p>
+        </w:tc>
+        <w:tc>
+          <w:tcPr>
+            <w:tcW w:type="dxa" w:w="785"/>
+            <w:vAlign w:val="center"/>
+          </w:tcPr>
+          <w:p>
+            <w:r>
+              <w:rPr>
+                <w:sz w:val="14"/>
+              </w:rPr>
+              <w:t>False</w:t>
             </w:r>
           </w:p>
         </w:tc>
@@ -794,7 +869,7 @@
       <w:tr>
         <w:tc>
           <w:tcPr>
-            <w:tcW w:type="dxa" w:w="864"/>
+            <w:tcW w:type="dxa" w:w="785"/>
             <w:vAlign w:val="center"/>
           </w:tcPr>
           <w:p>
@@ -802,13 +877,13 @@
               <w:rPr>
                 <w:sz w:val="14"/>
               </w:rPr>
-              <w:t>DecisionTreeRegressor</w:t>
-            </w:r>
-          </w:p>
-        </w:tc>
-        <w:tc>
-          <w:tcPr>
-            <w:tcW w:type="dxa" w:w="864"/>
+              <w:t>TunedHistGradientBoostingRegressor</w:t>
+            </w:r>
+          </w:p>
+        </w:tc>
+        <w:tc>
+          <w:tcPr>
+            <w:tcW w:type="dxa" w:w="785"/>
             <w:vAlign w:val="center"/>
           </w:tcPr>
           <w:p>
@@ -816,13 +891,13 @@
               <w:rPr>
                 <w:sz w:val="14"/>
               </w:rPr>
-              <w:t>3,159.2</w:t>
-            </w:r>
-          </w:p>
-        </w:tc>
-        <w:tc>
-          <w:tcPr>
-            <w:tcW w:type="dxa" w:w="864"/>
+              <w:t>2,942.0</w:t>
+            </w:r>
+          </w:p>
+        </w:tc>
+        <w:tc>
+          <w:tcPr>
+            <w:tcW w:type="dxa" w:w="785"/>
             <w:vAlign w:val="center"/>
           </w:tcPr>
           <w:p>
@@ -830,13 +905,13 @@
               <w:rPr>
                 <w:sz w:val="14"/>
               </w:rPr>
-              <w:t>2,173.4</w:t>
-            </w:r>
-          </w:p>
-        </w:tc>
-        <w:tc>
-          <w:tcPr>
-            <w:tcW w:type="dxa" w:w="864"/>
+              <w:t>2,249.3</w:t>
+            </w:r>
+          </w:p>
+        </w:tc>
+        <w:tc>
+          <w:tcPr>
+            <w:tcW w:type="dxa" w:w="785"/>
             <w:vAlign w:val="center"/>
           </w:tcPr>
           <w:p>
@@ -844,13 +919,13 @@
               <w:rPr>
                 <w:sz w:val="14"/>
               </w:rPr>
-              <w:t>2,755.8</w:t>
-            </w:r>
-          </w:p>
-        </w:tc>
-        <w:tc>
-          <w:tcPr>
-            <w:tcW w:type="dxa" w:w="864"/>
+              <w:t>2,798.6</w:t>
+            </w:r>
+          </w:p>
+        </w:tc>
+        <w:tc>
+          <w:tcPr>
+            <w:tcW w:type="dxa" w:w="785"/>
             <w:vAlign w:val="center"/>
           </w:tcPr>
           <w:p>
@@ -858,13 +933,13 @@
               <w:rPr>
                 <w:sz w:val="14"/>
               </w:rPr>
-              <w:t>0.963</w:t>
-            </w:r>
-          </w:p>
-        </w:tc>
-        <w:tc>
-          <w:tcPr>
-            <w:tcW w:type="dxa" w:w="864"/>
+              <w:t>0.962</w:t>
+            </w:r>
+          </w:p>
+        </w:tc>
+        <w:tc>
+          <w:tcPr>
+            <w:tcW w:type="dxa" w:w="785"/>
             <w:vAlign w:val="center"/>
           </w:tcPr>
           <w:p>
@@ -872,13 +947,13 @@
               <w:rPr>
                 <w:sz w:val="14"/>
               </w:rPr>
-              <w:t>2,447.3</w:t>
-            </w:r>
-          </w:p>
-        </w:tc>
-        <w:tc>
-          <w:tcPr>
-            <w:tcW w:type="dxa" w:w="864"/>
+              <w:t>2,384.9</w:t>
+            </w:r>
+          </w:p>
+        </w:tc>
+        <w:tc>
+          <w:tcPr>
+            <w:tcW w:type="dxa" w:w="785"/>
             <w:vAlign w:val="center"/>
           </w:tcPr>
           <w:p>
@@ -886,13 +961,13 @@
               <w:rPr>
                 <w:sz w:val="14"/>
               </w:rPr>
-              <w:t>3,102.5</w:t>
-            </w:r>
-          </w:p>
-        </w:tc>
-        <w:tc>
-          <w:tcPr>
-            <w:tcW w:type="dxa" w:w="864"/>
+              <w:t>2,974.4</w:t>
+            </w:r>
+          </w:p>
+        </w:tc>
+        <w:tc>
+          <w:tcPr>
+            <w:tcW w:type="dxa" w:w="785"/>
             <w:vAlign w:val="center"/>
           </w:tcPr>
           <w:p>
@@ -900,13 +975,13 @@
               <w:rPr>
                 <w:sz w:val="14"/>
               </w:rPr>
-              <w:t>0.953</w:t>
-            </w:r>
-          </w:p>
-        </w:tc>
-        <w:tc>
-          <w:tcPr>
-            <w:tcW w:type="dxa" w:w="864"/>
+              <w:t>0.957</w:t>
+            </w:r>
+          </w:p>
+        </w:tc>
+        <w:tc>
+          <w:tcPr>
+            <w:tcW w:type="dxa" w:w="785"/>
             <w:vAlign w:val="center"/>
           </w:tcPr>
           <w:p>
@@ -914,13 +989,13 @@
               <w:rPr>
                 <w:sz w:val="14"/>
               </w:rPr>
-              <w:t>11.666</w:t>
-            </w:r>
-          </w:p>
-        </w:tc>
-        <w:tc>
-          <w:tcPr>
-            <w:tcW w:type="dxa" w:w="864"/>
+              <w:t>11.561</w:t>
+            </w:r>
+          </w:p>
+        </w:tc>
+        <w:tc>
+          <w:tcPr>
+            <w:tcW w:type="dxa" w:w="785"/>
             <w:vAlign w:val="center"/>
           </w:tcPr>
           <w:p>
@@ -928,7 +1003,21 @@
               <w:rPr>
                 <w:sz w:val="14"/>
               </w:rPr>
-              <w:t>346.7</w:t>
+              <w:t>175.8</w:t>
+            </w:r>
+          </w:p>
+        </w:tc>
+        <w:tc>
+          <w:tcPr>
+            <w:tcW w:type="dxa" w:w="785"/>
+            <w:vAlign w:val="center"/>
+          </w:tcPr>
+          <w:p>
+            <w:r>
+              <w:rPr>
+                <w:sz w:val="14"/>
+              </w:rPr>
+              <w:t>False</w:t>
             </w:r>
           </w:p>
         </w:tc>
@@ -936,7 +1025,7 @@
       <w:tr>
         <w:tc>
           <w:tcPr>
-            <w:tcW w:type="dxa" w:w="864"/>
+            <w:tcW w:type="dxa" w:w="785"/>
             <w:vAlign w:val="center"/>
           </w:tcPr>
           <w:p>
@@ -944,13 +1033,13 @@
               <w:rPr>
                 <w:sz w:val="14"/>
               </w:rPr>
-              <w:t>Lasso</w:t>
-            </w:r>
-          </w:p>
-        </w:tc>
-        <w:tc>
-          <w:tcPr>
-            <w:tcW w:type="dxa" w:w="864"/>
+              <w:t>LightGBMRegressor</w:t>
+            </w:r>
+          </w:p>
+        </w:tc>
+        <w:tc>
+          <w:tcPr>
+            <w:tcW w:type="dxa" w:w="785"/>
             <w:vAlign w:val="center"/>
           </w:tcPr>
           <w:p>
@@ -958,13 +1047,13 @@
               <w:rPr>
                 <w:sz w:val="14"/>
               </w:rPr>
-              <w:t>3,357.0</w:t>
-            </w:r>
-          </w:p>
-        </w:tc>
-        <w:tc>
-          <w:tcPr>
-            <w:tcW w:type="dxa" w:w="864"/>
+              <w:t>2,952.3</w:t>
+            </w:r>
+          </w:p>
+        </w:tc>
+        <w:tc>
+          <w:tcPr>
+            <w:tcW w:type="dxa" w:w="785"/>
             <w:vAlign w:val="center"/>
           </w:tcPr>
           <w:p>
@@ -972,13 +1061,13 @@
               <w:rPr>
                 <w:sz w:val="14"/>
               </w:rPr>
-              <w:t>2,694.6</w:t>
-            </w:r>
-          </w:p>
-        </w:tc>
-        <w:tc>
-          <w:tcPr>
-            <w:tcW w:type="dxa" w:w="864"/>
+              <w:t>2,139.7</w:t>
+            </w:r>
+          </w:p>
+        </w:tc>
+        <w:tc>
+          <w:tcPr>
+            <w:tcW w:type="dxa" w:w="785"/>
             <w:vAlign w:val="center"/>
           </w:tcPr>
           <w:p>
@@ -986,13 +1075,13 @@
               <w:rPr>
                 <w:sz w:val="14"/>
               </w:rPr>
-              <w:t>3,347.3</w:t>
-            </w:r>
-          </w:p>
-        </w:tc>
-        <w:tc>
-          <w:tcPr>
-            <w:tcW w:type="dxa" w:w="864"/>
+              <w:t>2,672.7</w:t>
+            </w:r>
+          </w:p>
+        </w:tc>
+        <w:tc>
+          <w:tcPr>
+            <w:tcW w:type="dxa" w:w="785"/>
             <w:vAlign w:val="center"/>
           </w:tcPr>
           <w:p>
@@ -1000,13 +1089,13 @@
               <w:rPr>
                 <w:sz w:val="14"/>
               </w:rPr>
-              <w:t>0.945</w:t>
-            </w:r>
-          </w:p>
-        </w:tc>
-        <w:tc>
-          <w:tcPr>
-            <w:tcW w:type="dxa" w:w="864"/>
+              <w:t>0.965</w:t>
+            </w:r>
+          </w:p>
+        </w:tc>
+        <w:tc>
+          <w:tcPr>
+            <w:tcW w:type="dxa" w:w="785"/>
             <w:vAlign w:val="center"/>
           </w:tcPr>
           <w:p>
@@ -1014,13 +1103,13 @@
               <w:rPr>
                 <w:sz w:val="14"/>
               </w:rPr>
-              <w:t>2,709.8</w:t>
-            </w:r>
-          </w:p>
-        </w:tc>
-        <w:tc>
-          <w:tcPr>
-            <w:tcW w:type="dxa" w:w="864"/>
+              <w:t>2,380.6</w:t>
+            </w:r>
+          </w:p>
+        </w:tc>
+        <w:tc>
+          <w:tcPr>
+            <w:tcW w:type="dxa" w:w="785"/>
             <w:vAlign w:val="center"/>
           </w:tcPr>
           <w:p>
@@ -1028,13 +1117,13 @@
               <w:rPr>
                 <w:sz w:val="14"/>
               </w:rPr>
-              <w:t>3,355.5</w:t>
-            </w:r>
-          </w:p>
-        </w:tc>
-        <w:tc>
-          <w:tcPr>
-            <w:tcW w:type="dxa" w:w="864"/>
+              <w:t>2,976.3</w:t>
+            </w:r>
+          </w:p>
+        </w:tc>
+        <w:tc>
+          <w:tcPr>
+            <w:tcW w:type="dxa" w:w="785"/>
             <w:vAlign w:val="center"/>
           </w:tcPr>
           <w:p>
@@ -1042,13 +1131,13 @@
               <w:rPr>
                 <w:sz w:val="14"/>
               </w:rPr>
-              <w:t>0.945</w:t>
-            </w:r>
-          </w:p>
-        </w:tc>
-        <w:tc>
-          <w:tcPr>
-            <w:tcW w:type="dxa" w:w="864"/>
+              <w:t>0.957</w:t>
+            </w:r>
+          </w:p>
+        </w:tc>
+        <w:tc>
+          <w:tcPr>
+            <w:tcW w:type="dxa" w:w="785"/>
             <w:vAlign w:val="center"/>
           </w:tcPr>
           <w:p>
@@ -1056,13 +1145,13 @@
               <w:rPr>
                 <w:sz w:val="14"/>
               </w:rPr>
-              <w:t>15.316</w:t>
-            </w:r>
-          </w:p>
-        </w:tc>
-        <w:tc>
-          <w:tcPr>
-            <w:tcW w:type="dxa" w:w="864"/>
+              <w:t>11.441</w:t>
+            </w:r>
+          </w:p>
+        </w:tc>
+        <w:tc>
+          <w:tcPr>
+            <w:tcW w:type="dxa" w:w="785"/>
             <w:vAlign w:val="center"/>
           </w:tcPr>
           <w:p>
@@ -1070,7 +1159,21 @@
               <w:rPr>
                 <w:sz w:val="14"/>
               </w:rPr>
-              <w:t>8.233</w:t>
+              <w:t>303.5</w:t>
+            </w:r>
+          </w:p>
+        </w:tc>
+        <w:tc>
+          <w:tcPr>
+            <w:tcW w:type="dxa" w:w="785"/>
+            <w:vAlign w:val="center"/>
+          </w:tcPr>
+          <w:p>
+            <w:r>
+              <w:rPr>
+                <w:sz w:val="14"/>
+              </w:rPr>
+              <w:t>False</w:t>
             </w:r>
           </w:p>
         </w:tc>
@@ -1078,7 +1181,7 @@
       <w:tr>
         <w:tc>
           <w:tcPr>
-            <w:tcW w:type="dxa" w:w="864"/>
+            <w:tcW w:type="dxa" w:w="785"/>
             <w:vAlign w:val="center"/>
           </w:tcPr>
           <w:p>
@@ -1086,13 +1189,13 @@
               <w:rPr>
                 <w:sz w:val="14"/>
               </w:rPr>
-              <w:t>LinearRegression</w:t>
-            </w:r>
-          </w:p>
-        </w:tc>
-        <w:tc>
-          <w:tcPr>
-            <w:tcW w:type="dxa" w:w="864"/>
+              <w:t>WeightedBlendBaseEnhancedHGB</w:t>
+            </w:r>
+          </w:p>
+        </w:tc>
+        <w:tc>
+          <w:tcPr>
+            <w:tcW w:type="dxa" w:w="785"/>
             <w:vAlign w:val="center"/>
           </w:tcPr>
           <w:p>
@@ -1100,13 +1203,13 @@
               <w:rPr>
                 <w:sz w:val="14"/>
               </w:rPr>
-              <w:t>3,357.1</w:t>
-            </w:r>
-          </w:p>
-        </w:tc>
-        <w:tc>
-          <w:tcPr>
-            <w:tcW w:type="dxa" w:w="864"/>
+              <w:t>2,940.6</w:t>
+            </w:r>
+          </w:p>
+        </w:tc>
+        <w:tc>
+          <w:tcPr>
+            <w:tcW w:type="dxa" w:w="785"/>
             <w:vAlign w:val="center"/>
           </w:tcPr>
           <w:p>
@@ -1114,13 +1217,13 @@
               <w:rPr>
                 <w:sz w:val="14"/>
               </w:rPr>
-              <w:t>2,694.6</w:t>
-            </w:r>
-          </w:p>
-        </w:tc>
-        <w:tc>
-          <w:tcPr>
-            <w:tcW w:type="dxa" w:w="864"/>
+              <w:t>2,256.8</w:t>
+            </w:r>
+          </w:p>
+        </w:tc>
+        <w:tc>
+          <w:tcPr>
+            <w:tcW w:type="dxa" w:w="785"/>
             <w:vAlign w:val="center"/>
           </w:tcPr>
           <w:p>
@@ -1128,13 +1231,13 @@
               <w:rPr>
                 <w:sz w:val="14"/>
               </w:rPr>
-              <w:t>3,347.3</w:t>
-            </w:r>
-          </w:p>
-        </w:tc>
-        <w:tc>
-          <w:tcPr>
-            <w:tcW w:type="dxa" w:w="864"/>
+              <w:t>2,817.2</w:t>
+            </w:r>
+          </w:p>
+        </w:tc>
+        <w:tc>
+          <w:tcPr>
+            <w:tcW w:type="dxa" w:w="785"/>
             <w:vAlign w:val="center"/>
           </w:tcPr>
           <w:p>
@@ -1142,13 +1245,13 @@
               <w:rPr>
                 <w:sz w:val="14"/>
               </w:rPr>
-              <w:t>0.945</w:t>
-            </w:r>
-          </w:p>
-        </w:tc>
-        <w:tc>
-          <w:tcPr>
-            <w:tcW w:type="dxa" w:w="864"/>
+              <w:t>0.961</w:t>
+            </w:r>
+          </w:p>
+        </w:tc>
+        <w:tc>
+          <w:tcPr>
+            <w:tcW w:type="dxa" w:w="785"/>
             <w:vAlign w:val="center"/>
           </w:tcPr>
           <w:p>
@@ -1156,13 +1259,13 @@
               <w:rPr>
                 <w:sz w:val="14"/>
               </w:rPr>
-              <w:t>2,709.7</w:t>
-            </w:r>
-          </w:p>
-        </w:tc>
-        <w:tc>
-          <w:tcPr>
-            <w:tcW w:type="dxa" w:w="864"/>
+              <w:t>2,385.3</w:t>
+            </w:r>
+          </w:p>
+        </w:tc>
+        <w:tc>
+          <w:tcPr>
+            <w:tcW w:type="dxa" w:w="785"/>
             <w:vAlign w:val="center"/>
           </w:tcPr>
           <w:p>
@@ -1170,13 +1273,13 @@
               <w:rPr>
                 <w:sz w:val="14"/>
               </w:rPr>
-              <w:t>3,355.6</w:t>
-            </w:r>
-          </w:p>
-        </w:tc>
-        <w:tc>
-          <w:tcPr>
-            <w:tcW w:type="dxa" w:w="864"/>
+              <w:t>2,977.5</w:t>
+            </w:r>
+          </w:p>
+        </w:tc>
+        <w:tc>
+          <w:tcPr>
+            <w:tcW w:type="dxa" w:w="785"/>
             <w:vAlign w:val="center"/>
           </w:tcPr>
           <w:p>
@@ -1184,13 +1287,13 @@
               <w:rPr>
                 <w:sz w:val="14"/>
               </w:rPr>
-              <w:t>0.945</w:t>
-            </w:r>
-          </w:p>
-        </w:tc>
-        <w:tc>
-          <w:tcPr>
-            <w:tcW w:type="dxa" w:w="864"/>
+              <w:t>0.957</w:t>
+            </w:r>
+          </w:p>
+        </w:tc>
+        <w:tc>
+          <w:tcPr>
+            <w:tcW w:type="dxa" w:w="785"/>
             <w:vAlign w:val="center"/>
           </w:tcPr>
           <w:p>
@@ -1198,13 +1301,13 @@
               <w:rPr>
                 <w:sz w:val="14"/>
               </w:rPr>
-              <w:t>15.316</w:t>
-            </w:r>
-          </w:p>
-        </w:tc>
-        <w:tc>
-          <w:tcPr>
-            <w:tcW w:type="dxa" w:w="864"/>
+              <w:t>11.477</w:t>
+            </w:r>
+          </w:p>
+        </w:tc>
+        <w:tc>
+          <w:tcPr>
+            <w:tcW w:type="dxa" w:w="785"/>
             <w:vAlign w:val="center"/>
           </w:tcPr>
           <w:p>
@@ -1212,7 +1315,21 @@
               <w:rPr>
                 <w:sz w:val="14"/>
               </w:rPr>
-              <w:t>8.250</w:t>
+              <w:t>160.3</w:t>
+            </w:r>
+          </w:p>
+        </w:tc>
+        <w:tc>
+          <w:tcPr>
+            <w:tcW w:type="dxa" w:w="785"/>
+            <w:vAlign w:val="center"/>
+          </w:tcPr>
+          <w:p>
+            <w:r>
+              <w:rPr>
+                <w:sz w:val="14"/>
+              </w:rPr>
+              <w:t>False</w:t>
             </w:r>
           </w:p>
         </w:tc>
@@ -1220,7 +1337,7 @@
       <w:tr>
         <w:tc>
           <w:tcPr>
-            <w:tcW w:type="dxa" w:w="864"/>
+            <w:tcW w:type="dxa" w:w="785"/>
             <w:vAlign w:val="center"/>
           </w:tcPr>
           <w:p>
@@ -1228,13 +1345,13 @@
               <w:rPr>
                 <w:sz w:val="14"/>
               </w:rPr>
-              <w:t>Ridge</w:t>
-            </w:r>
-          </w:p>
-        </w:tc>
-        <w:tc>
-          <w:tcPr>
-            <w:tcW w:type="dxa" w:w="864"/>
+              <w:t>BaseLightGBMRegressor</w:t>
+            </w:r>
+          </w:p>
+        </w:tc>
+        <w:tc>
+          <w:tcPr>
+            <w:tcW w:type="dxa" w:w="785"/>
             <w:vAlign w:val="center"/>
           </w:tcPr>
           <w:p>
@@ -1242,13 +1359,13 @@
               <w:rPr>
                 <w:sz w:val="14"/>
               </w:rPr>
-              <w:t>3,357.1</w:t>
-            </w:r>
-          </w:p>
-        </w:tc>
-        <w:tc>
-          <w:tcPr>
-            <w:tcW w:type="dxa" w:w="864"/>
+              <w:t>2,955.2</w:t>
+            </w:r>
+          </w:p>
+        </w:tc>
+        <w:tc>
+          <w:tcPr>
+            <w:tcW w:type="dxa" w:w="785"/>
             <w:vAlign w:val="center"/>
           </w:tcPr>
           <w:p>
@@ -1256,13 +1373,13 @@
               <w:rPr>
                 <w:sz w:val="14"/>
               </w:rPr>
-              <w:t>2,694.4</w:t>
-            </w:r>
-          </w:p>
-        </w:tc>
-        <w:tc>
-          <w:tcPr>
-            <w:tcW w:type="dxa" w:w="864"/>
+              <w:t>2,166.5</w:t>
+            </w:r>
+          </w:p>
+        </w:tc>
+        <w:tc>
+          <w:tcPr>
+            <w:tcW w:type="dxa" w:w="785"/>
             <w:vAlign w:val="center"/>
           </w:tcPr>
           <w:p>
@@ -1270,13 +1387,13 @@
               <w:rPr>
                 <w:sz w:val="14"/>
               </w:rPr>
-              <w:t>3,347.3</w:t>
-            </w:r>
-          </w:p>
-        </w:tc>
-        <w:tc>
-          <w:tcPr>
-            <w:tcW w:type="dxa" w:w="864"/>
+              <w:t>2,699.9</w:t>
+            </w:r>
+          </w:p>
+        </w:tc>
+        <w:tc>
+          <w:tcPr>
+            <w:tcW w:type="dxa" w:w="785"/>
             <w:vAlign w:val="center"/>
           </w:tcPr>
           <w:p>
@@ -1284,13 +1401,13 @@
               <w:rPr>
                 <w:sz w:val="14"/>
               </w:rPr>
-              <w:t>0.945</w:t>
-            </w:r>
-          </w:p>
-        </w:tc>
-        <w:tc>
-          <w:tcPr>
-            <w:tcW w:type="dxa" w:w="864"/>
+              <w:t>0.964</w:t>
+            </w:r>
+          </w:p>
+        </w:tc>
+        <w:tc>
+          <w:tcPr>
+            <w:tcW w:type="dxa" w:w="785"/>
             <w:vAlign w:val="center"/>
           </w:tcPr>
           <w:p>
@@ -1298,13 +1415,13 @@
               <w:rPr>
                 <w:sz w:val="14"/>
               </w:rPr>
-              <w:t>2,709.6</w:t>
-            </w:r>
-          </w:p>
-        </w:tc>
-        <w:tc>
-          <w:tcPr>
-            <w:tcW w:type="dxa" w:w="864"/>
+              <w:t>2,384.1</w:t>
+            </w:r>
+          </w:p>
+        </w:tc>
+        <w:tc>
+          <w:tcPr>
+            <w:tcW w:type="dxa" w:w="785"/>
             <w:vAlign w:val="center"/>
           </w:tcPr>
           <w:p>
@@ -1312,13 +1429,13 @@
               <w:rPr>
                 <w:sz w:val="14"/>
               </w:rPr>
-              <w:t>3,355.7</w:t>
-            </w:r>
-          </w:p>
-        </w:tc>
-        <w:tc>
-          <w:tcPr>
-            <w:tcW w:type="dxa" w:w="864"/>
+              <w:t>2,978.1</w:t>
+            </w:r>
+          </w:p>
+        </w:tc>
+        <w:tc>
+          <w:tcPr>
+            <w:tcW w:type="dxa" w:w="785"/>
             <w:vAlign w:val="center"/>
           </w:tcPr>
           <w:p>
@@ -1326,13 +1443,13 @@
               <w:rPr>
                 <w:sz w:val="14"/>
               </w:rPr>
-              <w:t>0.945</w:t>
-            </w:r>
-          </w:p>
-        </w:tc>
-        <w:tc>
-          <w:tcPr>
-            <w:tcW w:type="dxa" w:w="864"/>
+              <w:t>0.957</w:t>
+            </w:r>
+          </w:p>
+        </w:tc>
+        <w:tc>
+          <w:tcPr>
+            <w:tcW w:type="dxa" w:w="785"/>
             <w:vAlign w:val="center"/>
           </w:tcPr>
           <w:p>
@@ -1340,13 +1457,13 @@
               <w:rPr>
                 <w:sz w:val="14"/>
               </w:rPr>
-              <w:t>15.313</w:t>
-            </w:r>
-          </w:p>
-        </w:tc>
-        <w:tc>
-          <w:tcPr>
-            <w:tcW w:type="dxa" w:w="864"/>
+              <w:t>11.438</w:t>
+            </w:r>
+          </w:p>
+        </w:tc>
+        <w:tc>
+          <w:tcPr>
+            <w:tcW w:type="dxa" w:w="785"/>
             <w:vAlign w:val="center"/>
           </w:tcPr>
           <w:p>
@@ -1354,7 +1471,21 @@
               <w:rPr>
                 <w:sz w:val="14"/>
               </w:rPr>
-              <w:t>8.399</w:t>
+              <w:t>278.2</w:t>
+            </w:r>
+          </w:p>
+        </w:tc>
+        <w:tc>
+          <w:tcPr>
+            <w:tcW w:type="dxa" w:w="785"/>
+            <w:vAlign w:val="center"/>
+          </w:tcPr>
+          <w:p>
+            <w:r>
+              <w:rPr>
+                <w:sz w:val="14"/>
+              </w:rPr>
+              <w:t>False</w:t>
             </w:r>
           </w:p>
         </w:tc>
@@ -1362,7 +1493,7 @@
       <w:tr>
         <w:tc>
           <w:tcPr>
-            <w:tcW w:type="dxa" w:w="864"/>
+            <w:tcW w:type="dxa" w:w="785"/>
             <w:vAlign w:val="center"/>
           </w:tcPr>
           <w:p>
@@ -1370,13 +1501,13 @@
               <w:rPr>
                 <w:sz w:val="14"/>
               </w:rPr>
-              <w:t>ElasticNet</w:t>
-            </w:r>
-          </w:p>
-        </w:tc>
-        <w:tc>
-          <w:tcPr>
-            <w:tcW w:type="dxa" w:w="864"/>
+              <w:t>BaseHistGradientBoostingRegressor</w:t>
+            </w:r>
+          </w:p>
+        </w:tc>
+        <w:tc>
+          <w:tcPr>
+            <w:tcW w:type="dxa" w:w="785"/>
             <w:vAlign w:val="center"/>
           </w:tcPr>
           <w:p>
@@ -1384,13 +1515,13 @@
               <w:rPr>
                 <w:sz w:val="14"/>
               </w:rPr>
-              <w:t>3,407.7</w:t>
-            </w:r>
-          </w:p>
-        </w:tc>
-        <w:tc>
-          <w:tcPr>
-            <w:tcW w:type="dxa" w:w="864"/>
+              <w:t>2,947.2</w:t>
+            </w:r>
+          </w:p>
+        </w:tc>
+        <w:tc>
+          <w:tcPr>
+            <w:tcW w:type="dxa" w:w="785"/>
             <w:vAlign w:val="center"/>
           </w:tcPr>
           <w:p>
@@ -1398,13 +1529,13 @@
               <w:rPr>
                 <w:sz w:val="14"/>
               </w:rPr>
-              <w:t>2,716.3</w:t>
-            </w:r>
-          </w:p>
-        </w:tc>
-        <w:tc>
-          <w:tcPr>
-            <w:tcW w:type="dxa" w:w="864"/>
+              <w:t>2,240.6</w:t>
+            </w:r>
+          </w:p>
+        </w:tc>
+        <w:tc>
+          <w:tcPr>
+            <w:tcW w:type="dxa" w:w="785"/>
             <w:vAlign w:val="center"/>
           </w:tcPr>
           <w:p>
@@ -1412,13 +1543,13 @@
               <w:rPr>
                 <w:sz w:val="14"/>
               </w:rPr>
-              <w:t>3,400.3</w:t>
-            </w:r>
-          </w:p>
-        </w:tc>
-        <w:tc>
-          <w:tcPr>
-            <w:tcW w:type="dxa" w:w="864"/>
+              <w:t>2,791.7</w:t>
+            </w:r>
+          </w:p>
+        </w:tc>
+        <w:tc>
+          <w:tcPr>
+            <w:tcW w:type="dxa" w:w="785"/>
             <w:vAlign w:val="center"/>
           </w:tcPr>
           <w:p>
@@ -1426,13 +1557,13 @@
               <w:rPr>
                 <w:sz w:val="14"/>
               </w:rPr>
-              <w:t>0.944</w:t>
-            </w:r>
-          </w:p>
-        </w:tc>
-        <w:tc>
-          <w:tcPr>
-            <w:tcW w:type="dxa" w:w="864"/>
+              <w:t>0.962</w:t>
+            </w:r>
+          </w:p>
+        </w:tc>
+        <w:tc>
+          <w:tcPr>
+            <w:tcW w:type="dxa" w:w="785"/>
             <w:vAlign w:val="center"/>
           </w:tcPr>
           <w:p>
@@ -1440,13 +1571,13 @@
               <w:rPr>
                 <w:sz w:val="14"/>
               </w:rPr>
-              <w:t>2,725.0</w:t>
-            </w:r>
-          </w:p>
-        </w:tc>
-        <w:tc>
-          <w:tcPr>
-            <w:tcW w:type="dxa" w:w="864"/>
+              <w:t>2,387.3</w:t>
+            </w:r>
+          </w:p>
+        </w:tc>
+        <w:tc>
+          <w:tcPr>
+            <w:tcW w:type="dxa" w:w="785"/>
             <w:vAlign w:val="center"/>
           </w:tcPr>
           <w:p>
@@ -1454,13 +1585,13 @@
               <w:rPr>
                 <w:sz w:val="14"/>
               </w:rPr>
-              <w:t>3,409.2</w:t>
-            </w:r>
-          </w:p>
-        </w:tc>
-        <w:tc>
-          <w:tcPr>
-            <w:tcW w:type="dxa" w:w="864"/>
+              <w:t>2,980.0</w:t>
+            </w:r>
+          </w:p>
+        </w:tc>
+        <w:tc>
+          <w:tcPr>
+            <w:tcW w:type="dxa" w:w="785"/>
             <w:vAlign w:val="center"/>
           </w:tcPr>
           <w:p>
@@ -1468,13 +1599,13 @@
               <w:rPr>
                 <w:sz w:val="14"/>
               </w:rPr>
-              <w:t>0.943</w:t>
-            </w:r>
-          </w:p>
-        </w:tc>
-        <w:tc>
-          <w:tcPr>
-            <w:tcW w:type="dxa" w:w="864"/>
+              <w:t>0.957</w:t>
+            </w:r>
+          </w:p>
+        </w:tc>
+        <w:tc>
+          <w:tcPr>
+            <w:tcW w:type="dxa" w:w="785"/>
             <w:vAlign w:val="center"/>
           </w:tcPr>
           <w:p>
@@ -1482,13 +1613,13 @@
               <w:rPr>
                 <w:sz w:val="14"/>
               </w:rPr>
-              <w:t>15.283</w:t>
-            </w:r>
-          </w:p>
-        </w:tc>
-        <w:tc>
-          <w:tcPr>
-            <w:tcW w:type="dxa" w:w="864"/>
+              <w:t>11.502</w:t>
+            </w:r>
+          </w:p>
+        </w:tc>
+        <w:tc>
+          <w:tcPr>
+            <w:tcW w:type="dxa" w:w="785"/>
             <w:vAlign w:val="center"/>
           </w:tcPr>
           <w:p>
@@ -1496,7 +1627,21 @@
               <w:rPr>
                 <w:sz w:val="14"/>
               </w:rPr>
-              <w:t>8.898</w:t>
+              <w:t>188.3</w:t>
+            </w:r>
+          </w:p>
+        </w:tc>
+        <w:tc>
+          <w:tcPr>
+            <w:tcW w:type="dxa" w:w="785"/>
+            <w:vAlign w:val="center"/>
+          </w:tcPr>
+          <w:p>
+            <w:r>
+              <w:rPr>
+                <w:sz w:val="14"/>
+              </w:rPr>
+              <w:t>False</w:t>
             </w:r>
           </w:p>
         </w:tc>
@@ -1504,7 +1649,7 @@
       <w:tr>
         <w:tc>
           <w:tcPr>
-            <w:tcW w:type="dxa" w:w="864"/>
+            <w:tcW w:type="dxa" w:w="785"/>
             <w:vAlign w:val="center"/>
           </w:tcPr>
           <w:p>
@@ -1512,13 +1657,13 @@
               <w:rPr>
                 <w:sz w:val="14"/>
               </w:rPr>
-              <w:t>RandomForestRegressor</w:t>
-            </w:r>
-          </w:p>
-        </w:tc>
-        <w:tc>
-          <w:tcPr>
-            <w:tcW w:type="dxa" w:w="864"/>
+              <w:t>BaseHistGradientBoostingRegressorAlt</w:t>
+            </w:r>
+          </w:p>
+        </w:tc>
+        <w:tc>
+          <w:tcPr>
+            <w:tcW w:type="dxa" w:w="785"/>
             <w:vAlign w:val="center"/>
           </w:tcPr>
           <w:p>
@@ -1526,13 +1671,13 @@
               <w:rPr>
                 <w:sz w:val="14"/>
               </w:rPr>
-              <w:t>4,443.7</w:t>
-            </w:r>
-          </w:p>
-        </w:tc>
-        <w:tc>
-          <w:tcPr>
-            <w:tcW w:type="dxa" w:w="864"/>
+              <w:t>2,942.4</w:t>
+            </w:r>
+          </w:p>
+        </w:tc>
+        <w:tc>
+          <w:tcPr>
+            <w:tcW w:type="dxa" w:w="785"/>
             <w:vAlign w:val="center"/>
           </w:tcPr>
           <w:p>
@@ -1540,13 +1685,13 @@
               <w:rPr>
                 <w:sz w:val="14"/>
               </w:rPr>
-              <w:t>2,951.6</w:t>
-            </w:r>
-          </w:p>
-        </w:tc>
-        <w:tc>
-          <w:tcPr>
-            <w:tcW w:type="dxa" w:w="864"/>
+              <w:t>2,286.0</w:t>
+            </w:r>
+          </w:p>
+        </w:tc>
+        <w:tc>
+          <w:tcPr>
+            <w:tcW w:type="dxa" w:w="785"/>
             <w:vAlign w:val="center"/>
           </w:tcPr>
           <w:p>
@@ -1554,13 +1699,13 @@
               <w:rPr>
                 <w:sz w:val="14"/>
               </w:rPr>
-              <w:t>3,799.2</w:t>
-            </w:r>
-          </w:p>
-        </w:tc>
-        <w:tc>
-          <w:tcPr>
-            <w:tcW w:type="dxa" w:w="864"/>
+              <w:t>2,844.2</w:t>
+            </w:r>
+          </w:p>
+        </w:tc>
+        <w:tc>
+          <w:tcPr>
+            <w:tcW w:type="dxa" w:w="785"/>
             <w:vAlign w:val="center"/>
           </w:tcPr>
           <w:p>
@@ -1568,13 +1713,13 @@
               <w:rPr>
                 <w:sz w:val="14"/>
               </w:rPr>
-              <w:t>0.930</w:t>
-            </w:r>
-          </w:p>
-        </w:tc>
-        <w:tc>
-          <w:tcPr>
-            <w:tcW w:type="dxa" w:w="864"/>
+              <w:t>0.961</w:t>
+            </w:r>
+          </w:p>
+        </w:tc>
+        <w:tc>
+          <w:tcPr>
+            <w:tcW w:type="dxa" w:w="785"/>
             <w:vAlign w:val="center"/>
           </w:tcPr>
           <w:p>
@@ -1582,13 +1727,13 @@
               <w:rPr>
                 <w:sz w:val="14"/>
               </w:rPr>
-              <w:t>3,287.8</w:t>
-            </w:r>
-          </w:p>
-        </w:tc>
-        <w:tc>
-          <w:tcPr>
-            <w:tcW w:type="dxa" w:w="864"/>
+              <w:t>2,393.6</w:t>
+            </w:r>
+          </w:p>
+        </w:tc>
+        <w:tc>
+          <w:tcPr>
+            <w:tcW w:type="dxa" w:w="785"/>
             <w:vAlign w:val="center"/>
           </w:tcPr>
           <w:p>
@@ -1596,13 +1741,13 @@
               <w:rPr>
                 <w:sz w:val="14"/>
               </w:rPr>
-              <w:t>4,265.8</w:t>
-            </w:r>
-          </w:p>
-        </w:tc>
-        <w:tc>
-          <w:tcPr>
-            <w:tcW w:type="dxa" w:w="864"/>
+              <w:t>2,982.4</w:t>
+            </w:r>
+          </w:p>
+        </w:tc>
+        <w:tc>
+          <w:tcPr>
+            <w:tcW w:type="dxa" w:w="785"/>
             <w:vAlign w:val="center"/>
           </w:tcPr>
           <w:p>
@@ -1610,13 +1755,13 @@
               <w:rPr>
                 <w:sz w:val="14"/>
               </w:rPr>
-              <w:t>0.911</w:t>
-            </w:r>
-          </w:p>
-        </w:tc>
-        <w:tc>
-          <w:tcPr>
-            <w:tcW w:type="dxa" w:w="864"/>
+              <w:t>0.956</w:t>
+            </w:r>
+          </w:p>
+        </w:tc>
+        <w:tc>
+          <w:tcPr>
+            <w:tcW w:type="dxa" w:w="785"/>
             <w:vAlign w:val="center"/>
           </w:tcPr>
           <w:p>
@@ -1624,13 +1769,13 @@
               <w:rPr>
                 <w:sz w:val="14"/>
               </w:rPr>
-              <w:t>19.062</w:t>
-            </w:r>
-          </w:p>
-        </w:tc>
-        <w:tc>
-          <w:tcPr>
-            <w:tcW w:type="dxa" w:w="864"/>
+              <w:t>11.693</w:t>
+            </w:r>
+          </w:p>
+        </w:tc>
+        <w:tc>
+          <w:tcPr>
+            <w:tcW w:type="dxa" w:w="785"/>
             <w:vAlign w:val="center"/>
           </w:tcPr>
           <w:p>
@@ -1638,7 +1783,21 @@
               <w:rPr>
                 <w:sz w:val="14"/>
               </w:rPr>
-              <w:t>466.6</w:t>
+              <w:t>138.3</w:t>
+            </w:r>
+          </w:p>
+        </w:tc>
+        <w:tc>
+          <w:tcPr>
+            <w:tcW w:type="dxa" w:w="785"/>
+            <w:vAlign w:val="center"/>
+          </w:tcPr>
+          <w:p>
+            <w:r>
+              <w:rPr>
+                <w:sz w:val="14"/>
+              </w:rPr>
+              <w:t>True</w:t>
             </w:r>
           </w:p>
         </w:tc>
@@ -1646,7 +1805,7 @@
       <w:tr>
         <w:tc>
           <w:tcPr>
-            <w:tcW w:type="dxa" w:w="864"/>
+            <w:tcW w:type="dxa" w:w="785"/>
             <w:vAlign w:val="center"/>
           </w:tcPr>
           <w:p>
@@ -1654,13 +1813,13 @@
               <w:rPr>
                 <w:sz w:val="14"/>
               </w:rPr>
-              <w:t>ExtraTreesRegressor</w:t>
-            </w:r>
-          </w:p>
-        </w:tc>
-        <w:tc>
-          <w:tcPr>
-            <w:tcW w:type="dxa" w:w="864"/>
+              <w:t>XGBRegressor</w:t>
+            </w:r>
+          </w:p>
+        </w:tc>
+        <w:tc>
+          <w:tcPr>
+            <w:tcW w:type="dxa" w:w="785"/>
             <w:vAlign w:val="center"/>
           </w:tcPr>
           <w:p>
@@ -1668,13 +1827,13 @@
               <w:rPr>
                 <w:sz w:val="14"/>
               </w:rPr>
-              <w:t>5,605.9</w:t>
-            </w:r>
-          </w:p>
-        </w:tc>
-        <w:tc>
-          <w:tcPr>
-            <w:tcW w:type="dxa" w:w="864"/>
+              <w:t>2,968.5</w:t>
+            </w:r>
+          </w:p>
+        </w:tc>
+        <w:tc>
+          <w:tcPr>
+            <w:tcW w:type="dxa" w:w="785"/>
             <w:vAlign w:val="center"/>
           </w:tcPr>
           <w:p>
@@ -1682,13 +1841,13 @@
               <w:rPr>
                 <w:sz w:val="14"/>
               </w:rPr>
-              <w:t>3,603.7</w:t>
-            </w:r>
-          </w:p>
-        </w:tc>
-        <w:tc>
-          <w:tcPr>
-            <w:tcW w:type="dxa" w:w="864"/>
+              <w:t>2,227.5</w:t>
+            </w:r>
+          </w:p>
+        </w:tc>
+        <w:tc>
+          <w:tcPr>
+            <w:tcW w:type="dxa" w:w="785"/>
             <w:vAlign w:val="center"/>
           </w:tcPr>
           <w:p>
@@ -1696,13 +1855,13 @@
               <w:rPr>
                 <w:sz w:val="14"/>
               </w:rPr>
-              <w:t>4,527.3</w:t>
-            </w:r>
-          </w:p>
-        </w:tc>
-        <w:tc>
-          <w:tcPr>
-            <w:tcW w:type="dxa" w:w="864"/>
+              <w:t>2,776.8</w:t>
+            </w:r>
+          </w:p>
+        </w:tc>
+        <w:tc>
+          <w:tcPr>
+            <w:tcW w:type="dxa" w:w="785"/>
             <w:vAlign w:val="center"/>
           </w:tcPr>
           <w:p>
@@ -1710,13 +1869,13 @@
               <w:rPr>
                 <w:sz w:val="14"/>
               </w:rPr>
-              <w:t>0.900</w:t>
-            </w:r>
-          </w:p>
-        </w:tc>
-        <w:tc>
-          <w:tcPr>
-            <w:tcW w:type="dxa" w:w="864"/>
+              <w:t>0.962</w:t>
+            </w:r>
+          </w:p>
+        </w:tc>
+        <w:tc>
+          <w:tcPr>
+            <w:tcW w:type="dxa" w:w="785"/>
             <w:vAlign w:val="center"/>
           </w:tcPr>
           <w:p>
@@ -1724,13 +1883,13 @@
               <w:rPr>
                 <w:sz w:val="14"/>
               </w:rPr>
-              <w:t>4,329.4</w:t>
-            </w:r>
-          </w:p>
-        </w:tc>
-        <w:tc>
-          <w:tcPr>
-            <w:tcW w:type="dxa" w:w="864"/>
+              <w:t>2,402.2</w:t>
+            </w:r>
+          </w:p>
+        </w:tc>
+        <w:tc>
+          <w:tcPr>
+            <w:tcW w:type="dxa" w:w="785"/>
             <w:vAlign w:val="center"/>
           </w:tcPr>
           <w:p>
@@ -1738,13 +1897,13 @@
               <w:rPr>
                 <w:sz w:val="14"/>
               </w:rPr>
-              <w:t>5,443.9</w:t>
-            </w:r>
-          </w:p>
-        </w:tc>
-        <w:tc>
-          <w:tcPr>
-            <w:tcW w:type="dxa" w:w="864"/>
+              <w:t>2,987.2</w:t>
+            </w:r>
+          </w:p>
+        </w:tc>
+        <w:tc>
+          <w:tcPr>
+            <w:tcW w:type="dxa" w:w="785"/>
             <w:vAlign w:val="center"/>
           </w:tcPr>
           <w:p>
@@ -1752,13 +1911,13 @@
               <w:rPr>
                 <w:sz w:val="14"/>
               </w:rPr>
-              <w:t>0.855</w:t>
-            </w:r>
-          </w:p>
-        </w:tc>
-        <w:tc>
-          <w:tcPr>
-            <w:tcW w:type="dxa" w:w="864"/>
+              <w:t>0.956</w:t>
+            </w:r>
+          </w:p>
+        </w:tc>
+        <w:tc>
+          <w:tcPr>
+            <w:tcW w:type="dxa" w:w="785"/>
             <w:vAlign w:val="center"/>
           </w:tcPr>
           <w:p>
@@ -1766,13 +1925,13 @@
               <w:rPr>
                 <w:sz w:val="14"/>
               </w:rPr>
-              <w:t>26.305</w:t>
-            </w:r>
-          </w:p>
-        </w:tc>
-        <w:tc>
-          <w:tcPr>
-            <w:tcW w:type="dxa" w:w="864"/>
+              <w:t>11.565</w:t>
+            </w:r>
+          </w:p>
+        </w:tc>
+        <w:tc>
+          <w:tcPr>
+            <w:tcW w:type="dxa" w:w="785"/>
             <w:vAlign w:val="center"/>
           </w:tcPr>
           <w:p>
@@ -1780,7 +1939,21 @@
               <w:rPr>
                 <w:sz w:val="14"/>
               </w:rPr>
-              <w:t>916.6</w:t>
+              <w:t>210.4</w:t>
+            </w:r>
+          </w:p>
+        </w:tc>
+        <w:tc>
+          <w:tcPr>
+            <w:tcW w:type="dxa" w:w="785"/>
+            <w:vAlign w:val="center"/>
+          </w:tcPr>
+          <w:p>
+            <w:r>
+              <w:rPr>
+                <w:sz w:val="14"/>
+              </w:rPr>
+              <w:t>False</w:t>
             </w:r>
           </w:p>
         </w:tc>
@@ -1788,7 +1961,7 @@
       <w:tr>
         <w:tc>
           <w:tcPr>
-            <w:tcW w:type="dxa" w:w="864"/>
+            <w:tcW w:type="dxa" w:w="785"/>
             <w:vAlign w:val="center"/>
           </w:tcPr>
           <w:p>
@@ -1796,13 +1969,13 @@
               <w:rPr>
                 <w:sz w:val="14"/>
               </w:rPr>
-              <w:t>DummyRegressor</w:t>
-            </w:r>
-          </w:p>
-        </w:tc>
-        <w:tc>
-          <w:tcPr>
-            <w:tcW w:type="dxa" w:w="864"/>
+              <w:t>EnhancedLightGBMRegressorRegularized</w:t>
+            </w:r>
+          </w:p>
+        </w:tc>
+        <w:tc>
+          <w:tcPr>
+            <w:tcW w:type="dxa" w:w="785"/>
             <w:vAlign w:val="center"/>
           </w:tcPr>
           <w:p>
@@ -1810,13 +1983,13 @@
               <w:rPr>
                 <w:sz w:val="14"/>
               </w:rPr>
-              <w:t>14,336.2</w:t>
-            </w:r>
-          </w:p>
-        </w:tc>
-        <w:tc>
-          <w:tcPr>
-            <w:tcW w:type="dxa" w:w="864"/>
+              <w:t>2,967.1</w:t>
+            </w:r>
+          </w:p>
+        </w:tc>
+        <w:tc>
+          <w:tcPr>
+            <w:tcW w:type="dxa" w:w="785"/>
             <w:vAlign w:val="center"/>
           </w:tcPr>
           <w:p>
@@ -1824,13 +1997,13 @@
               <w:rPr>
                 <w:sz w:val="14"/>
               </w:rPr>
-              <w:t>11,836.1</w:t>
-            </w:r>
-          </w:p>
-        </w:tc>
-        <w:tc>
-          <w:tcPr>
-            <w:tcW w:type="dxa" w:w="864"/>
+              <w:t>2,266.7</w:t>
+            </w:r>
+          </w:p>
+        </w:tc>
+        <w:tc>
+          <w:tcPr>
+            <w:tcW w:type="dxa" w:w="785"/>
             <w:vAlign w:val="center"/>
           </w:tcPr>
           <w:p>
@@ -1838,13 +2011,13 @@
               <w:rPr>
                 <w:sz w:val="14"/>
               </w:rPr>
-              <w:t>14,335.8</w:t>
-            </w:r>
-          </w:p>
-        </w:tc>
-        <w:tc>
-          <w:tcPr>
-            <w:tcW w:type="dxa" w:w="864"/>
+              <w:t>2,825.1</w:t>
+            </w:r>
+          </w:p>
+        </w:tc>
+        <w:tc>
+          <w:tcPr>
+            <w:tcW w:type="dxa" w:w="785"/>
             <w:vAlign w:val="center"/>
           </w:tcPr>
           <w:p>
@@ -1852,13 +2025,13 @@
               <w:rPr>
                 <w:sz w:val="14"/>
               </w:rPr>
-              <w:t>0.000</w:t>
-            </w:r>
-          </w:p>
-        </w:tc>
-        <w:tc>
-          <w:tcPr>
-            <w:tcW w:type="dxa" w:w="864"/>
+              <w:t>0.961</w:t>
+            </w:r>
+          </w:p>
+        </w:tc>
+        <w:tc>
+          <w:tcPr>
+            <w:tcW w:type="dxa" w:w="785"/>
             <w:vAlign w:val="center"/>
           </w:tcPr>
           <w:p>
@@ -1866,13 +2039,13 @@
               <w:rPr>
                 <w:sz w:val="14"/>
               </w:rPr>
-              <w:t>11,762.0</w:t>
-            </w:r>
-          </w:p>
-        </w:tc>
-        <w:tc>
-          <w:tcPr>
-            <w:tcW w:type="dxa" w:w="864"/>
+              <w:t>2,401.8</w:t>
+            </w:r>
+          </w:p>
+        </w:tc>
+        <w:tc>
+          <w:tcPr>
+            <w:tcW w:type="dxa" w:w="785"/>
             <w:vAlign w:val="center"/>
           </w:tcPr>
           <w:p>
@@ -1880,13 +2053,13 @@
               <w:rPr>
                 <w:sz w:val="14"/>
               </w:rPr>
-              <w:t>14,273.6</w:t>
-            </w:r>
-          </w:p>
-        </w:tc>
-        <w:tc>
-          <w:tcPr>
-            <w:tcW w:type="dxa" w:w="864"/>
+              <w:t>2,993.0</w:t>
+            </w:r>
+          </w:p>
+        </w:tc>
+        <w:tc>
+          <w:tcPr>
+            <w:tcW w:type="dxa" w:w="785"/>
             <w:vAlign w:val="center"/>
           </w:tcPr>
           <w:p>
@@ -1894,13 +2067,13 @@
               <w:rPr>
                 <w:sz w:val="14"/>
               </w:rPr>
-              <w:t>-0.000</w:t>
-            </w:r>
-          </w:p>
-        </w:tc>
-        <w:tc>
-          <w:tcPr>
-            <w:tcW w:type="dxa" w:w="864"/>
+              <w:t>0.956</w:t>
+            </w:r>
+          </w:p>
+        </w:tc>
+        <w:tc>
+          <w:tcPr>
+            <w:tcW w:type="dxa" w:w="785"/>
             <w:vAlign w:val="center"/>
           </w:tcPr>
           <w:p>
@@ -1908,13 +2081,13 @@
               <w:rPr>
                 <w:sz w:val="14"/>
               </w:rPr>
-              <w:t>79.868</w:t>
-            </w:r>
-          </w:p>
-        </w:tc>
-        <w:tc>
-          <w:tcPr>
-            <w:tcW w:type="dxa" w:w="864"/>
+              <w:t>11.615</w:t>
+            </w:r>
+          </w:p>
+        </w:tc>
+        <w:tc>
+          <w:tcPr>
+            <w:tcW w:type="dxa" w:w="785"/>
             <w:vAlign w:val="center"/>
           </w:tcPr>
           <w:p>
@@ -1922,7 +2095,177 @@
               <w:rPr>
                 <w:sz w:val="14"/>
               </w:rPr>
-              <w:t>-62.196</w:t>
+              <w:t>167.9</w:t>
+            </w:r>
+          </w:p>
+        </w:tc>
+        <w:tc>
+          <w:tcPr>
+            <w:tcW w:type="dxa" w:w="785"/>
+            <w:vAlign w:val="center"/>
+          </w:tcPr>
+          <w:p>
+            <w:r>
+              <w:rPr>
+                <w:sz w:val="14"/>
+              </w:rPr>
+              <w:t>False</w:t>
+            </w:r>
+          </w:p>
+        </w:tc>
+      </w:tr>
+      <w:tr>
+        <w:tc>
+          <w:tcPr>
+            <w:tcW w:type="dxa" w:w="785"/>
+            <w:vAlign w:val="center"/>
+          </w:tcPr>
+          <w:p>
+            <w:r>
+              <w:rPr>
+                <w:sz w:val="14"/>
+              </w:rPr>
+              <w:t>LogTargetTunedHistGradientBoostingRegressor</w:t>
+            </w:r>
+          </w:p>
+        </w:tc>
+        <w:tc>
+          <w:tcPr>
+            <w:tcW w:type="dxa" w:w="785"/>
+            <w:vAlign w:val="center"/>
+          </w:tcPr>
+          <w:p>
+            <w:r>
+              <w:rPr>
+                <w:sz w:val="14"/>
+              </w:rPr>
+              <w:t>2,959.2</w:t>
+            </w:r>
+          </w:p>
+        </w:tc>
+        <w:tc>
+          <w:tcPr>
+            <w:tcW w:type="dxa" w:w="785"/>
+            <w:vAlign w:val="center"/>
+          </w:tcPr>
+          <w:p>
+            <w:r>
+              <w:rPr>
+                <w:sz w:val="14"/>
+              </w:rPr>
+              <w:t>2,223.0</w:t>
+            </w:r>
+          </w:p>
+        </w:tc>
+        <w:tc>
+          <w:tcPr>
+            <w:tcW w:type="dxa" w:w="785"/>
+            <w:vAlign w:val="center"/>
+          </w:tcPr>
+          <w:p>
+            <w:r>
+              <w:rPr>
+                <w:sz w:val="14"/>
+              </w:rPr>
+              <w:t>2,826.1</w:t>
+            </w:r>
+          </w:p>
+        </w:tc>
+        <w:tc>
+          <w:tcPr>
+            <w:tcW w:type="dxa" w:w="785"/>
+            <w:vAlign w:val="center"/>
+          </w:tcPr>
+          <w:p>
+            <w:r>
+              <w:rPr>
+                <w:sz w:val="14"/>
+              </w:rPr>
+              <w:t>0.961</w:t>
+            </w:r>
+          </w:p>
+        </w:tc>
+        <w:tc>
+          <w:tcPr>
+            <w:tcW w:type="dxa" w:w="785"/>
+            <w:vAlign w:val="center"/>
+          </w:tcPr>
+          <w:p>
+            <w:r>
+              <w:rPr>
+                <w:sz w:val="14"/>
+              </w:rPr>
+              <w:t>2,383.4</w:t>
+            </w:r>
+          </w:p>
+        </w:tc>
+        <w:tc>
+          <w:tcPr>
+            <w:tcW w:type="dxa" w:w="785"/>
+            <w:vAlign w:val="center"/>
+          </w:tcPr>
+          <w:p>
+            <w:r>
+              <w:rPr>
+                <w:sz w:val="14"/>
+              </w:rPr>
+              <w:t>2,995.0</w:t>
+            </w:r>
+          </w:p>
+        </w:tc>
+        <w:tc>
+          <w:tcPr>
+            <w:tcW w:type="dxa" w:w="785"/>
+            <w:vAlign w:val="center"/>
+          </w:tcPr>
+          <w:p>
+            <w:r>
+              <w:rPr>
+                <w:sz w:val="14"/>
+              </w:rPr>
+              <w:t>0.956</w:t>
+            </w:r>
+          </w:p>
+        </w:tc>
+        <w:tc>
+          <w:tcPr>
+            <w:tcW w:type="dxa" w:w="785"/>
+            <w:vAlign w:val="center"/>
+          </w:tcPr>
+          <w:p>
+            <w:r>
+              <w:rPr>
+                <w:sz w:val="14"/>
+              </w:rPr>
+              <w:t>11.123</w:t>
+            </w:r>
+          </w:p>
+        </w:tc>
+        <w:tc>
+          <w:tcPr>
+            <w:tcW w:type="dxa" w:w="785"/>
+            <w:vAlign w:val="center"/>
+          </w:tcPr>
+          <w:p>
+            <w:r>
+              <w:rPr>
+                <w:sz w:val="14"/>
+              </w:rPr>
+              <w:t>168.9</w:t>
+            </w:r>
+          </w:p>
+        </w:tc>
+        <w:tc>
+          <w:tcPr>
+            <w:tcW w:type="dxa" w:w="785"/>
+            <w:vAlign w:val="center"/>
+          </w:tcPr>
+          <w:p>
+            <w:r>
+              <w:rPr>
+                <w:sz w:val="14"/>
+              </w:rPr>
+              <w:t>False</w:t>
             </w:r>
           </w:p>
         </w:tc>
@@ -1936,7 +2279,7 @@
       <w:r>
         <w:drawing>
           <wp:inline xmlns:a="http://schemas.openxmlformats.org/drawingml/2006/main" xmlns:pic="http://schemas.openxmlformats.org/drawingml/2006/picture">
-            <wp:extent cx="5669280" cy="3082731"/>
+            <wp:extent cx="5669280" cy="3080991"/>
             <wp:docPr id="1" name="Picture 1"/>
             <wp:cNvGraphicFramePr>
               <a:graphicFrameLocks noChangeAspect="1"/>
@@ -1957,7 +2300,7 @@
                   <pic:spPr>
                     <a:xfrm>
                       <a:off x="0" y="0"/>
-                      <a:ext cx="5669280" cy="3082731"/>
+                      <a:ext cx="5669280" cy="3080991"/>
                     </a:xfrm>
                     <a:prstGeom prst="rect"/>
                   </pic:spPr>
@@ -1983,6 +2326,845 @@
     </w:p>
     <w:p>
       <w:pPr>
+        <w:pStyle w:val="Heading2"/>
+      </w:pPr>
+      <w:r>
+        <w:t>Repeated Cross-validation</w:t>
+      </w:r>
+    </w:p>
+    <w:tbl>
+      <w:tblPr>
+        <w:tblStyle w:val="TableGrid"/>
+        <w:tblW w:type="auto" w:w="0"/>
+        <w:tblLook w:firstColumn="1" w:firstRow="1" w:lastColumn="0" w:lastRow="0" w:noHBand="0" w:noVBand="1" w:val="04A0"/>
+      </w:tblPr>
+      <w:tblGrid>
+        <w:gridCol w:w="1234"/>
+        <w:gridCol w:w="1234"/>
+        <w:gridCol w:w="1234"/>
+        <w:gridCol w:w="1234"/>
+        <w:gridCol w:w="1234"/>
+        <w:gridCol w:w="1234"/>
+        <w:gridCol w:w="1234"/>
+      </w:tblGrid>
+      <w:tr>
+        <w:tc>
+          <w:tcPr>
+            <w:tcW w:type="dxa" w:w="1234"/>
+            <w:shd w:fill="12355B"/>
+          </w:tcPr>
+          <w:p>
+            <w:r>
+              <w:rPr>
+                <w:b/>
+                <w:color w:val="FFFFFF"/>
+                <w:sz w:val="14"/>
+              </w:rPr>
+              <w:t>model</w:t>
+            </w:r>
+          </w:p>
+        </w:tc>
+        <w:tc>
+          <w:tcPr>
+            <w:tcW w:type="dxa" w:w="1234"/>
+            <w:shd w:fill="12355B"/>
+          </w:tcPr>
+          <w:p>
+            <w:r>
+              <w:rPr>
+                <w:b/>
+                <w:color w:val="FFFFFF"/>
+                <w:sz w:val="14"/>
+              </w:rPr>
+              <w:t>repeated_cv_rmse_mean</w:t>
+            </w:r>
+          </w:p>
+        </w:tc>
+        <w:tc>
+          <w:tcPr>
+            <w:tcW w:type="dxa" w:w="1234"/>
+            <w:shd w:fill="12355B"/>
+          </w:tcPr>
+          <w:p>
+            <w:r>
+              <w:rPr>
+                <w:b/>
+                <w:color w:val="FFFFFF"/>
+                <w:sz w:val="14"/>
+              </w:rPr>
+              <w:t>repeated_cv_rmse_std</w:t>
+            </w:r>
+          </w:p>
+        </w:tc>
+        <w:tc>
+          <w:tcPr>
+            <w:tcW w:type="dxa" w:w="1234"/>
+            <w:shd w:fill="12355B"/>
+          </w:tcPr>
+          <w:p>
+            <w:r>
+              <w:rPr>
+                <w:b/>
+                <w:color w:val="FFFFFF"/>
+                <w:sz w:val="14"/>
+              </w:rPr>
+              <w:t>repeated_cv_mae_mean</w:t>
+            </w:r>
+          </w:p>
+        </w:tc>
+        <w:tc>
+          <w:tcPr>
+            <w:tcW w:type="dxa" w:w="1234"/>
+            <w:shd w:fill="12355B"/>
+          </w:tcPr>
+          <w:p>
+            <w:r>
+              <w:rPr>
+                <w:b/>
+                <w:color w:val="FFFFFF"/>
+                <w:sz w:val="14"/>
+              </w:rPr>
+              <w:t>repeated_cv_mae_std</w:t>
+            </w:r>
+          </w:p>
+        </w:tc>
+        <w:tc>
+          <w:tcPr>
+            <w:tcW w:type="dxa" w:w="1234"/>
+            <w:shd w:fill="12355B"/>
+          </w:tcPr>
+          <w:p>
+            <w:r>
+              <w:rPr>
+                <w:b/>
+                <w:color w:val="FFFFFF"/>
+                <w:sz w:val="14"/>
+              </w:rPr>
+              <w:t>folds</w:t>
+            </w:r>
+          </w:p>
+        </w:tc>
+        <w:tc>
+          <w:tcPr>
+            <w:tcW w:type="dxa" w:w="1234"/>
+            <w:shd w:fill="12355B"/>
+          </w:tcPr>
+          <w:p>
+            <w:r>
+              <w:rPr>
+                <w:b/>
+                <w:color w:val="FFFFFF"/>
+                <w:sz w:val="14"/>
+              </w:rPr>
+              <w:t>repeats</w:t>
+            </w:r>
+          </w:p>
+        </w:tc>
+      </w:tr>
+      <w:tr>
+        <w:tc>
+          <w:tcPr>
+            <w:tcW w:type="dxa" w:w="1234"/>
+            <w:vAlign w:val="center"/>
+          </w:tcPr>
+          <w:p>
+            <w:r>
+              <w:rPr>
+                <w:sz w:val="14"/>
+              </w:rPr>
+              <w:t>WeightedBlendLightGBMEnhancedHGB</w:t>
+            </w:r>
+          </w:p>
+        </w:tc>
+        <w:tc>
+          <w:tcPr>
+            <w:tcW w:type="dxa" w:w="1234"/>
+            <w:vAlign w:val="center"/>
+          </w:tcPr>
+          <w:p>
+            <w:r>
+              <w:rPr>
+                <w:sz w:val="14"/>
+              </w:rPr>
+              <w:t>2,946.8</w:t>
+            </w:r>
+          </w:p>
+        </w:tc>
+        <w:tc>
+          <w:tcPr>
+            <w:tcW w:type="dxa" w:w="1234"/>
+            <w:vAlign w:val="center"/>
+          </w:tcPr>
+          <w:p>
+            <w:r>
+              <w:rPr>
+                <w:sz w:val="14"/>
+              </w:rPr>
+              <w:t>10.858</w:t>
+            </w:r>
+          </w:p>
+        </w:tc>
+        <w:tc>
+          <w:tcPr>
+            <w:tcW w:type="dxa" w:w="1234"/>
+            <w:vAlign w:val="center"/>
+          </w:tcPr>
+          <w:p>
+            <w:r>
+              <w:rPr>
+                <w:sz w:val="14"/>
+              </w:rPr>
+              <w:t>2,355.9</w:t>
+            </w:r>
+          </w:p>
+        </w:tc>
+        <w:tc>
+          <w:tcPr>
+            <w:tcW w:type="dxa" w:w="1234"/>
+            <w:vAlign w:val="center"/>
+          </w:tcPr>
+          <w:p>
+            <w:r>
+              <w:rPr>
+                <w:sz w:val="14"/>
+              </w:rPr>
+              <w:t>13.708</w:t>
+            </w:r>
+          </w:p>
+        </w:tc>
+        <w:tc>
+          <w:tcPr>
+            <w:tcW w:type="dxa" w:w="1234"/>
+            <w:vAlign w:val="center"/>
+          </w:tcPr>
+          <w:p>
+            <w:r>
+              <w:rPr>
+                <w:sz w:val="14"/>
+              </w:rPr>
+              <w:t>3</w:t>
+            </w:r>
+          </w:p>
+        </w:tc>
+        <w:tc>
+          <w:tcPr>
+            <w:tcW w:type="dxa" w:w="1234"/>
+            <w:vAlign w:val="center"/>
+          </w:tcPr>
+          <w:p>
+            <w:r>
+              <w:rPr>
+                <w:sz w:val="14"/>
+              </w:rPr>
+              <w:t>2</w:t>
+            </w:r>
+          </w:p>
+        </w:tc>
+      </w:tr>
+      <w:tr>
+        <w:tc>
+          <w:tcPr>
+            <w:tcW w:type="dxa" w:w="1234"/>
+            <w:vAlign w:val="center"/>
+          </w:tcPr>
+          <w:p>
+            <w:r>
+              <w:rPr>
+                <w:sz w:val="14"/>
+              </w:rPr>
+              <w:t>WeightedBlendLightGBMBaseHGB</w:t>
+            </w:r>
+          </w:p>
+        </w:tc>
+        <w:tc>
+          <w:tcPr>
+            <w:tcW w:type="dxa" w:w="1234"/>
+            <w:vAlign w:val="center"/>
+          </w:tcPr>
+          <w:p>
+            <w:r>
+              <w:rPr>
+                <w:sz w:val="14"/>
+              </w:rPr>
+              <w:t>2,947.1</w:t>
+            </w:r>
+          </w:p>
+        </w:tc>
+        <w:tc>
+          <w:tcPr>
+            <w:tcW w:type="dxa" w:w="1234"/>
+            <w:vAlign w:val="center"/>
+          </w:tcPr>
+          <w:p>
+            <w:r>
+              <w:rPr>
+                <w:sz w:val="14"/>
+              </w:rPr>
+              <w:t>10.643</w:t>
+            </w:r>
+          </w:p>
+        </w:tc>
+        <w:tc>
+          <w:tcPr>
+            <w:tcW w:type="dxa" w:w="1234"/>
+            <w:vAlign w:val="center"/>
+          </w:tcPr>
+          <w:p>
+            <w:r>
+              <w:rPr>
+                <w:sz w:val="14"/>
+              </w:rPr>
+              <w:t>2,356.7</w:t>
+            </w:r>
+          </w:p>
+        </w:tc>
+        <w:tc>
+          <w:tcPr>
+            <w:tcW w:type="dxa" w:w="1234"/>
+            <w:vAlign w:val="center"/>
+          </w:tcPr>
+          <w:p>
+            <w:r>
+              <w:rPr>
+                <w:sz w:val="14"/>
+              </w:rPr>
+              <w:t>12.412</w:t>
+            </w:r>
+          </w:p>
+        </w:tc>
+        <w:tc>
+          <w:tcPr>
+            <w:tcW w:type="dxa" w:w="1234"/>
+            <w:vAlign w:val="center"/>
+          </w:tcPr>
+          <w:p>
+            <w:r>
+              <w:rPr>
+                <w:sz w:val="14"/>
+              </w:rPr>
+              <w:t>3</w:t>
+            </w:r>
+          </w:p>
+        </w:tc>
+        <w:tc>
+          <w:tcPr>
+            <w:tcW w:type="dxa" w:w="1234"/>
+            <w:vAlign w:val="center"/>
+          </w:tcPr>
+          <w:p>
+            <w:r>
+              <w:rPr>
+                <w:sz w:val="14"/>
+              </w:rPr>
+              <w:t>2</w:t>
+            </w:r>
+          </w:p>
+        </w:tc>
+      </w:tr>
+      <w:tr>
+        <w:tc>
+          <w:tcPr>
+            <w:tcW w:type="dxa" w:w="1234"/>
+            <w:vAlign w:val="center"/>
+          </w:tcPr>
+          <w:p>
+            <w:r>
+              <w:rPr>
+                <w:sz w:val="14"/>
+              </w:rPr>
+              <w:t>WeightedBlendBaseEnhancedHGB</w:t>
+            </w:r>
+          </w:p>
+        </w:tc>
+        <w:tc>
+          <w:tcPr>
+            <w:tcW w:type="dxa" w:w="1234"/>
+            <w:vAlign w:val="center"/>
+          </w:tcPr>
+          <w:p>
+            <w:r>
+              <w:rPr>
+                <w:sz w:val="14"/>
+              </w:rPr>
+              <w:t>2,948.9</w:t>
+            </w:r>
+          </w:p>
+        </w:tc>
+        <w:tc>
+          <w:tcPr>
+            <w:tcW w:type="dxa" w:w="1234"/>
+            <w:vAlign w:val="center"/>
+          </w:tcPr>
+          <w:p>
+            <w:r>
+              <w:rPr>
+                <w:sz w:val="14"/>
+              </w:rPr>
+              <w:t>9.625</w:t>
+            </w:r>
+          </w:p>
+        </w:tc>
+        <w:tc>
+          <w:tcPr>
+            <w:tcW w:type="dxa" w:w="1234"/>
+            <w:vAlign w:val="center"/>
+          </w:tcPr>
+          <w:p>
+            <w:r>
+              <w:rPr>
+                <w:sz w:val="14"/>
+              </w:rPr>
+              <w:t>2,358.8</w:t>
+            </w:r>
+          </w:p>
+        </w:tc>
+        <w:tc>
+          <w:tcPr>
+            <w:tcW w:type="dxa" w:w="1234"/>
+            <w:vAlign w:val="center"/>
+          </w:tcPr>
+          <w:p>
+            <w:r>
+              <w:rPr>
+                <w:sz w:val="14"/>
+              </w:rPr>
+              <w:t>10.635</w:t>
+            </w:r>
+          </w:p>
+        </w:tc>
+        <w:tc>
+          <w:tcPr>
+            <w:tcW w:type="dxa" w:w="1234"/>
+            <w:vAlign w:val="center"/>
+          </w:tcPr>
+          <w:p>
+            <w:r>
+              <w:rPr>
+                <w:sz w:val="14"/>
+              </w:rPr>
+              <w:t>3</w:t>
+            </w:r>
+          </w:p>
+        </w:tc>
+        <w:tc>
+          <w:tcPr>
+            <w:tcW w:type="dxa" w:w="1234"/>
+            <w:vAlign w:val="center"/>
+          </w:tcPr>
+          <w:p>
+            <w:r>
+              <w:rPr>
+                <w:sz w:val="14"/>
+              </w:rPr>
+              <w:t>2</w:t>
+            </w:r>
+          </w:p>
+        </w:tc>
+      </w:tr>
+      <w:tr>
+        <w:tc>
+          <w:tcPr>
+            <w:tcW w:type="dxa" w:w="1234"/>
+            <w:vAlign w:val="center"/>
+          </w:tcPr>
+          <w:p>
+            <w:r>
+              <w:rPr>
+                <w:sz w:val="14"/>
+              </w:rPr>
+              <w:t>TunedHistGradientBoostingRegressor</w:t>
+            </w:r>
+          </w:p>
+        </w:tc>
+        <w:tc>
+          <w:tcPr>
+            <w:tcW w:type="dxa" w:w="1234"/>
+            <w:vAlign w:val="center"/>
+          </w:tcPr>
+          <w:p>
+            <w:r>
+              <w:rPr>
+                <w:sz w:val="14"/>
+              </w:rPr>
+              <w:t>2,951.4</w:t>
+            </w:r>
+          </w:p>
+        </w:tc>
+        <w:tc>
+          <w:tcPr>
+            <w:tcW w:type="dxa" w:w="1234"/>
+            <w:vAlign w:val="center"/>
+          </w:tcPr>
+          <w:p>
+            <w:r>
+              <w:rPr>
+                <w:sz w:val="14"/>
+              </w:rPr>
+              <w:t>7.882</w:t>
+            </w:r>
+          </w:p>
+        </w:tc>
+        <w:tc>
+          <w:tcPr>
+            <w:tcW w:type="dxa" w:w="1234"/>
+            <w:vAlign w:val="center"/>
+          </w:tcPr>
+          <w:p>
+            <w:r>
+              <w:rPr>
+                <w:sz w:val="14"/>
+              </w:rPr>
+              <w:t>2,362.9</w:t>
+            </w:r>
+          </w:p>
+        </w:tc>
+        <w:tc>
+          <w:tcPr>
+            <w:tcW w:type="dxa" w:w="1234"/>
+            <w:vAlign w:val="center"/>
+          </w:tcPr>
+          <w:p>
+            <w:r>
+              <w:rPr>
+                <w:sz w:val="14"/>
+              </w:rPr>
+              <w:t>9.080</w:t>
+            </w:r>
+          </w:p>
+        </w:tc>
+        <w:tc>
+          <w:tcPr>
+            <w:tcW w:type="dxa" w:w="1234"/>
+            <w:vAlign w:val="center"/>
+          </w:tcPr>
+          <w:p>
+            <w:r>
+              <w:rPr>
+                <w:sz w:val="14"/>
+              </w:rPr>
+              <w:t>3</w:t>
+            </w:r>
+          </w:p>
+        </w:tc>
+        <w:tc>
+          <w:tcPr>
+            <w:tcW w:type="dxa" w:w="1234"/>
+            <w:vAlign w:val="center"/>
+          </w:tcPr>
+          <w:p>
+            <w:r>
+              <w:rPr>
+                <w:sz w:val="14"/>
+              </w:rPr>
+              <w:t>2</w:t>
+            </w:r>
+          </w:p>
+        </w:tc>
+      </w:tr>
+      <w:tr>
+        <w:tc>
+          <w:tcPr>
+            <w:tcW w:type="dxa" w:w="1234"/>
+            <w:vAlign w:val="center"/>
+          </w:tcPr>
+          <w:p>
+            <w:r>
+              <w:rPr>
+                <w:sz w:val="14"/>
+              </w:rPr>
+              <w:t>BaseHistGradientBoostingRegressorAlt</w:t>
+            </w:r>
+          </w:p>
+        </w:tc>
+        <w:tc>
+          <w:tcPr>
+            <w:tcW w:type="dxa" w:w="1234"/>
+            <w:vAlign w:val="center"/>
+          </w:tcPr>
+          <w:p>
+            <w:r>
+              <w:rPr>
+                <w:sz w:val="14"/>
+              </w:rPr>
+              <w:t>2,953.9</w:t>
+            </w:r>
+          </w:p>
+        </w:tc>
+        <w:tc>
+          <w:tcPr>
+            <w:tcW w:type="dxa" w:w="1234"/>
+            <w:vAlign w:val="center"/>
+          </w:tcPr>
+          <w:p>
+            <w:r>
+              <w:rPr>
+                <w:sz w:val="14"/>
+              </w:rPr>
+              <w:t>9.129</w:t>
+            </w:r>
+          </w:p>
+        </w:tc>
+        <w:tc>
+          <w:tcPr>
+            <w:tcW w:type="dxa" w:w="1234"/>
+            <w:vAlign w:val="center"/>
+          </w:tcPr>
+          <w:p>
+            <w:r>
+              <w:rPr>
+                <w:sz w:val="14"/>
+              </w:rPr>
+              <w:t>2,367.0</w:t>
+            </w:r>
+          </w:p>
+        </w:tc>
+        <w:tc>
+          <w:tcPr>
+            <w:tcW w:type="dxa" w:w="1234"/>
+            <w:vAlign w:val="center"/>
+          </w:tcPr>
+          <w:p>
+            <w:r>
+              <w:rPr>
+                <w:sz w:val="14"/>
+              </w:rPr>
+              <w:t>9.201</w:t>
+            </w:r>
+          </w:p>
+        </w:tc>
+        <w:tc>
+          <w:tcPr>
+            <w:tcW w:type="dxa" w:w="1234"/>
+            <w:vAlign w:val="center"/>
+          </w:tcPr>
+          <w:p>
+            <w:r>
+              <w:rPr>
+                <w:sz w:val="14"/>
+              </w:rPr>
+              <w:t>3</w:t>
+            </w:r>
+          </w:p>
+        </w:tc>
+        <w:tc>
+          <w:tcPr>
+            <w:tcW w:type="dxa" w:w="1234"/>
+            <w:vAlign w:val="center"/>
+          </w:tcPr>
+          <w:p>
+            <w:r>
+              <w:rPr>
+                <w:sz w:val="14"/>
+              </w:rPr>
+              <w:t>2</w:t>
+            </w:r>
+          </w:p>
+        </w:tc>
+      </w:tr>
+      <w:tr>
+        <w:tc>
+          <w:tcPr>
+            <w:tcW w:type="dxa" w:w="1234"/>
+            <w:vAlign w:val="center"/>
+          </w:tcPr>
+          <w:p>
+            <w:r>
+              <w:rPr>
+                <w:sz w:val="14"/>
+              </w:rPr>
+              <w:t>HistGradientBoostingRegressor</w:t>
+            </w:r>
+          </w:p>
+        </w:tc>
+        <w:tc>
+          <w:tcPr>
+            <w:tcW w:type="dxa" w:w="1234"/>
+            <w:vAlign w:val="center"/>
+          </w:tcPr>
+          <w:p>
+            <w:r>
+              <w:rPr>
+                <w:sz w:val="14"/>
+              </w:rPr>
+              <w:t>2,954.6</w:t>
+            </w:r>
+          </w:p>
+        </w:tc>
+        <w:tc>
+          <w:tcPr>
+            <w:tcW w:type="dxa" w:w="1234"/>
+            <w:vAlign w:val="center"/>
+          </w:tcPr>
+          <w:p>
+            <w:r>
+              <w:rPr>
+                <w:sz w:val="14"/>
+              </w:rPr>
+              <w:t>8.095</w:t>
+            </w:r>
+          </w:p>
+        </w:tc>
+        <w:tc>
+          <w:tcPr>
+            <w:tcW w:type="dxa" w:w="1234"/>
+            <w:vAlign w:val="center"/>
+          </w:tcPr>
+          <w:p>
+            <w:r>
+              <w:rPr>
+                <w:sz w:val="14"/>
+              </w:rPr>
+              <w:t>2,365.4</w:t>
+            </w:r>
+          </w:p>
+        </w:tc>
+        <w:tc>
+          <w:tcPr>
+            <w:tcW w:type="dxa" w:w="1234"/>
+            <w:vAlign w:val="center"/>
+          </w:tcPr>
+          <w:p>
+            <w:r>
+              <w:rPr>
+                <w:sz w:val="14"/>
+              </w:rPr>
+              <w:t>9.910</w:t>
+            </w:r>
+          </w:p>
+        </w:tc>
+        <w:tc>
+          <w:tcPr>
+            <w:tcW w:type="dxa" w:w="1234"/>
+            <w:vAlign w:val="center"/>
+          </w:tcPr>
+          <w:p>
+            <w:r>
+              <w:rPr>
+                <w:sz w:val="14"/>
+              </w:rPr>
+              <w:t>3</w:t>
+            </w:r>
+          </w:p>
+        </w:tc>
+        <w:tc>
+          <w:tcPr>
+            <w:tcW w:type="dxa" w:w="1234"/>
+            <w:vAlign w:val="center"/>
+          </w:tcPr>
+          <w:p>
+            <w:r>
+              <w:rPr>
+                <w:sz w:val="14"/>
+              </w:rPr>
+              <w:t>2</w:t>
+            </w:r>
+          </w:p>
+        </w:tc>
+      </w:tr>
+      <w:tr>
+        <w:tc>
+          <w:tcPr>
+            <w:tcW w:type="dxa" w:w="1234"/>
+            <w:vAlign w:val="center"/>
+          </w:tcPr>
+          <w:p>
+            <w:r>
+              <w:rPr>
+                <w:sz w:val="14"/>
+              </w:rPr>
+              <w:t>LightGBMRegressor</w:t>
+            </w:r>
+          </w:p>
+        </w:tc>
+        <w:tc>
+          <w:tcPr>
+            <w:tcW w:type="dxa" w:w="1234"/>
+            <w:vAlign w:val="center"/>
+          </w:tcPr>
+          <w:p>
+            <w:r>
+              <w:rPr>
+                <w:sz w:val="14"/>
+              </w:rPr>
+              <w:t>2,963.3</w:t>
+            </w:r>
+          </w:p>
+        </w:tc>
+        <w:tc>
+          <w:tcPr>
+            <w:tcW w:type="dxa" w:w="1234"/>
+            <w:vAlign w:val="center"/>
+          </w:tcPr>
+          <w:p>
+            <w:r>
+              <w:rPr>
+                <w:sz w:val="14"/>
+              </w:rPr>
+              <w:t>11.090</w:t>
+            </w:r>
+          </w:p>
+        </w:tc>
+        <w:tc>
+          <w:tcPr>
+            <w:tcW w:type="dxa" w:w="1234"/>
+            <w:vAlign w:val="center"/>
+          </w:tcPr>
+          <w:p>
+            <w:r>
+              <w:rPr>
+                <w:sz w:val="14"/>
+              </w:rPr>
+              <w:t>2,369.1</w:t>
+            </w:r>
+          </w:p>
+        </w:tc>
+        <w:tc>
+          <w:tcPr>
+            <w:tcW w:type="dxa" w:w="1234"/>
+            <w:vAlign w:val="center"/>
+          </w:tcPr>
+          <w:p>
+            <w:r>
+              <w:rPr>
+                <w:sz w:val="14"/>
+              </w:rPr>
+              <w:t>13.582</w:t>
+            </w:r>
+          </w:p>
+        </w:tc>
+        <w:tc>
+          <w:tcPr>
+            <w:tcW w:type="dxa" w:w="1234"/>
+            <w:vAlign w:val="center"/>
+          </w:tcPr>
+          <w:p>
+            <w:r>
+              <w:rPr>
+                <w:sz w:val="14"/>
+              </w:rPr>
+              <w:t>3</w:t>
+            </w:r>
+          </w:p>
+        </w:tc>
+        <w:tc>
+          <w:tcPr>
+            <w:tcW w:type="dxa" w:w="1234"/>
+            <w:vAlign w:val="center"/>
+          </w:tcPr>
+          <w:p>
+            <w:r>
+              <w:rPr>
+                <w:sz w:val="14"/>
+              </w:rPr>
+              <w:t>2</w:t>
+            </w:r>
+          </w:p>
+        </w:tc>
+      </w:tr>
+    </w:tbl>
+    <w:p/>
+    <w:p>
+      <w:pPr>
         <w:pStyle w:val="Heading1"/>
       </w:pPr>
       <w:r>
@@ -1994,7 +3176,7 @@
         <w:pStyle w:val="ListBullet"/>
       </w:pPr>
       <w:r>
-        <w:t>Selected final model: HistGradientBoostingRegressor.</w:t>
+        <w:t>Selected final model: BaseHistGradientBoostingRegressorAlt.</w:t>
       </w:r>
     </w:p>
     <w:p>
@@ -2002,7 +3184,7 @@
         <w:pStyle w:val="ListBullet"/>
       </w:pPr>
       <w:r>
-        <w:t>Test MAE: 2,335. Test RMSE: 2,915. Test R2: 0.958.</w:t>
+        <w:t>Test MAE: 2,394. Test RMSE: 2,982. Test R2: 0.956.</w:t>
       </w:r>
     </w:p>
     <w:p>
@@ -2010,7 +3192,15 @@
         <w:pStyle w:val="ListBullet"/>
       </w:pPr>
       <w:r>
-        <w:t>Selection prioritized low test RMSE and MAE, high R2, stable cross-validation RMSE, and a reasonable train-test gap.</w:t>
+        <w:t>Best 5-fold CV RMSE was WeightedBlendBaseEnhancedHGB at 2940.58; best raw test RMSE was HistGradientBoostingRegressor at 2971.15. Applied a 1.0% parsimony rule and selected BaseHistGradientBoostingRegressorAlt (CV RMSE 2942.43, test RMSE 2982.44, complexity score 2).</w:t>
+      </w:r>
+    </w:p>
+    <w:p>
+      <w:pPr>
+        <w:pStyle w:val="ListBullet"/>
+      </w:pPr>
+      <w:r>
+        <w:t>The final model is selected by a parsimony/stability rule, not by claiming the absolute lowest test RMSE.</w:t>
       </w:r>
     </w:p>
     <w:p>
@@ -2023,13 +3213,1394 @@
     </w:p>
     <w:p>
       <w:pPr>
+        <w:pStyle w:val="Heading2"/>
+      </w:pPr>
+      <w:r>
+        <w:t>Calibration and Price-grid Post-processing</w:t>
+      </w:r>
+    </w:p>
+    <w:tbl>
+      <w:tblPr>
+        <w:tblStyle w:val="TableGrid"/>
+        <w:tblW w:type="auto" w:w="0"/>
+        <w:tblLook w:firstColumn="1" w:firstRow="1" w:lastColumn="0" w:lastRow="0" w:noHBand="0" w:noVBand="1" w:val="04A0"/>
+      </w:tblPr>
+      <w:tblGrid>
+        <w:gridCol w:w="864"/>
+        <w:gridCol w:w="864"/>
+        <w:gridCol w:w="864"/>
+        <w:gridCol w:w="864"/>
+        <w:gridCol w:w="864"/>
+        <w:gridCol w:w="864"/>
+        <w:gridCol w:w="864"/>
+        <w:gridCol w:w="864"/>
+        <w:gridCol w:w="864"/>
+        <w:gridCol w:w="864"/>
+      </w:tblGrid>
+      <w:tr>
+        <w:tc>
+          <w:tcPr>
+            <w:tcW w:type="dxa" w:w="864"/>
+            <w:shd w:fill="12355B"/>
+          </w:tcPr>
+          <w:p>
+            <w:r>
+              <w:rPr>
+                <w:b/>
+                <w:color w:val="FFFFFF"/>
+                <w:sz w:val="14"/>
+              </w:rPr>
+              <w:t>variant</w:t>
+            </w:r>
+          </w:p>
+        </w:tc>
+        <w:tc>
+          <w:tcPr>
+            <w:tcW w:type="dxa" w:w="864"/>
+            <w:shd w:fill="12355B"/>
+          </w:tcPr>
+          <w:p>
+            <w:r>
+              <w:rPr>
+                <w:b/>
+                <w:color w:val="FFFFFF"/>
+                <w:sz w:val="14"/>
+              </w:rPr>
+              <w:t>MAE</w:t>
+            </w:r>
+          </w:p>
+        </w:tc>
+        <w:tc>
+          <w:tcPr>
+            <w:tcW w:type="dxa" w:w="864"/>
+            <w:shd w:fill="12355B"/>
+          </w:tcPr>
+          <w:p>
+            <w:r>
+              <w:rPr>
+                <w:b/>
+                <w:color w:val="FFFFFF"/>
+                <w:sz w:val="14"/>
+              </w:rPr>
+              <w:t>RMSE</w:t>
+            </w:r>
+          </w:p>
+        </w:tc>
+        <w:tc>
+          <w:tcPr>
+            <w:tcW w:type="dxa" w:w="864"/>
+            <w:shd w:fill="12355B"/>
+          </w:tcPr>
+          <w:p>
+            <w:r>
+              <w:rPr>
+                <w:b/>
+                <w:color w:val="FFFFFF"/>
+                <w:sz w:val="14"/>
+              </w:rPr>
+              <w:t>R2</w:t>
+            </w:r>
+          </w:p>
+        </w:tc>
+        <w:tc>
+          <w:tcPr>
+            <w:tcW w:type="dxa" w:w="864"/>
+            <w:shd w:fill="12355B"/>
+          </w:tcPr>
+          <w:p>
+            <w:r>
+              <w:rPr>
+                <w:b/>
+                <w:color w:val="FFFFFF"/>
+                <w:sz w:val="14"/>
+              </w:rPr>
+              <w:t>MAPE</w:t>
+            </w:r>
+          </w:p>
+        </w:tc>
+        <w:tc>
+          <w:tcPr>
+            <w:tcW w:type="dxa" w:w="864"/>
+            <w:shd w:fill="12355B"/>
+          </w:tcPr>
+          <w:p>
+            <w:r>
+              <w:rPr>
+                <w:b/>
+                <w:color w:val="FFFFFF"/>
+                <w:sz w:val="14"/>
+              </w:rPr>
+              <w:t>SMAPE</w:t>
+            </w:r>
+          </w:p>
+        </w:tc>
+        <w:tc>
+          <w:tcPr>
+            <w:tcW w:type="dxa" w:w="864"/>
+            <w:shd w:fill="12355B"/>
+          </w:tcPr>
+          <w:p>
+            <w:r>
+              <w:rPr>
+                <w:b/>
+                <w:color w:val="FFFFFF"/>
+                <w:sz w:val="14"/>
+              </w:rPr>
+              <w:t>exact_band_accuracy</w:t>
+            </w:r>
+          </w:p>
+        </w:tc>
+        <w:tc>
+          <w:tcPr>
+            <w:tcW w:type="dxa" w:w="864"/>
+            <w:shd w:fill="12355B"/>
+          </w:tcPr>
+          <w:p>
+            <w:r>
+              <w:rPr>
+                <w:b/>
+                <w:color w:val="FFFFFF"/>
+                <w:sz w:val="14"/>
+              </w:rPr>
+              <w:t>within_1_band_accuracy</w:t>
+            </w:r>
+          </w:p>
+        </w:tc>
+        <w:tc>
+          <w:tcPr>
+            <w:tcW w:type="dxa" w:w="864"/>
+            <w:shd w:fill="12355B"/>
+          </w:tcPr>
+          <w:p>
+            <w:r>
+              <w:rPr>
+                <w:b/>
+                <w:color w:val="FFFFFF"/>
+                <w:sz w:val="14"/>
+              </w:rPr>
+              <w:t>within_2_band_accuracy</w:t>
+            </w:r>
+          </w:p>
+        </w:tc>
+        <w:tc>
+          <w:tcPr>
+            <w:tcW w:type="dxa" w:w="864"/>
+            <w:shd w:fill="12355B"/>
+          </w:tcPr>
+          <w:p>
+            <w:r>
+              <w:rPr>
+                <w:b/>
+                <w:color w:val="FFFFFF"/>
+                <w:sz w:val="14"/>
+              </w:rPr>
+              <w:t>within_3_band_accuracy</w:t>
+            </w:r>
+          </w:p>
+        </w:tc>
+      </w:tr>
+      <w:tr>
+        <w:tc>
+          <w:tcPr>
+            <w:tcW w:type="dxa" w:w="864"/>
+            <w:vAlign w:val="center"/>
+          </w:tcPr>
+          <w:p>
+            <w:r>
+              <w:rPr>
+                <w:sz w:val="14"/>
+              </w:rPr>
+              <w:t>raw_continuous</w:t>
+            </w:r>
+          </w:p>
+        </w:tc>
+        <w:tc>
+          <w:tcPr>
+            <w:tcW w:type="dxa" w:w="864"/>
+            <w:vAlign w:val="center"/>
+          </w:tcPr>
+          <w:p>
+            <w:r>
+              <w:rPr>
+                <w:sz w:val="14"/>
+              </w:rPr>
+              <w:t>2,393.6</w:t>
+            </w:r>
+          </w:p>
+        </w:tc>
+        <w:tc>
+          <w:tcPr>
+            <w:tcW w:type="dxa" w:w="864"/>
+            <w:vAlign w:val="center"/>
+          </w:tcPr>
+          <w:p>
+            <w:r>
+              <w:rPr>
+                <w:sz w:val="14"/>
+              </w:rPr>
+              <w:t>2,982.4</w:t>
+            </w:r>
+          </w:p>
+        </w:tc>
+        <w:tc>
+          <w:tcPr>
+            <w:tcW w:type="dxa" w:w="864"/>
+            <w:vAlign w:val="center"/>
+          </w:tcPr>
+          <w:p>
+            <w:r>
+              <w:rPr>
+                <w:sz w:val="14"/>
+              </w:rPr>
+              <w:t>0.957</w:t>
+            </w:r>
+          </w:p>
+        </w:tc>
+        <w:tc>
+          <w:tcPr>
+            <w:tcW w:type="dxa" w:w="864"/>
+            <w:vAlign w:val="center"/>
+          </w:tcPr>
+          <w:p>
+            <w:r>
+              <w:rPr>
+                <w:sz w:val="14"/>
+              </w:rPr>
+              <w:t>11.693</w:t>
+            </w:r>
+          </w:p>
+        </w:tc>
+        <w:tc>
+          <w:tcPr>
+            <w:tcW w:type="dxa" w:w="864"/>
+            <w:vAlign w:val="center"/>
+          </w:tcPr>
+          <w:p>
+            <w:r>
+              <w:rPr>
+                <w:sz w:val="14"/>
+              </w:rPr>
+              <w:t>11.260</w:t>
+            </w:r>
+          </w:p>
+        </w:tc>
+        <w:tc>
+          <w:tcPr>
+            <w:tcW w:type="dxa" w:w="864"/>
+            <w:vAlign w:val="center"/>
+          </w:tcPr>
+          <w:p>
+            <w:r>
+              <w:rPr>
+                <w:sz w:val="14"/>
+              </w:rPr>
+              <w:t>0.159</w:t>
+            </w:r>
+          </w:p>
+        </w:tc>
+        <w:tc>
+          <w:tcPr>
+            <w:tcW w:type="dxa" w:w="864"/>
+            <w:vAlign w:val="center"/>
+          </w:tcPr>
+          <w:p>
+            <w:r>
+              <w:rPr>
+                <w:sz w:val="14"/>
+              </w:rPr>
+              <w:t>0.461</w:t>
+            </w:r>
+          </w:p>
+        </w:tc>
+        <w:tc>
+          <w:tcPr>
+            <w:tcW w:type="dxa" w:w="864"/>
+            <w:vAlign w:val="center"/>
+          </w:tcPr>
+          <w:p>
+            <w:r>
+              <w:rPr>
+                <w:sz w:val="14"/>
+              </w:rPr>
+              <w:t>0.696</w:t>
+            </w:r>
+          </w:p>
+        </w:tc>
+        <w:tc>
+          <w:tcPr>
+            <w:tcW w:type="dxa" w:w="864"/>
+            <w:vAlign w:val="center"/>
+          </w:tcPr>
+          <w:p>
+            <w:r>
+              <w:rPr>
+                <w:sz w:val="14"/>
+              </w:rPr>
+              <w:t>0.847</w:t>
+            </w:r>
+          </w:p>
+        </w:tc>
+      </w:tr>
+      <w:tr>
+        <w:tc>
+          <w:tcPr>
+            <w:tcW w:type="dxa" w:w="864"/>
+            <w:vAlign w:val="center"/>
+          </w:tcPr>
+          <w:p>
+            <w:r>
+              <w:rPr>
+                <w:sz w:val="14"/>
+              </w:rPr>
+              <w:t>calibrated_continuous</w:t>
+            </w:r>
+          </w:p>
+        </w:tc>
+        <w:tc>
+          <w:tcPr>
+            <w:tcW w:type="dxa" w:w="864"/>
+            <w:vAlign w:val="center"/>
+          </w:tcPr>
+          <w:p>
+            <w:r>
+              <w:rPr>
+                <w:sz w:val="14"/>
+              </w:rPr>
+              <w:t>2,404.7</w:t>
+            </w:r>
+          </w:p>
+        </w:tc>
+        <w:tc>
+          <w:tcPr>
+            <w:tcW w:type="dxa" w:w="864"/>
+            <w:vAlign w:val="center"/>
+          </w:tcPr>
+          <w:p>
+            <w:r>
+              <w:rPr>
+                <w:sz w:val="14"/>
+              </w:rPr>
+              <w:t>3,009.8</w:t>
+            </w:r>
+          </w:p>
+        </w:tc>
+        <w:tc>
+          <w:tcPr>
+            <w:tcW w:type="dxa" w:w="864"/>
+            <w:vAlign w:val="center"/>
+          </w:tcPr>
+          <w:p>
+            <w:r>
+              <w:rPr>
+                <w:sz w:val="14"/>
+              </w:rPr>
+              <w:t>0.956</w:t>
+            </w:r>
+          </w:p>
+        </w:tc>
+        <w:tc>
+          <w:tcPr>
+            <w:tcW w:type="dxa" w:w="864"/>
+            <w:vAlign w:val="center"/>
+          </w:tcPr>
+          <w:p>
+            <w:r>
+              <w:rPr>
+                <w:sz w:val="14"/>
+              </w:rPr>
+              <w:t>11.633</w:t>
+            </w:r>
+          </w:p>
+        </w:tc>
+        <w:tc>
+          <w:tcPr>
+            <w:tcW w:type="dxa" w:w="864"/>
+            <w:vAlign w:val="center"/>
+          </w:tcPr>
+          <w:p>
+            <w:r>
+              <w:rPr>
+                <w:sz w:val="14"/>
+              </w:rPr>
+              <w:t>11.183</w:t>
+            </w:r>
+          </w:p>
+        </w:tc>
+        <w:tc>
+          <w:tcPr>
+            <w:tcW w:type="dxa" w:w="864"/>
+            <w:vAlign w:val="center"/>
+          </w:tcPr>
+          <w:p>
+            <w:r>
+              <w:rPr>
+                <w:sz w:val="14"/>
+              </w:rPr>
+              <w:t>0.167</w:t>
+            </w:r>
+          </w:p>
+        </w:tc>
+        <w:tc>
+          <w:tcPr>
+            <w:tcW w:type="dxa" w:w="864"/>
+            <w:vAlign w:val="center"/>
+          </w:tcPr>
+          <w:p>
+            <w:r>
+              <w:rPr>
+                <w:sz w:val="14"/>
+              </w:rPr>
+              <w:t>0.453</w:t>
+            </w:r>
+          </w:p>
+        </w:tc>
+        <w:tc>
+          <w:tcPr>
+            <w:tcW w:type="dxa" w:w="864"/>
+            <w:vAlign w:val="center"/>
+          </w:tcPr>
+          <w:p>
+            <w:r>
+              <w:rPr>
+                <w:sz w:val="14"/>
+              </w:rPr>
+              <w:t>0.691</w:t>
+            </w:r>
+          </w:p>
+        </w:tc>
+        <w:tc>
+          <w:tcPr>
+            <w:tcW w:type="dxa" w:w="864"/>
+            <w:vAlign w:val="center"/>
+          </w:tcPr>
+          <w:p>
+            <w:r>
+              <w:rPr>
+                <w:sz w:val="14"/>
+              </w:rPr>
+              <w:t>0.850</w:t>
+            </w:r>
+          </w:p>
+        </w:tc>
+      </w:tr>
+      <w:tr>
+        <w:tc>
+          <w:tcPr>
+            <w:tcW w:type="dxa" w:w="864"/>
+            <w:vAlign w:val="center"/>
+          </w:tcPr>
+          <w:p>
+            <w:r>
+              <w:rPr>
+                <w:sz w:val="14"/>
+              </w:rPr>
+              <w:t>rounded_to_nearest_price_band</w:t>
+            </w:r>
+          </w:p>
+        </w:tc>
+        <w:tc>
+          <w:tcPr>
+            <w:tcW w:type="dxa" w:w="864"/>
+            <w:vAlign w:val="center"/>
+          </w:tcPr>
+          <w:p>
+            <w:r>
+              <w:rPr>
+                <w:sz w:val="14"/>
+              </w:rPr>
+              <w:t>2,379.2</w:t>
+            </w:r>
+          </w:p>
+        </w:tc>
+        <w:tc>
+          <w:tcPr>
+            <w:tcW w:type="dxa" w:w="864"/>
+            <w:vAlign w:val="center"/>
+          </w:tcPr>
+          <w:p>
+            <w:r>
+              <w:rPr>
+                <w:sz w:val="14"/>
+              </w:rPr>
+              <w:t>3,007.2</w:t>
+            </w:r>
+          </w:p>
+        </w:tc>
+        <w:tc>
+          <w:tcPr>
+            <w:tcW w:type="dxa" w:w="864"/>
+            <w:vAlign w:val="center"/>
+          </w:tcPr>
+          <w:p>
+            <w:r>
+              <w:rPr>
+                <w:sz w:val="14"/>
+              </w:rPr>
+              <w:t>0.956</w:t>
+            </w:r>
+          </w:p>
+        </w:tc>
+        <w:tc>
+          <w:tcPr>
+            <w:tcW w:type="dxa" w:w="864"/>
+            <w:vAlign w:val="center"/>
+          </w:tcPr>
+          <w:p>
+            <w:r>
+              <w:rPr>
+                <w:sz w:val="14"/>
+              </w:rPr>
+              <w:t>11.649</w:t>
+            </w:r>
+          </w:p>
+        </w:tc>
+        <w:tc>
+          <w:tcPr>
+            <w:tcW w:type="dxa" w:w="864"/>
+            <w:vAlign w:val="center"/>
+          </w:tcPr>
+          <w:p>
+            <w:r>
+              <w:rPr>
+                <w:sz w:val="14"/>
+              </w:rPr>
+              <w:t>11.194</w:t>
+            </w:r>
+          </w:p>
+        </w:tc>
+        <w:tc>
+          <w:tcPr>
+            <w:tcW w:type="dxa" w:w="864"/>
+            <w:vAlign w:val="center"/>
+          </w:tcPr>
+          <w:p>
+            <w:r>
+              <w:rPr>
+                <w:sz w:val="14"/>
+              </w:rPr>
+              <w:t>0.159</w:t>
+            </w:r>
+          </w:p>
+        </w:tc>
+        <w:tc>
+          <w:tcPr>
+            <w:tcW w:type="dxa" w:w="864"/>
+            <w:vAlign w:val="center"/>
+          </w:tcPr>
+          <w:p>
+            <w:r>
+              <w:rPr>
+                <w:sz w:val="14"/>
+              </w:rPr>
+              <w:t>0.461</w:t>
+            </w:r>
+          </w:p>
+        </w:tc>
+        <w:tc>
+          <w:tcPr>
+            <w:tcW w:type="dxa" w:w="864"/>
+            <w:vAlign w:val="center"/>
+          </w:tcPr>
+          <w:p>
+            <w:r>
+              <w:rPr>
+                <w:sz w:val="14"/>
+              </w:rPr>
+              <w:t>0.696</w:t>
+            </w:r>
+          </w:p>
+        </w:tc>
+        <w:tc>
+          <w:tcPr>
+            <w:tcW w:type="dxa" w:w="864"/>
+            <w:vAlign w:val="center"/>
+          </w:tcPr>
+          <w:p>
+            <w:r>
+              <w:rPr>
+                <w:sz w:val="14"/>
+              </w:rPr>
+              <w:t>0.847</w:t>
+            </w:r>
+          </w:p>
+        </w:tc>
+      </w:tr>
+      <w:tr>
+        <w:tc>
+          <w:tcPr>
+            <w:tcW w:type="dxa" w:w="864"/>
+            <w:vAlign w:val="center"/>
+          </w:tcPr>
+          <w:p>
+            <w:r>
+              <w:rPr>
+                <w:sz w:val="14"/>
+              </w:rPr>
+              <w:t>calibrated_then_rounded</w:t>
+            </w:r>
+          </w:p>
+        </w:tc>
+        <w:tc>
+          <w:tcPr>
+            <w:tcW w:type="dxa" w:w="864"/>
+            <w:vAlign w:val="center"/>
+          </w:tcPr>
+          <w:p>
+            <w:r>
+              <w:rPr>
+                <w:sz w:val="14"/>
+              </w:rPr>
+              <w:t>2,389.8</w:t>
+            </w:r>
+          </w:p>
+        </w:tc>
+        <w:tc>
+          <w:tcPr>
+            <w:tcW w:type="dxa" w:w="864"/>
+            <w:vAlign w:val="center"/>
+          </w:tcPr>
+          <w:p>
+            <w:r>
+              <w:rPr>
+                <w:sz w:val="14"/>
+              </w:rPr>
+              <w:t>3,030.8</w:t>
+            </w:r>
+          </w:p>
+        </w:tc>
+        <w:tc>
+          <w:tcPr>
+            <w:tcW w:type="dxa" w:w="864"/>
+            <w:vAlign w:val="center"/>
+          </w:tcPr>
+          <w:p>
+            <w:r>
+              <w:rPr>
+                <w:sz w:val="14"/>
+              </w:rPr>
+              <w:t>0.955</w:t>
+            </w:r>
+          </w:p>
+        </w:tc>
+        <w:tc>
+          <w:tcPr>
+            <w:tcW w:type="dxa" w:w="864"/>
+            <w:vAlign w:val="center"/>
+          </w:tcPr>
+          <w:p>
+            <w:r>
+              <w:rPr>
+                <w:sz w:val="14"/>
+              </w:rPr>
+              <w:t>11.657</w:t>
+            </w:r>
+          </w:p>
+        </w:tc>
+        <w:tc>
+          <w:tcPr>
+            <w:tcW w:type="dxa" w:w="864"/>
+            <w:vAlign w:val="center"/>
+          </w:tcPr>
+          <w:p>
+            <w:r>
+              <w:rPr>
+                <w:sz w:val="14"/>
+              </w:rPr>
+              <w:t>11.113</w:t>
+            </w:r>
+          </w:p>
+        </w:tc>
+        <w:tc>
+          <w:tcPr>
+            <w:tcW w:type="dxa" w:w="864"/>
+            <w:vAlign w:val="center"/>
+          </w:tcPr>
+          <w:p>
+            <w:r>
+              <w:rPr>
+                <w:sz w:val="14"/>
+              </w:rPr>
+              <w:t>0.167</w:t>
+            </w:r>
+          </w:p>
+        </w:tc>
+        <w:tc>
+          <w:tcPr>
+            <w:tcW w:type="dxa" w:w="864"/>
+            <w:vAlign w:val="center"/>
+          </w:tcPr>
+          <w:p>
+            <w:r>
+              <w:rPr>
+                <w:sz w:val="14"/>
+              </w:rPr>
+              <w:t>0.453</w:t>
+            </w:r>
+          </w:p>
+        </w:tc>
+        <w:tc>
+          <w:tcPr>
+            <w:tcW w:type="dxa" w:w="864"/>
+            <w:vAlign w:val="center"/>
+          </w:tcPr>
+          <w:p>
+            <w:r>
+              <w:rPr>
+                <w:sz w:val="14"/>
+              </w:rPr>
+              <w:t>0.691</w:t>
+            </w:r>
+          </w:p>
+        </w:tc>
+        <w:tc>
+          <w:tcPr>
+            <w:tcW w:type="dxa" w:w="864"/>
+            <w:vAlign w:val="center"/>
+          </w:tcPr>
+          <w:p>
+            <w:r>
+              <w:rPr>
+                <w:sz w:val="14"/>
+              </w:rPr>
+              <w:t>0.850</w:t>
+            </w:r>
+          </w:p>
+        </w:tc>
+      </w:tr>
+    </w:tbl>
+    <w:p/>
+    <w:p>
+      <w:pPr>
+        <w:jc w:val="center"/>
+      </w:pPr>
+      <w:r>
+        <w:drawing>
+          <wp:inline xmlns:a="http://schemas.openxmlformats.org/drawingml/2006/main" xmlns:pic="http://schemas.openxmlformats.org/drawingml/2006/picture">
+            <wp:extent cx="5669280" cy="3743783"/>
+            <wp:docPr id="2" name="Picture 2"/>
+            <wp:cNvGraphicFramePr>
+              <a:graphicFrameLocks noChangeAspect="1"/>
+            </wp:cNvGraphicFramePr>
+            <a:graphic>
+              <a:graphicData uri="http://schemas.openxmlformats.org/drawingml/2006/picture">
+                <pic:pic>
+                  <pic:nvPicPr>
+                    <pic:cNvPr id="0" name="calibration_curve.png"/>
+                    <pic:cNvPicPr/>
+                  </pic:nvPicPr>
+                  <pic:blipFill>
+                    <a:blip r:embed="rId11"/>
+                    <a:stretch>
+                      <a:fillRect/>
+                    </a:stretch>
+                  </pic:blipFill>
+                  <pic:spPr>
+                    <a:xfrm>
+                      <a:off x="0" y="0"/>
+                      <a:ext cx="5669280" cy="3743783"/>
+                    </a:xfrm>
+                    <a:prstGeom prst="rect"/>
+                  </pic:spPr>
+                </pic:pic>
+              </a:graphicData>
+            </a:graphic>
+          </wp:inline>
+        </w:drawing>
+      </w:r>
+    </w:p>
+    <w:p>
+      <w:pPr>
+        <w:jc w:val="center"/>
+      </w:pPr>
+      <w:r>
+        <w:rPr>
+          <w:i/>
+          <w:color w:val="6B7280"/>
+          <w:sz w:val="17"/>
+        </w:rPr>
+        <w:t>Validation-based isotonic calibration compared with raw predictions.</w:t>
+      </w:r>
+    </w:p>
+    <w:p>
+      <w:pPr>
+        <w:jc w:val="center"/>
+      </w:pPr>
+      <w:r>
+        <w:drawing>
+          <wp:inline xmlns:a="http://schemas.openxmlformats.org/drawingml/2006/main" xmlns:pic="http://schemas.openxmlformats.org/drawingml/2006/picture">
+            <wp:extent cx="5669280" cy="3159246"/>
+            <wp:docPr id="3" name="Picture 3"/>
+            <wp:cNvGraphicFramePr>
+              <a:graphicFrameLocks noChangeAspect="1"/>
+            </wp:cNvGraphicFramePr>
+            <a:graphic>
+              <a:graphicData uri="http://schemas.openxmlformats.org/drawingml/2006/picture">
+                <pic:pic>
+                  <pic:nvPicPr>
+                    <pic:cNvPr id="0" name="residual_by_cost_decile_after_calibration.png"/>
+                    <pic:cNvPicPr/>
+                  </pic:nvPicPr>
+                  <pic:blipFill>
+                    <a:blip r:embed="rId12"/>
+                    <a:stretch>
+                      <a:fillRect/>
+                    </a:stretch>
+                  </pic:blipFill>
+                  <pic:spPr>
+                    <a:xfrm>
+                      <a:off x="0" y="0"/>
+                      <a:ext cx="5669280" cy="3159246"/>
+                    </a:xfrm>
+                    <a:prstGeom prst="rect"/>
+                  </pic:spPr>
+                </pic:pic>
+              </a:graphicData>
+            </a:graphic>
+          </wp:inline>
+        </w:drawing>
+      </w:r>
+    </w:p>
+    <w:p>
+      <w:pPr>
+        <w:jc w:val="center"/>
+      </w:pPr>
+      <w:r>
+        <w:rPr>
+          <w:i/>
+          <w:color w:val="6B7280"/>
+          <w:sz w:val="17"/>
+        </w:rPr>
+        <w:t>Residuals by actual cost decile before and after calibration.</w:t>
+      </w:r>
+    </w:p>
+    <w:p>
+      <w:pPr>
+        <w:pStyle w:val="Heading2"/>
+      </w:pPr>
+      <w:r>
+        <w:t>Ordinal Price-band Challenger</w:t>
+      </w:r>
+    </w:p>
+    <w:tbl>
+      <w:tblPr>
+        <w:tblStyle w:val="TableGrid"/>
+        <w:tblW w:type="auto" w:w="0"/>
+        <w:tblLook w:firstColumn="1" w:firstRow="1" w:lastColumn="0" w:lastRow="0" w:noHBand="0" w:noVBand="1" w:val="04A0"/>
+      </w:tblPr>
+      <w:tblGrid>
+        <w:gridCol w:w="785"/>
+        <w:gridCol w:w="785"/>
+        <w:gridCol w:w="785"/>
+        <w:gridCol w:w="785"/>
+        <w:gridCol w:w="785"/>
+        <w:gridCol w:w="785"/>
+        <w:gridCol w:w="785"/>
+        <w:gridCol w:w="785"/>
+        <w:gridCol w:w="785"/>
+        <w:gridCol w:w="785"/>
+        <w:gridCol w:w="785"/>
+      </w:tblGrid>
+      <w:tr>
+        <w:tc>
+          <w:tcPr>
+            <w:tcW w:type="dxa" w:w="785"/>
+            <w:shd w:fill="12355B"/>
+          </w:tcPr>
+          <w:p>
+            <w:r>
+              <w:rPr>
+                <w:b/>
+                <w:color w:val="FFFFFF"/>
+                <w:sz w:val="14"/>
+              </w:rPr>
+              <w:t>variant</w:t>
+            </w:r>
+          </w:p>
+        </w:tc>
+        <w:tc>
+          <w:tcPr>
+            <w:tcW w:type="dxa" w:w="785"/>
+            <w:shd w:fill="12355B"/>
+          </w:tcPr>
+          <w:p>
+            <w:r>
+              <w:rPr>
+                <w:b/>
+                <w:color w:val="FFFFFF"/>
+                <w:sz w:val="14"/>
+              </w:rPr>
+              <w:t>MAE</w:t>
+            </w:r>
+          </w:p>
+        </w:tc>
+        <w:tc>
+          <w:tcPr>
+            <w:tcW w:type="dxa" w:w="785"/>
+            <w:shd w:fill="12355B"/>
+          </w:tcPr>
+          <w:p>
+            <w:r>
+              <w:rPr>
+                <w:b/>
+                <w:color w:val="FFFFFF"/>
+                <w:sz w:val="14"/>
+              </w:rPr>
+              <w:t>RMSE</w:t>
+            </w:r>
+          </w:p>
+        </w:tc>
+        <w:tc>
+          <w:tcPr>
+            <w:tcW w:type="dxa" w:w="785"/>
+            <w:shd w:fill="12355B"/>
+          </w:tcPr>
+          <w:p>
+            <w:r>
+              <w:rPr>
+                <w:b/>
+                <w:color w:val="FFFFFF"/>
+                <w:sz w:val="14"/>
+              </w:rPr>
+              <w:t>R2</w:t>
+            </w:r>
+          </w:p>
+        </w:tc>
+        <w:tc>
+          <w:tcPr>
+            <w:tcW w:type="dxa" w:w="785"/>
+            <w:shd w:fill="12355B"/>
+          </w:tcPr>
+          <w:p>
+            <w:r>
+              <w:rPr>
+                <w:b/>
+                <w:color w:val="FFFFFF"/>
+                <w:sz w:val="14"/>
+              </w:rPr>
+              <w:t>MAPE</w:t>
+            </w:r>
+          </w:p>
+        </w:tc>
+        <w:tc>
+          <w:tcPr>
+            <w:tcW w:type="dxa" w:w="785"/>
+            <w:shd w:fill="12355B"/>
+          </w:tcPr>
+          <w:p>
+            <w:r>
+              <w:rPr>
+                <w:b/>
+                <w:color w:val="FFFFFF"/>
+                <w:sz w:val="14"/>
+              </w:rPr>
+              <w:t>SMAPE</w:t>
+            </w:r>
+          </w:p>
+        </w:tc>
+        <w:tc>
+          <w:tcPr>
+            <w:tcW w:type="dxa" w:w="785"/>
+            <w:shd w:fill="12355B"/>
+          </w:tcPr>
+          <w:p>
+            <w:r>
+              <w:rPr>
+                <w:b/>
+                <w:color w:val="FFFFFF"/>
+                <w:sz w:val="14"/>
+              </w:rPr>
+              <w:t>exact_band_accuracy</w:t>
+            </w:r>
+          </w:p>
+        </w:tc>
+        <w:tc>
+          <w:tcPr>
+            <w:tcW w:type="dxa" w:w="785"/>
+            <w:shd w:fill="12355B"/>
+          </w:tcPr>
+          <w:p>
+            <w:r>
+              <w:rPr>
+                <w:b/>
+                <w:color w:val="FFFFFF"/>
+                <w:sz w:val="14"/>
+              </w:rPr>
+              <w:t>within_1_band_accuracy</w:t>
+            </w:r>
+          </w:p>
+        </w:tc>
+        <w:tc>
+          <w:tcPr>
+            <w:tcW w:type="dxa" w:w="785"/>
+            <w:shd w:fill="12355B"/>
+          </w:tcPr>
+          <w:p>
+            <w:r>
+              <w:rPr>
+                <w:b/>
+                <w:color w:val="FFFFFF"/>
+                <w:sz w:val="14"/>
+              </w:rPr>
+              <w:t>within_2_band_accuracy</w:t>
+            </w:r>
+          </w:p>
+        </w:tc>
+        <w:tc>
+          <w:tcPr>
+            <w:tcW w:type="dxa" w:w="785"/>
+            <w:shd w:fill="12355B"/>
+          </w:tcPr>
+          <w:p>
+            <w:r>
+              <w:rPr>
+                <w:b/>
+                <w:color w:val="FFFFFF"/>
+                <w:sz w:val="14"/>
+              </w:rPr>
+              <w:t>within_3_band_accuracy</w:t>
+            </w:r>
+          </w:p>
+        </w:tc>
+        <w:tc>
+          <w:tcPr>
+            <w:tcW w:type="dxa" w:w="785"/>
+            <w:shd w:fill="12355B"/>
+          </w:tcPr>
+          <w:p>
+            <w:r>
+              <w:rPr>
+                <w:b/>
+                <w:color w:val="FFFFFF"/>
+                <w:sz w:val="14"/>
+              </w:rPr>
+              <w:t>model</w:t>
+            </w:r>
+          </w:p>
+        </w:tc>
+      </w:tr>
+      <w:tr>
+        <w:tc>
+          <w:tcPr>
+            <w:tcW w:type="dxa" w:w="785"/>
+            <w:vAlign w:val="center"/>
+          </w:tcPr>
+          <w:p>
+            <w:r>
+              <w:rPr>
+                <w:sz w:val="14"/>
+              </w:rPr>
+              <w:t>hist_gradient_classifier_class</w:t>
+            </w:r>
+          </w:p>
+        </w:tc>
+        <w:tc>
+          <w:tcPr>
+            <w:tcW w:type="dxa" w:w="785"/>
+            <w:vAlign w:val="center"/>
+          </w:tcPr>
+          <w:p>
+            <w:r>
+              <w:rPr>
+                <w:sz w:val="14"/>
+              </w:rPr>
+              <w:t>2,860.4</w:t>
+            </w:r>
+          </w:p>
+        </w:tc>
+        <w:tc>
+          <w:tcPr>
+            <w:tcW w:type="dxa" w:w="785"/>
+            <w:vAlign w:val="center"/>
+          </w:tcPr>
+          <w:p>
+            <w:r>
+              <w:rPr>
+                <w:sz w:val="14"/>
+              </w:rPr>
+              <w:t>3,793.7</w:t>
+            </w:r>
+          </w:p>
+        </w:tc>
+        <w:tc>
+          <w:tcPr>
+            <w:tcW w:type="dxa" w:w="785"/>
+            <w:vAlign w:val="center"/>
+          </w:tcPr>
+          <w:p>
+            <w:r>
+              <w:rPr>
+                <w:sz w:val="14"/>
+              </w:rPr>
+              <w:t>0.930</w:t>
+            </w:r>
+          </w:p>
+        </w:tc>
+        <w:tc>
+          <w:tcPr>
+            <w:tcW w:type="dxa" w:w="785"/>
+            <w:vAlign w:val="center"/>
+          </w:tcPr>
+          <w:p>
+            <w:r>
+              <w:rPr>
+                <w:sz w:val="14"/>
+              </w:rPr>
+              <w:t>12.945</w:t>
+            </w:r>
+          </w:p>
+        </w:tc>
+        <w:tc>
+          <w:tcPr>
+            <w:tcW w:type="dxa" w:w="785"/>
+            <w:vAlign w:val="center"/>
+          </w:tcPr>
+          <w:p>
+            <w:r>
+              <w:rPr>
+                <w:sz w:val="14"/>
+              </w:rPr>
+              <w:t>13.026</w:t>
+            </w:r>
+          </w:p>
+        </w:tc>
+        <w:tc>
+          <w:tcPr>
+            <w:tcW w:type="dxa" w:w="785"/>
+            <w:vAlign w:val="center"/>
+          </w:tcPr>
+          <w:p>
+            <w:r>
+              <w:rPr>
+                <w:sz w:val="14"/>
+              </w:rPr>
+              <w:t>0.176</w:t>
+            </w:r>
+          </w:p>
+        </w:tc>
+        <w:tc>
+          <w:tcPr>
+            <w:tcW w:type="dxa" w:w="785"/>
+            <w:vAlign w:val="center"/>
+          </w:tcPr>
+          <w:p>
+            <w:r>
+              <w:rPr>
+                <w:sz w:val="14"/>
+              </w:rPr>
+              <w:t>0.428</w:t>
+            </w:r>
+          </w:p>
+        </w:tc>
+        <w:tc>
+          <w:tcPr>
+            <w:tcW w:type="dxa" w:w="785"/>
+            <w:vAlign w:val="center"/>
+          </w:tcPr>
+          <w:p>
+            <w:r>
+              <w:rPr>
+                <w:sz w:val="14"/>
+              </w:rPr>
+              <w:t>0.621</w:t>
+            </w:r>
+          </w:p>
+        </w:tc>
+        <w:tc>
+          <w:tcPr>
+            <w:tcW w:type="dxa" w:w="785"/>
+            <w:vAlign w:val="center"/>
+          </w:tcPr>
+          <w:p>
+            <w:r>
+              <w:rPr>
+                <w:sz w:val="14"/>
+              </w:rPr>
+              <w:t>0.765</w:t>
+            </w:r>
+          </w:p>
+        </w:tc>
+        <w:tc>
+          <w:tcPr>
+            <w:tcW w:type="dxa" w:w="785"/>
+            <w:vAlign w:val="center"/>
+          </w:tcPr>
+          <w:p>
+            <w:r>
+              <w:rPr>
+                <w:sz w:val="14"/>
+              </w:rPr>
+              <w:t>HistGradientBoostingClassifier</w:t>
+            </w:r>
+          </w:p>
+        </w:tc>
+      </w:tr>
+      <w:tr>
+        <w:tc>
+          <w:tcPr>
+            <w:tcW w:type="dxa" w:w="785"/>
+            <w:vAlign w:val="center"/>
+          </w:tcPr>
+          <w:p>
+            <w:r>
+              <w:rPr>
+                <w:sz w:val="14"/>
+              </w:rPr>
+              <w:t>hist_gradient_classifier_expected_value</w:t>
+            </w:r>
+          </w:p>
+        </w:tc>
+        <w:tc>
+          <w:tcPr>
+            <w:tcW w:type="dxa" w:w="785"/>
+            <w:vAlign w:val="center"/>
+          </w:tcPr>
+          <w:p>
+            <w:r>
+              <w:rPr>
+                <w:sz w:val="14"/>
+              </w:rPr>
+              <w:t>2,514.8</w:t>
+            </w:r>
+          </w:p>
+        </w:tc>
+        <w:tc>
+          <w:tcPr>
+            <w:tcW w:type="dxa" w:w="785"/>
+            <w:vAlign w:val="center"/>
+          </w:tcPr>
+          <w:p>
+            <w:r>
+              <w:rPr>
+                <w:sz w:val="14"/>
+              </w:rPr>
+              <w:t>3,211.1</w:t>
+            </w:r>
+          </w:p>
+        </w:tc>
+        <w:tc>
+          <w:tcPr>
+            <w:tcW w:type="dxa" w:w="785"/>
+            <w:vAlign w:val="center"/>
+          </w:tcPr>
+          <w:p>
+            <w:r>
+              <w:rPr>
+                <w:sz w:val="14"/>
+              </w:rPr>
+              <w:t>0.950</w:t>
+            </w:r>
+          </w:p>
+        </w:tc>
+        <w:tc>
+          <w:tcPr>
+            <w:tcW w:type="dxa" w:w="785"/>
+            <w:vAlign w:val="center"/>
+          </w:tcPr>
+          <w:p>
+            <w:r>
+              <w:rPr>
+                <w:sz w:val="14"/>
+              </w:rPr>
+              <w:t>12.144</w:t>
+            </w:r>
+          </w:p>
+        </w:tc>
+        <w:tc>
+          <w:tcPr>
+            <w:tcW w:type="dxa" w:w="785"/>
+            <w:vAlign w:val="center"/>
+          </w:tcPr>
+          <w:p>
+            <w:r>
+              <w:rPr>
+                <w:sz w:val="14"/>
+              </w:rPr>
+              <w:t>11.583</w:t>
+            </w:r>
+          </w:p>
+        </w:tc>
+        <w:tc>
+          <w:tcPr>
+            <w:tcW w:type="dxa" w:w="785"/>
+            <w:vAlign w:val="center"/>
+          </w:tcPr>
+          <w:p>
+            <w:r>
+              <w:rPr>
+                <w:sz w:val="14"/>
+              </w:rPr>
+              <w:t>0.162</w:t>
+            </w:r>
+          </w:p>
+        </w:tc>
+        <w:tc>
+          <w:tcPr>
+            <w:tcW w:type="dxa" w:w="785"/>
+            <w:vAlign w:val="center"/>
+          </w:tcPr>
+          <w:p>
+            <w:r>
+              <w:rPr>
+                <w:sz w:val="14"/>
+              </w:rPr>
+              <w:t>0.454</w:t>
+            </w:r>
+          </w:p>
+        </w:tc>
+        <w:tc>
+          <w:tcPr>
+            <w:tcW w:type="dxa" w:w="785"/>
+            <w:vAlign w:val="center"/>
+          </w:tcPr>
+          <w:p>
+            <w:r>
+              <w:rPr>
+                <w:sz w:val="14"/>
+              </w:rPr>
+              <w:t>0.682</w:t>
+            </w:r>
+          </w:p>
+        </w:tc>
+        <w:tc>
+          <w:tcPr>
+            <w:tcW w:type="dxa" w:w="785"/>
+            <w:vAlign w:val="center"/>
+          </w:tcPr>
+          <w:p>
+            <w:r>
+              <w:rPr>
+                <w:sz w:val="14"/>
+              </w:rPr>
+              <w:t>0.828</w:t>
+            </w:r>
+          </w:p>
+        </w:tc>
+        <w:tc>
+          <w:tcPr>
+            <w:tcW w:type="dxa" w:w="785"/>
+            <w:vAlign w:val="center"/>
+          </w:tcPr>
+          <w:p>
+            <w:r>
+              <w:rPr>
+                <w:sz w:val="14"/>
+              </w:rPr>
+              <w:t>HistGradientBoostingClassifier</w:t>
+            </w:r>
+          </w:p>
+        </w:tc>
+      </w:tr>
+    </w:tbl>
+    <w:p/>
+    <w:p>
+      <w:pPr>
         <w:jc w:val="center"/>
       </w:pPr>
       <w:r>
         <w:drawing>
           <wp:inline xmlns:a="http://schemas.openxmlformats.org/drawingml/2006/main" xmlns:pic="http://schemas.openxmlformats.org/drawingml/2006/picture">
             <wp:extent cx="5669280" cy="5232035"/>
-            <wp:docPr id="2" name="Picture 2"/>
+            <wp:docPr id="4" name="Picture 4"/>
             <wp:cNvGraphicFramePr>
               <a:graphicFrameLocks noChangeAspect="1"/>
             </wp:cNvGraphicFramePr>
@@ -2041,7 +4612,7 @@
                     <pic:cNvPicPr/>
                   </pic:nvPicPr>
                   <pic:blipFill>
-                    <a:blip r:embed="rId11"/>
+                    <a:blip r:embed="rId13"/>
                     <a:stretch>
                       <a:fillRect/>
                     </a:stretch>
@@ -2081,7 +4652,7 @@
         <w:drawing>
           <wp:inline xmlns:a="http://schemas.openxmlformats.org/drawingml/2006/main" xmlns:pic="http://schemas.openxmlformats.org/drawingml/2006/picture">
             <wp:extent cx="5669280" cy="3606048"/>
-            <wp:docPr id="3" name="Picture 3"/>
+            <wp:docPr id="5" name="Picture 5"/>
             <wp:cNvGraphicFramePr>
               <a:graphicFrameLocks noChangeAspect="1"/>
             </wp:cNvGraphicFramePr>
@@ -2093,7 +4664,7 @@
                     <pic:cNvPicPr/>
                   </pic:nvPicPr>
                   <pic:blipFill>
-                    <a:blip r:embed="rId12"/>
+                    <a:blip r:embed="rId14"/>
                     <a:stretch>
                       <a:fillRect/>
                     </a:stretch>
@@ -2219,7 +4790,7 @@
               <w:rPr>
                 <w:sz w:val="16"/>
               </w:rPr>
-              <w:t>16,134.6</w:t>
+              <w:t>16,311.4</w:t>
             </w:r>
           </w:p>
         </w:tc>
@@ -2233,7 +4804,7 @@
               <w:rPr>
                 <w:sz w:val="16"/>
               </w:rPr>
-              <w:t>387.5</w:t>
+              <w:t>172.9</w:t>
             </w:r>
           </w:p>
         </w:tc>
@@ -2263,7 +4834,7 @@
               <w:rPr>
                 <w:sz w:val="16"/>
               </w:rPr>
-              <w:t>304.1</w:t>
+              <w:t>271.8</w:t>
             </w:r>
           </w:p>
         </w:tc>
@@ -2277,7 +4848,7 @@
               <w:rPr>
                 <w:sz w:val="16"/>
               </w:rPr>
-              <w:t>20.685</w:t>
+              <w:t>11.451</w:t>
             </w:r>
           </w:p>
         </w:tc>
@@ -2307,7 +4878,7 @@
               <w:rPr>
                 <w:sz w:val="16"/>
               </w:rPr>
-              <w:t>134.7</w:t>
+              <w:t>136.1</w:t>
             </w:r>
           </w:p>
         </w:tc>
@@ -2321,7 +4892,7 @@
               <w:rPr>
                 <w:sz w:val="16"/>
               </w:rPr>
-              <w:t>17.864</w:t>
+              <w:t>11.920</w:t>
             </w:r>
           </w:p>
         </w:tc>
@@ -2351,7 +4922,7 @@
               <w:rPr>
                 <w:sz w:val="16"/>
               </w:rPr>
-              <w:t>82.374</w:t>
+              <w:t>97.703</w:t>
             </w:r>
           </w:p>
         </w:tc>
@@ -2365,7 +4936,7 @@
               <w:rPr>
                 <w:sz w:val="16"/>
               </w:rPr>
-              <w:t>10.166</w:t>
+              <w:t>13.137</w:t>
             </w:r>
           </w:p>
         </w:tc>
@@ -2395,7 +4966,7 @@
               <w:rPr>
                 <w:sz w:val="16"/>
               </w:rPr>
-              <w:t>45.425</w:t>
+              <w:t>39.644</w:t>
             </w:r>
           </w:p>
         </w:tc>
@@ -2409,7 +4980,7 @@
               <w:rPr>
                 <w:sz w:val="16"/>
               </w:rPr>
-              <w:t>2.756</w:t>
+              <w:t>3.862</w:t>
             </w:r>
           </w:p>
         </w:tc>
@@ -2439,7 +5010,7 @@
               <w:rPr>
                 <w:sz w:val="16"/>
               </w:rPr>
-              <w:t>29.933</w:t>
+              <w:t>31.874</w:t>
             </w:r>
           </w:p>
         </w:tc>
@@ -2453,7 +5024,7 @@
               <w:rPr>
                 <w:sz w:val="16"/>
               </w:rPr>
-              <w:t>5.840</w:t>
+              <w:t>4.810</w:t>
             </w:r>
           </w:p>
         </w:tc>
@@ -2469,7 +5040,7 @@
               <w:rPr>
                 <w:sz w:val="16"/>
               </w:rPr>
-              <w:t>bmi</w:t>
+              <w:t>exercise</w:t>
             </w:r>
           </w:p>
         </w:tc>
@@ -2483,7 +5054,7 @@
               <w:rPr>
                 <w:sz w:val="16"/>
               </w:rPr>
-              <w:t>2.922</w:t>
+              <w:t>2.440</w:t>
             </w:r>
           </w:p>
         </w:tc>
@@ -2497,7 +5068,7 @@
               <w:rPr>
                 <w:sz w:val="16"/>
               </w:rPr>
-              <w:t>1.628</w:t>
+              <w:t>0.791</w:t>
             </w:r>
           </w:p>
         </w:tc>
@@ -2527,7 +5098,7 @@
               <w:rPr>
                 <w:sz w:val="16"/>
               </w:rPr>
-              <w:t>2.136</w:t>
+              <w:t>2.185</w:t>
             </w:r>
           </w:p>
         </w:tc>
@@ -2541,7 +5112,7 @@
               <w:rPr>
                 <w:sz w:val="16"/>
               </w:rPr>
-              <w:t>3.212</w:t>
+              <w:t>1.264</w:t>
             </w:r>
           </w:p>
         </w:tc>
@@ -2557,7 +5128,7 @@
               <w:rPr>
                 <w:sz w:val="16"/>
               </w:rPr>
-              <w:t>adventure_sports</w:t>
+              <w:t>Location</w:t>
             </w:r>
           </w:p>
         </w:tc>
@@ -2571,7 +5142,7 @@
               <w:rPr>
                 <w:sz w:val="16"/>
               </w:rPr>
-              <w:t>1.921</w:t>
+              <w:t>1.340</w:t>
             </w:r>
           </w:p>
         </w:tc>
@@ -2585,7 +5156,7 @@
               <w:rPr>
                 <w:sz w:val="16"/>
               </w:rPr>
-              <w:t>0.993</w:t>
+              <w:t>0.710</w:t>
             </w:r>
           </w:p>
         </w:tc>
@@ -2601,7 +5172,7 @@
               <w:rPr>
                 <w:sz w:val="16"/>
               </w:rPr>
-              <w:t>daily_avg_steps</w:t>
+              <w:t>smoking_status</w:t>
             </w:r>
           </w:p>
         </w:tc>
@@ -2615,7 +5186,7 @@
               <w:rPr>
                 <w:sz w:val="16"/>
               </w:rPr>
-              <w:t>1.892</w:t>
+              <w:t>1.148</w:t>
             </w:r>
           </w:p>
         </w:tc>
@@ -2629,7 +5200,7 @@
               <w:rPr>
                 <w:sz w:val="16"/>
               </w:rPr>
-              <w:t>2.421</w:t>
+              <w:t>0.805</w:t>
             </w:r>
           </w:p>
         </w:tc>
@@ -2645,7 +5216,7 @@
               <w:rPr>
                 <w:sz w:val="16"/>
               </w:rPr>
-              <w:t>exercise</w:t>
+              <w:t>age</w:t>
             </w:r>
           </w:p>
         </w:tc>
@@ -2659,7 +5230,7 @@
               <w:rPr>
                 <w:sz w:val="16"/>
               </w:rPr>
-              <w:t>0.969</w:t>
+              <w:t>0.557</w:t>
             </w:r>
           </w:p>
         </w:tc>
@@ -2673,7 +5244,7 @@
               <w:rPr>
                 <w:sz w:val="16"/>
               </w:rPr>
-              <w:t>0.779</w:t>
+              <w:t>1.750</w:t>
             </w:r>
           </w:p>
         </w:tc>
@@ -2689,7 +5260,7 @@
               <w:rPr>
                 <w:sz w:val="16"/>
               </w:rPr>
-              <w:t>fat_percentage</w:t>
+              <w:t>Alcohol</w:t>
             </w:r>
           </w:p>
         </w:tc>
@@ -2703,7 +5274,7 @@
               <w:rPr>
                 <w:sz w:val="16"/>
               </w:rPr>
-              <w:t>0.848</w:t>
+              <w:t>0.448</w:t>
             </w:r>
           </w:p>
         </w:tc>
@@ -2717,7 +5288,7 @@
               <w:rPr>
                 <w:sz w:val="16"/>
               </w:rPr>
-              <w:t>1.449</w:t>
+              <w:t>0.462</w:t>
             </w:r>
           </w:p>
         </w:tc>
@@ -2732,7 +5303,7 @@
         <w:drawing>
           <wp:inline xmlns:a="http://schemas.openxmlformats.org/drawingml/2006/main" xmlns:pic="http://schemas.openxmlformats.org/drawingml/2006/picture">
             <wp:extent cx="5669280" cy="3652286"/>
-            <wp:docPr id="4" name="Picture 4"/>
+            <wp:docPr id="6" name="Picture 6"/>
             <wp:cNvGraphicFramePr>
               <a:graphicFrameLocks noChangeAspect="1"/>
             </wp:cNvGraphicFramePr>
@@ -2744,7 +5315,7 @@
                     <pic:cNvPicPr/>
                   </pic:nvPicPr>
                   <pic:blipFill>
-                    <a:blip r:embed="rId13"/>
+                    <a:blip r:embed="rId15"/>
                     <a:stretch>
                       <a:fillRect/>
                     </a:stretch>
@@ -2776,6 +5347,464 @@
         <w:t>Permutation importance highlights the strongest model drivers.</w:t>
       </w:r>
     </w:p>
+    <w:tbl>
+      <w:tblPr>
+        <w:tblStyle w:val="TableGrid"/>
+        <w:tblW w:type="auto" w:w="0"/>
+        <w:tblLook w:firstColumn="1" w:firstRow="1" w:lastColumn="0" w:lastRow="0" w:noHBand="0" w:noVBand="1" w:val="04A0"/>
+      </w:tblPr>
+      <w:tblGrid>
+        <w:gridCol w:w="4320"/>
+        <w:gridCol w:w="4320"/>
+      </w:tblGrid>
+      <w:tr>
+        <w:tc>
+          <w:tcPr>
+            <w:tcW w:type="dxa" w:w="4320"/>
+            <w:shd w:fill="12355B"/>
+          </w:tcPr>
+          <w:p>
+            <w:r>
+              <w:rPr>
+                <w:b/>
+                <w:color w:val="FFFFFF"/>
+                <w:sz w:val="14"/>
+              </w:rPr>
+              <w:t>feature</w:t>
+            </w:r>
+          </w:p>
+        </w:tc>
+        <w:tc>
+          <w:tcPr>
+            <w:tcW w:type="dxa" w:w="4320"/>
+            <w:shd w:fill="12355B"/>
+          </w:tcPr>
+          <w:p>
+            <w:r>
+              <w:rPr>
+                <w:b/>
+                <w:color w:val="FFFFFF"/>
+                <w:sz w:val="14"/>
+              </w:rPr>
+              <w:t>mean_abs_shap</w:t>
+            </w:r>
+          </w:p>
+        </w:tc>
+      </w:tr>
+      <w:tr>
+        <w:tc>
+          <w:tcPr>
+            <w:tcW w:type="dxa" w:w="4320"/>
+            <w:vAlign w:val="center"/>
+          </w:tcPr>
+          <w:p>
+            <w:r>
+              <w:rPr>
+                <w:sz w:val="14"/>
+              </w:rPr>
+              <w:t>weight</w:t>
+            </w:r>
+          </w:p>
+        </w:tc>
+        <w:tc>
+          <w:tcPr>
+            <w:tcW w:type="dxa" w:w="4320"/>
+            <w:vAlign w:val="center"/>
+          </w:tcPr>
+          <w:p>
+            <w:r>
+              <w:rPr>
+                <w:sz w:val="14"/>
+              </w:rPr>
+              <w:t>11,203.7</w:t>
+            </w:r>
+          </w:p>
+        </w:tc>
+      </w:tr>
+      <w:tr>
+        <w:tc>
+          <w:tcPr>
+            <w:tcW w:type="dxa" w:w="4320"/>
+            <w:vAlign w:val="center"/>
+          </w:tcPr>
+          <w:p>
+            <w:r>
+              <w:rPr>
+                <w:sz w:val="14"/>
+              </w:rPr>
+              <w:t>covered_by_any_other_company_N</w:t>
+            </w:r>
+          </w:p>
+        </w:tc>
+        <w:tc>
+          <w:tcPr>
+            <w:tcW w:type="dxa" w:w="4320"/>
+            <w:vAlign w:val="center"/>
+          </w:tcPr>
+          <w:p>
+            <w:r>
+              <w:rPr>
+                <w:sz w:val="14"/>
+              </w:rPr>
+              <w:t>537.1</w:t>
+            </w:r>
+          </w:p>
+        </w:tc>
+      </w:tr>
+      <w:tr>
+        <w:tc>
+          <w:tcPr>
+            <w:tcW w:type="dxa" w:w="4320"/>
+            <w:vAlign w:val="center"/>
+          </w:tcPr>
+          <w:p>
+            <w:r>
+              <w:rPr>
+                <w:sz w:val="14"/>
+              </w:rPr>
+              <w:t>years_since_last_admitted</w:t>
+            </w:r>
+          </w:p>
+        </w:tc>
+        <w:tc>
+          <w:tcPr>
+            <w:tcW w:type="dxa" w:w="4320"/>
+            <w:vAlign w:val="center"/>
+          </w:tcPr>
+          <w:p>
+            <w:r>
+              <w:rPr>
+                <w:sz w:val="14"/>
+              </w:rPr>
+              <w:t>400.4</w:t>
+            </w:r>
+          </w:p>
+        </w:tc>
+      </w:tr>
+      <w:tr>
+        <w:tc>
+          <w:tcPr>
+            <w:tcW w:type="dxa" w:w="4320"/>
+            <w:vAlign w:val="center"/>
+          </w:tcPr>
+          <w:p>
+            <w:r>
+              <w:rPr>
+                <w:sz w:val="14"/>
+              </w:rPr>
+              <w:t>regular_checkup_last_year</w:t>
+            </w:r>
+          </w:p>
+        </w:tc>
+        <w:tc>
+          <w:tcPr>
+            <w:tcW w:type="dxa" w:w="4320"/>
+            <w:vAlign w:val="center"/>
+          </w:tcPr>
+          <w:p>
+            <w:r>
+              <w:rPr>
+                <w:sz w:val="14"/>
+              </w:rPr>
+              <w:t>332.0</w:t>
+            </w:r>
+          </w:p>
+        </w:tc>
+      </w:tr>
+      <w:tr>
+        <w:tc>
+          <w:tcPr>
+            <w:tcW w:type="dxa" w:w="4320"/>
+            <w:vAlign w:val="center"/>
+          </w:tcPr>
+          <w:p>
+            <w:r>
+              <w:rPr>
+                <w:sz w:val="14"/>
+              </w:rPr>
+              <w:t>years_of_insurance_with_us</w:t>
+            </w:r>
+          </w:p>
+        </w:tc>
+        <w:tc>
+          <w:tcPr>
+            <w:tcW w:type="dxa" w:w="4320"/>
+            <w:vAlign w:val="center"/>
+          </w:tcPr>
+          <w:p>
+            <w:r>
+              <w:rPr>
+                <w:sz w:val="14"/>
+              </w:rPr>
+              <w:t>188.5</w:t>
+            </w:r>
+          </w:p>
+        </w:tc>
+      </w:tr>
+      <w:tr>
+        <w:tc>
+          <w:tcPr>
+            <w:tcW w:type="dxa" w:w="4320"/>
+            <w:vAlign w:val="center"/>
+          </w:tcPr>
+          <w:p>
+            <w:r>
+              <w:rPr>
+                <w:sz w:val="14"/>
+              </w:rPr>
+              <w:t>weight_change_in_last_one_year</w:t>
+            </w:r>
+          </w:p>
+        </w:tc>
+        <w:tc>
+          <w:tcPr>
+            <w:tcW w:type="dxa" w:w="4320"/>
+            <w:vAlign w:val="center"/>
+          </w:tcPr>
+          <w:p>
+            <w:r>
+              <w:rPr>
+                <w:sz w:val="14"/>
+              </w:rPr>
+              <w:t>102.9</w:t>
+            </w:r>
+          </w:p>
+        </w:tc>
+      </w:tr>
+      <w:tr>
+        <w:tc>
+          <w:tcPr>
+            <w:tcW w:type="dxa" w:w="4320"/>
+            <w:vAlign w:val="center"/>
+          </w:tcPr>
+          <w:p>
+            <w:r>
+              <w:rPr>
+                <w:sz w:val="14"/>
+              </w:rPr>
+              <w:t>was_admitted_before</w:t>
+            </w:r>
+          </w:p>
+        </w:tc>
+        <w:tc>
+          <w:tcPr>
+            <w:tcW w:type="dxa" w:w="4320"/>
+            <w:vAlign w:val="center"/>
+          </w:tcPr>
+          <w:p>
+            <w:r>
+              <w:rPr>
+                <w:sz w:val="14"/>
+              </w:rPr>
+              <w:t>83.758</w:t>
+            </w:r>
+          </w:p>
+        </w:tc>
+      </w:tr>
+      <w:tr>
+        <w:tc>
+          <w:tcPr>
+            <w:tcW w:type="dxa" w:w="4320"/>
+            <w:vAlign w:val="center"/>
+          </w:tcPr>
+          <w:p>
+            <w:r>
+              <w:rPr>
+                <w:sz w:val="14"/>
+              </w:rPr>
+              <w:t>daily_avg_steps</w:t>
+            </w:r>
+          </w:p>
+        </w:tc>
+        <w:tc>
+          <w:tcPr>
+            <w:tcW w:type="dxa" w:w="4320"/>
+            <w:vAlign w:val="center"/>
+          </w:tcPr>
+          <w:p>
+            <w:r>
+              <w:rPr>
+                <w:sz w:val="14"/>
+              </w:rPr>
+              <w:t>48.690</w:t>
+            </w:r>
+          </w:p>
+        </w:tc>
+      </w:tr>
+      <w:tr>
+        <w:tc>
+          <w:tcPr>
+            <w:tcW w:type="dxa" w:w="4320"/>
+            <w:vAlign w:val="center"/>
+          </w:tcPr>
+          <w:p>
+            <w:r>
+              <w:rPr>
+                <w:sz w:val="14"/>
+              </w:rPr>
+              <w:t>weight_bmi_interaction</w:t>
+            </w:r>
+          </w:p>
+        </w:tc>
+        <w:tc>
+          <w:tcPr>
+            <w:tcW w:type="dxa" w:w="4320"/>
+            <w:vAlign w:val="center"/>
+          </w:tcPr>
+          <w:p>
+            <w:r>
+              <w:rPr>
+                <w:sz w:val="14"/>
+              </w:rPr>
+              <w:t>47.175</w:t>
+            </w:r>
+          </w:p>
+        </w:tc>
+      </w:tr>
+      <w:tr>
+        <w:tc>
+          <w:tcPr>
+            <w:tcW w:type="dxa" w:w="4320"/>
+            <w:vAlign w:val="center"/>
+          </w:tcPr>
+          <w:p>
+            <w:r>
+              <w:rPr>
+                <w:sz w:val="14"/>
+              </w:rPr>
+              <w:t>bmi</w:t>
+            </w:r>
+          </w:p>
+        </w:tc>
+        <w:tc>
+          <w:tcPr>
+            <w:tcW w:type="dxa" w:w="4320"/>
+            <w:vAlign w:val="center"/>
+          </w:tcPr>
+          <w:p>
+            <w:r>
+              <w:rPr>
+                <w:sz w:val="14"/>
+              </w:rPr>
+              <w:t>42.497</w:t>
+            </w:r>
+          </w:p>
+        </w:tc>
+      </w:tr>
+      <w:tr>
+        <w:tc>
+          <w:tcPr>
+            <w:tcW w:type="dxa" w:w="4320"/>
+            <w:vAlign w:val="center"/>
+          </w:tcPr>
+          <w:p>
+            <w:r>
+              <w:rPr>
+                <w:sz w:val="14"/>
+              </w:rPr>
+              <w:t>avg_glucose_level</w:t>
+            </w:r>
+          </w:p>
+        </w:tc>
+        <w:tc>
+          <w:tcPr>
+            <w:tcW w:type="dxa" w:w="4320"/>
+            <w:vAlign w:val="center"/>
+          </w:tcPr>
+          <w:p>
+            <w:r>
+              <w:rPr>
+                <w:sz w:val="14"/>
+              </w:rPr>
+              <w:t>41.404</w:t>
+            </w:r>
+          </w:p>
+        </w:tc>
+      </w:tr>
+      <w:tr>
+        <w:tc>
+          <w:tcPr>
+            <w:tcW w:type="dxa" w:w="4320"/>
+            <w:vAlign w:val="center"/>
+          </w:tcPr>
+          <w:p>
+            <w:r>
+              <w:rPr>
+                <w:sz w:val="14"/>
+              </w:rPr>
+              <w:t>steps_per_age</w:t>
+            </w:r>
+          </w:p>
+        </w:tc>
+        <w:tc>
+          <w:tcPr>
+            <w:tcW w:type="dxa" w:w="4320"/>
+            <w:vAlign w:val="center"/>
+          </w:tcPr>
+          <w:p>
+            <w:r>
+              <w:rPr>
+                <w:sz w:val="14"/>
+              </w:rPr>
+              <w:t>34.261</w:t>
+            </w:r>
+          </w:p>
+        </w:tc>
+      </w:tr>
+    </w:tbl>
+    <w:p/>
+    <w:p>
+      <w:pPr>
+        <w:jc w:val="center"/>
+      </w:pPr>
+      <w:r>
+        <w:drawing>
+          <wp:inline xmlns:a="http://schemas.openxmlformats.org/drawingml/2006/main" xmlns:pic="http://schemas.openxmlformats.org/drawingml/2006/picture">
+            <wp:extent cx="5669280" cy="3652286"/>
+            <wp:docPr id="7" name="Picture 7"/>
+            <wp:cNvGraphicFramePr>
+              <a:graphicFrameLocks noChangeAspect="1"/>
+            </wp:cNvGraphicFramePr>
+            <a:graphic>
+              <a:graphicData uri="http://schemas.openxmlformats.org/drawingml/2006/picture">
+                <pic:pic>
+                  <pic:nvPicPr>
+                    <pic:cNvPr id="0" name="shap_importance_bar.png"/>
+                    <pic:cNvPicPr/>
+                  </pic:nvPicPr>
+                  <pic:blipFill>
+                    <a:blip r:embed="rId16"/>
+                    <a:stretch>
+                      <a:fillRect/>
+                    </a:stretch>
+                  </pic:blipFill>
+                  <pic:spPr>
+                    <a:xfrm>
+                      <a:off x="0" y="0"/>
+                      <a:ext cx="5669280" cy="3652286"/>
+                    </a:xfrm>
+                    <a:prstGeom prst="rect"/>
+                  </pic:spPr>
+                </pic:pic>
+              </a:graphicData>
+            </a:graphic>
+          </wp:inline>
+        </w:drawing>
+      </w:r>
+    </w:p>
+    <w:p>
+      <w:pPr>
+        <w:jc w:val="center"/>
+      </w:pPr>
+      <w:r>
+        <w:rPr>
+          <w:i/>
+          <w:color w:val="6B7280"/>
+          <w:sz w:val="17"/>
+        </w:rPr>
+        <w:t>SHAP importance for the strongest single-tree booster challenger.</w:t>
+      </w:r>
+    </w:p>
     <w:p>
       <w:pPr>
         <w:jc w:val="center"/>
@@ -2784,7 +5813,7 @@
         <w:drawing>
           <wp:inline xmlns:a="http://schemas.openxmlformats.org/drawingml/2006/main" xmlns:pic="http://schemas.openxmlformats.org/drawingml/2006/picture">
             <wp:extent cx="5669280" cy="1647084"/>
-            <wp:docPr id="5" name="Picture 5"/>
+            <wp:docPr id="8" name="Picture 8"/>
             <wp:cNvGraphicFramePr>
               <a:graphicFrameLocks noChangeAspect="1"/>
             </wp:cNvGraphicFramePr>
@@ -2796,7 +5825,7 @@
                     <pic:cNvPicPr/>
                   </pic:nvPicPr>
                   <pic:blipFill>
-                    <a:blip r:embed="rId14"/>
+                    <a:blip r:embed="rId17"/>
                     <a:stretch>
                       <a:fillRect/>
                     </a:stretch>
@@ -2849,7 +5878,7 @@
         <w:pStyle w:val="ListBullet"/>
       </w:pPr>
       <w:r>
-        <w:t>Prioritize wellness interventions for high-risk segments with poor exercise patterns, adverse BMI profile, elevated glucose, smoking exposure, or disease-history flags.</w:t>
+        <w:t>Treat insurance_cost as a historical quote-band grid; show both raw predicted cost and nearest valid business quote band in deployment.</w:t>
       </w:r>
     </w:p>
     <w:p>
@@ -2857,7 +5886,15 @@
         <w:pStyle w:val="ListBullet"/>
       </w:pPr>
       <w:r>
-        <w:t>Encourage preventive checkups and monitoring for applicants with prior admission history or high glucose because these features support risk differentiation.</w:t>
+        <w:t>Weight and admission-related variables dominate this dataset. Validate that this aligns with actual pricing policy before production use.</w:t>
+      </w:r>
+    </w:p>
+    <w:p>
+      <w:pPr>
+        <w:pStyle w:val="ListBullet"/>
+      </w:pPr>
+      <w:r>
+        <w:t>Encourage preventive checkups and monitoring for applicants with prior admission history, while avoiding causal claims from observational EDA.</w:t>
       </w:r>
     </w:p>
     <w:p>
@@ -2929,6 +5966,54 @@
         <w:pStyle w:val="ListBullet"/>
       </w:pPr>
       <w:r>
+        <w:t>outputs/models/final_model_summary.csv</w:t>
+      </w:r>
+    </w:p>
+    <w:p>
+      <w:pPr>
+        <w:pStyle w:val="ListBullet"/>
+      </w:pPr>
+      <w:r>
+        <w:t>outputs/models/repeated_cv_metrics.csv</w:t>
+      </w:r>
+    </w:p>
+    <w:p>
+      <w:pPr>
+        <w:pStyle w:val="ListBullet"/>
+      </w:pPr>
+      <w:r>
+        <w:t>outputs/models/price_grid_evaluation.csv</w:t>
+      </w:r>
+    </w:p>
+    <w:p>
+      <w:pPr>
+        <w:pStyle w:val="ListBullet"/>
+      </w:pPr>
+      <w:r>
+        <w:t>outputs/models/calibration_comparison.csv</w:t>
+      </w:r>
+    </w:p>
+    <w:p>
+      <w:pPr>
+        <w:pStyle w:val="ListBullet"/>
+      </w:pPr>
+      <w:r>
+        <w:t>outputs/models/ordinal_challenger_metrics.csv</w:t>
+      </w:r>
+    </w:p>
+    <w:p>
+      <w:pPr>
+        <w:pStyle w:val="ListBullet"/>
+      </w:pPr>
+      <w:r>
+        <w:t>outputs/models/app_schema.json</w:t>
+      </w:r>
+    </w:p>
+    <w:p>
+      <w:pPr>
+        <w:pStyle w:val="ListBullet"/>
+      </w:pPr>
+      <w:r>
         <w:t>outputs/models/feature_importance.csv</w:t>
       </w:r>
     </w:p>
@@ -2979,223 +6064,9 @@
         <w:tblLook w:firstColumn="1" w:firstRow="1" w:lastColumn="0" w:lastRow="0" w:noHBand="0" w:noVBand="1" w:val="04A0"/>
       </w:tblPr>
       <w:tblGrid>
-        <w:gridCol w:w="4320"/>
-        <w:gridCol w:w="4320"/>
-      </w:tblGrid>
+  </w:tblGrid>
       <w:tr>
-        <w:tc>
-          <w:tcPr>
-            <w:tcW w:type="dxa" w:w="4320"/>
-            <w:shd w:fill="12355B"/>
-          </w:tcPr>
-          <w:p>
-            <w:r>
-              <w:rPr>
-                <w:b/>
-                <w:color w:val="FFFFFF"/>
-                <w:sz w:val="16"/>
-              </w:rPr>
-              <w:t>parameter</w:t>
-            </w:r>
-          </w:p>
-        </w:tc>
-        <w:tc>
-          <w:tcPr>
-            <w:tcW w:type="dxa" w:w="4320"/>
-            <w:shd w:fill="12355B"/>
-          </w:tcPr>
-          <w:p>
-            <w:r>
-              <w:rPr>
-                <w:b/>
-                <w:color w:val="FFFFFF"/>
-                <w:sz w:val="16"/>
-              </w:rPr>
-              <w:t>value</w:t>
-            </w:r>
-          </w:p>
-        </w:tc>
-      </w:tr>
-      <w:tr>
-        <w:tc>
-          <w:tcPr>
-            <w:tcW w:type="dxa" w:w="4320"/>
-            <w:vAlign w:val="center"/>
-          </w:tcPr>
-          <w:p>
-            <w:r>
-              <w:rPr>
-                <w:sz w:val="16"/>
-              </w:rPr>
-              <w:t>model__min_samples_leaf</w:t>
-            </w:r>
-          </w:p>
-        </w:tc>
-        <w:tc>
-          <w:tcPr>
-            <w:tcW w:type="dxa" w:w="4320"/>
-            <w:vAlign w:val="center"/>
-          </w:tcPr>
-          <w:p>
-            <w:r>
-              <w:rPr>
-                <w:sz w:val="16"/>
-              </w:rPr>
-              <w:t>60.000</w:t>
-            </w:r>
-          </w:p>
-        </w:tc>
-      </w:tr>
-      <w:tr>
-        <w:tc>
-          <w:tcPr>
-            <w:tcW w:type="dxa" w:w="4320"/>
-            <w:vAlign w:val="center"/>
-          </w:tcPr>
-          <w:p>
-            <w:r>
-              <w:rPr>
-                <w:sz w:val="16"/>
-              </w:rPr>
-              <w:t>model__max_leaf_nodes</w:t>
-            </w:r>
-          </w:p>
-        </w:tc>
-        <w:tc>
-          <w:tcPr>
-            <w:tcW w:type="dxa" w:w="4320"/>
-            <w:vAlign w:val="center"/>
-          </w:tcPr>
-          <w:p>
-            <w:r>
-              <w:rPr>
-                <w:sz w:val="16"/>
-              </w:rPr>
-              <w:t>15.000</w:t>
-            </w:r>
-          </w:p>
-        </w:tc>
-      </w:tr>
-      <w:tr>
-        <w:tc>
-          <w:tcPr>
-            <w:tcW w:type="dxa" w:w="4320"/>
-            <w:vAlign w:val="center"/>
-          </w:tcPr>
-          <w:p>
-            <w:r>
-              <w:rPr>
-                <w:sz w:val="16"/>
-              </w:rPr>
-              <w:t>model__max_iter</w:t>
-            </w:r>
-          </w:p>
-        </w:tc>
-        <w:tc>
-          <w:tcPr>
-            <w:tcW w:type="dxa" w:w="4320"/>
-            <w:vAlign w:val="center"/>
-          </w:tcPr>
-          <w:p>
-            <w:r>
-              <w:rPr>
-                <w:sz w:val="16"/>
-              </w:rPr>
-              <w:t>460.0</w:t>
-            </w:r>
-          </w:p>
-        </w:tc>
-      </w:tr>
-      <w:tr>
-        <w:tc>
-          <w:tcPr>
-            <w:tcW w:type="dxa" w:w="4320"/>
-            <w:vAlign w:val="center"/>
-          </w:tcPr>
-          <w:p>
-            <w:r>
-              <w:rPr>
-                <w:sz w:val="16"/>
-              </w:rPr>
-              <w:t>model__max_bins</w:t>
-            </w:r>
-          </w:p>
-        </w:tc>
-        <w:tc>
-          <w:tcPr>
-            <w:tcW w:type="dxa" w:w="4320"/>
-            <w:vAlign w:val="center"/>
-          </w:tcPr>
-          <w:p>
-            <w:r>
-              <w:rPr>
-                <w:sz w:val="16"/>
-              </w:rPr>
-              <w:t>128.0</w:t>
-            </w:r>
-          </w:p>
-        </w:tc>
-      </w:tr>
-      <w:tr>
-        <w:tc>
-          <w:tcPr>
-            <w:tcW w:type="dxa" w:w="4320"/>
-            <w:vAlign w:val="center"/>
-          </w:tcPr>
-          <w:p>
-            <w:r>
-              <w:rPr>
-                <w:sz w:val="16"/>
-              </w:rPr>
-              <w:t>model__learning_rate</w:t>
-            </w:r>
-          </w:p>
-        </w:tc>
-        <w:tc>
-          <w:tcPr>
-            <w:tcW w:type="dxa" w:w="4320"/>
-            <w:vAlign w:val="center"/>
-          </w:tcPr>
-          <w:p>
-            <w:r>
-              <w:rPr>
-                <w:sz w:val="16"/>
-              </w:rPr>
-              <w:t>0.120</w:t>
-            </w:r>
-          </w:p>
-        </w:tc>
-      </w:tr>
-      <w:tr>
-        <w:tc>
-          <w:tcPr>
-            <w:tcW w:type="dxa" w:w="4320"/>
-            <w:vAlign w:val="center"/>
-          </w:tcPr>
-          <w:p>
-            <w:r>
-              <w:rPr>
-                <w:sz w:val="16"/>
-              </w:rPr>
-              <w:t>model__l2_regularization</w:t>
-            </w:r>
-          </w:p>
-        </w:tc>
-        <w:tc>
-          <w:tcPr>
-            <w:tcW w:type="dxa" w:w="4320"/>
-            <w:vAlign w:val="center"/>
-          </w:tcPr>
-          <w:p>
-            <w:r>
-              <w:rPr>
-                <w:sz w:val="16"/>
-              </w:rPr>
-              <w:t>0.050</w:t>
-            </w:r>
-          </w:p>
-        </w:tc>
-      </w:tr>
+  </w:tr>
     </w:tbl>
     <w:p/>
     <w:sectPr>

--- a/Milestone_2_Insurance_Price_Prediction.docx
+++ b/Milestone_2_Insurance_Price_Prediction.docx
@@ -2279,7 +2279,7 @@
       <w:r>
         <w:drawing>
           <wp:inline xmlns:a="http://schemas.openxmlformats.org/drawingml/2006/main" xmlns:pic="http://schemas.openxmlformats.org/drawingml/2006/picture">
-            <wp:extent cx="5669280" cy="3080991"/>
+            <wp:extent cx="4800600" cy="2608904"/>
             <wp:docPr id="1" name="Picture 1"/>
             <wp:cNvGraphicFramePr>
               <a:graphicFrameLocks noChangeAspect="1"/>
@@ -2300,7 +2300,7 @@
                   <pic:spPr>
                     <a:xfrm>
                       <a:off x="0" y="0"/>
-                      <a:ext cx="5669280" cy="3080991"/>
+                      <a:ext cx="4800600" cy="2608904"/>
                     </a:xfrm>
                     <a:prstGeom prst="rect"/>
                   </pic:spPr>
@@ -3184,7 +3184,7 @@
         <w:pStyle w:val="ListBullet"/>
       </w:pPr>
       <w:r>
-        <w:t>Test MAE: 2,394. Test RMSE: 2,982. Test R2: 0.956.</w:t>
+        <w:t>Test MAE: 2,394. Test RMSE: 2,982. Test R2: 0.957.</w:t>
       </w:r>
     </w:p>
     <w:p>
@@ -3976,7 +3976,7 @@
       <w:r>
         <w:drawing>
           <wp:inline xmlns:a="http://schemas.openxmlformats.org/drawingml/2006/main" xmlns:pic="http://schemas.openxmlformats.org/drawingml/2006/picture">
-            <wp:extent cx="5669280" cy="3743783"/>
+            <wp:extent cx="4800600" cy="3170139"/>
             <wp:docPr id="2" name="Picture 2"/>
             <wp:cNvGraphicFramePr>
               <a:graphicFrameLocks noChangeAspect="1"/>
@@ -3997,7 +3997,7 @@
                   <pic:spPr>
                     <a:xfrm>
                       <a:off x="0" y="0"/>
-                      <a:ext cx="5669280" cy="3743783"/>
+                      <a:ext cx="4800600" cy="3170139"/>
                     </a:xfrm>
                     <a:prstGeom prst="rect"/>
                   </pic:spPr>
@@ -4028,7 +4028,7 @@
       <w:r>
         <w:drawing>
           <wp:inline xmlns:a="http://schemas.openxmlformats.org/drawingml/2006/main" xmlns:pic="http://schemas.openxmlformats.org/drawingml/2006/picture">
-            <wp:extent cx="5669280" cy="3159246"/>
+            <wp:extent cx="4800600" cy="2675168"/>
             <wp:docPr id="3" name="Picture 3"/>
             <wp:cNvGraphicFramePr>
               <a:graphicFrameLocks noChangeAspect="1"/>
@@ -4049,7 +4049,7 @@
                   <pic:spPr>
                     <a:xfrm>
                       <a:off x="0" y="0"/>
-                      <a:ext cx="5669280" cy="3159246"/>
+                      <a:ext cx="4800600" cy="2675168"/>
                     </a:xfrm>
                     <a:prstGeom prst="rect"/>
                   </pic:spPr>
@@ -4599,7 +4599,7 @@
       <w:r>
         <w:drawing>
           <wp:inline xmlns:a="http://schemas.openxmlformats.org/drawingml/2006/main" xmlns:pic="http://schemas.openxmlformats.org/drawingml/2006/picture">
-            <wp:extent cx="5669280" cy="5232035"/>
+            <wp:extent cx="4800600" cy="4430352"/>
             <wp:docPr id="4" name="Picture 4"/>
             <wp:cNvGraphicFramePr>
               <a:graphicFrameLocks noChangeAspect="1"/>
@@ -4620,7 +4620,7 @@
                   <pic:spPr>
                     <a:xfrm>
                       <a:off x="0" y="0"/>
-                      <a:ext cx="5669280" cy="5232035"/>
+                      <a:ext cx="4800600" cy="4430352"/>
                     </a:xfrm>
                     <a:prstGeom prst="rect"/>
                   </pic:spPr>
@@ -4651,7 +4651,7 @@
       <w:r>
         <w:drawing>
           <wp:inline xmlns:a="http://schemas.openxmlformats.org/drawingml/2006/main" xmlns:pic="http://schemas.openxmlformats.org/drawingml/2006/picture">
-            <wp:extent cx="5669280" cy="3606048"/>
+            <wp:extent cx="4800600" cy="3053508"/>
             <wp:docPr id="5" name="Picture 5"/>
             <wp:cNvGraphicFramePr>
               <a:graphicFrameLocks noChangeAspect="1"/>
@@ -4672,7 +4672,7 @@
                   <pic:spPr>
                     <a:xfrm>
                       <a:off x="0" y="0"/>
-                      <a:ext cx="5669280" cy="3606048"/>
+                      <a:ext cx="4800600" cy="3053508"/>
                     </a:xfrm>
                     <a:prstGeom prst="rect"/>
                   </pic:spPr>
@@ -5302,7 +5302,7 @@
       <w:r>
         <w:drawing>
           <wp:inline xmlns:a="http://schemas.openxmlformats.org/drawingml/2006/main" xmlns:pic="http://schemas.openxmlformats.org/drawingml/2006/picture">
-            <wp:extent cx="5669280" cy="3652286"/>
+            <wp:extent cx="4800600" cy="3092662"/>
             <wp:docPr id="6" name="Picture 6"/>
             <wp:cNvGraphicFramePr>
               <a:graphicFrameLocks noChangeAspect="1"/>
@@ -5323,7 +5323,7 @@
                   <pic:spPr>
                     <a:xfrm>
                       <a:off x="0" y="0"/>
-                      <a:ext cx="5669280" cy="3652286"/>
+                      <a:ext cx="4800600" cy="3092662"/>
                     </a:xfrm>
                     <a:prstGeom prst="rect"/>
                   </pic:spPr>
@@ -5760,7 +5760,7 @@
       <w:r>
         <w:drawing>
           <wp:inline xmlns:a="http://schemas.openxmlformats.org/drawingml/2006/main" xmlns:pic="http://schemas.openxmlformats.org/drawingml/2006/picture">
-            <wp:extent cx="5669280" cy="3652286"/>
+            <wp:extent cx="4800600" cy="3092662"/>
             <wp:docPr id="7" name="Picture 7"/>
             <wp:cNvGraphicFramePr>
               <a:graphicFrameLocks noChangeAspect="1"/>
@@ -5781,7 +5781,7 @@
                   <pic:spPr>
                     <a:xfrm>
                       <a:off x="0" y="0"/>
-                      <a:ext cx="5669280" cy="3652286"/>
+                      <a:ext cx="4800600" cy="3092662"/>
                     </a:xfrm>
                     <a:prstGeom prst="rect"/>
                   </pic:spPr>
@@ -5812,7 +5812,7 @@
       <w:r>
         <w:drawing>
           <wp:inline xmlns:a="http://schemas.openxmlformats.org/drawingml/2006/main" xmlns:pic="http://schemas.openxmlformats.org/drawingml/2006/picture">
-            <wp:extent cx="5669280" cy="1647084"/>
+            <wp:extent cx="4800600" cy="1394708"/>
             <wp:docPr id="8" name="Picture 8"/>
             <wp:cNvGraphicFramePr>
               <a:graphicFrameLocks noChangeAspect="1"/>
@@ -5833,7 +5833,7 @@
                   <pic:spPr>
                     <a:xfrm>
                       <a:off x="0" y="0"/>
-                      <a:ext cx="5669280" cy="1647084"/>
+                      <a:ext cx="4800600" cy="1394708"/>
                     </a:xfrm>
                     <a:prstGeom prst="rect"/>
                   </pic:spPr>

--- a/Milestone_2_Insurance_Price_Prediction.docx
+++ b/Milestone_2_Insurance_Price_Prediction.docx
@@ -171,7 +171,7 @@
         <w:pStyle w:val="ListBullet"/>
       </w:pPr>
       <w:r>
-        <w:t>DummyRegressor (predicts the mean) — establishes the no-skill floor.</w:t>
+        <w:t>DummyRegressor (predicts the mean) - establishes the no-skill floor.</w:t>
       </w:r>
     </w:p>
     <w:p>
@@ -179,7 +179,7 @@
         <w:pStyle w:val="ListBullet"/>
       </w:pPr>
       <w:r>
-        <w:t>LinearRegression — first interpretable real baseline.</w:t>
+        <w:t>LinearRegression - first interpretable real baseline.</w:t>
       </w:r>
     </w:p>
     <w:p>
@@ -221,7 +221,7 @@
         <w:pStyle w:val="ListBullet"/>
       </w:pPr>
       <w:r>
-        <w:t>MAE — average absolute pricing error in cost units (primary, business-readable).</w:t>
+        <w:t>MAE - average absolute pricing error in cost units (primary, business-readable).</w:t>
       </w:r>
     </w:p>
     <w:p>
@@ -229,7 +229,7 @@
         <w:pStyle w:val="ListBullet"/>
       </w:pPr>
       <w:r>
-        <w:t>RMSE — penalises larger pricing errors more heavily.</w:t>
+        <w:t>RMSE - penalises larger pricing errors more heavily.</w:t>
       </w:r>
     </w:p>
     <w:p>
@@ -237,7 +237,7 @@
         <w:pStyle w:val="ListBullet"/>
       </w:pPr>
       <w:r>
-        <w:t>R² — share of cost variance explained.</w:t>
+        <w:t>R2 - share of cost variance explained.</w:t>
       </w:r>
     </w:p>
     <w:p>
@@ -245,7 +245,7 @@
         <w:pStyle w:val="ListBullet"/>
       </w:pPr>
       <w:r>
-        <w:t>MAPE / SMAPE — percentage-style errors for business communication.</w:t>
+        <w:t>MAPE / SMAPE - percentage-style errors for business communication.</w:t>
       </w:r>
     </w:p>
     <w:p>
@@ -253,7 +253,7 @@
         <w:pStyle w:val="ListBullet"/>
       </w:pPr>
       <w:r>
-        <w:t>Cross-validated RMSE and the train-test RMSE gap — to check stability and overfitting.</w:t>
+        <w:t>Cross-validated RMSE and the train-test RMSE gap - to check stability and overfitting.</w:t>
       </w:r>
     </w:p>
     <w:p>
@@ -1380,7 +1380,7 @@
     </w:p>
     <w:p>
       <w:r>
-        <w:t>The gradient-boosting models clearly outperform the linear and single-tree models. LightGBM was selected as the final model: it achieves the lowest test RMSE and MAE with a strong R², a stable cross-validation score, and a small train-test gap (low overfitting). RandomizedSearch tuning did not improve on the well-chosen defaults, so the default configuration was retained for simplicity and robustness.</w:t>
+        <w:t>The gradient-boosting models clearly outperform the linear and single-tree models. LightGBM was selected as the final model: it achieves the lowest test RMSE and MAE with a strong R2, a stable cross-validation score, and a small train-test gap (low overfitting). RandomizedSearch tuning did not improve on the well-chosen defaults, so the default configuration was retained for simplicity and robustness.</w:t>
       </w:r>
     </w:p>
     <w:p>
@@ -1409,7 +1409,7 @@
         <w:pStyle w:val="ListBullet"/>
       </w:pPr>
       <w:r>
-        <w:t>R²: 0.9585</w:t>
+        <w:t>R2: 0.9585</w:t>
       </w:r>
     </w:p>
     <w:p>
@@ -1481,7 +1481,7 @@
     </w:p>
     <w:p>
       <w:r>
-        <w:t>Model explainability (permutation importance in production, corroborated by SHAP in the notebook) identifies the key drivers of predicted insurance cost: weight is by far the dominant factor, followed by admission history (Year_last_admitted), coverage by another insurer, preventive checkups, and weight change.</w:t>
+        <w:t>Model explainability (permutation importance in production, confirmed by SHAP in the notebook) identifies the key drivers of predicted insurance cost: weight is by far the dominant factor, followed by admission history (Year_last_admitted), coverage by another insurer, preventive checkups, and weight change.</w:t>
       </w:r>
     </w:p>
     <w:p>
@@ -1532,7 +1532,7 @@
           <w:i/>
           <w:sz w:val="18"/>
         </w:rPr>
-        <w:t>Figure: Permutation importance — top model drivers.</w:t>
+        <w:t>Figure: Permutation importance - top model drivers.</w:t>
       </w:r>
     </w:p>
     <w:p>
@@ -1583,7 +1583,7 @@
           <w:i/>
           <w:sz w:val="18"/>
         </w:rPr>
-        <w:t>Figure: SHAP summary — per-feature contribution and direction.</w:t>
+        <w:t>Figure: SHAP summary - per-feature contribution and direction.</w:t>
       </w:r>
     </w:p>
     <w:p>
@@ -1647,7 +1647,7 @@
         <w:pStyle w:val="ListBullet"/>
       </w:pPr>
       <w:r>
-        <w:t>Use the model as pricing decision-support, not automated underwriting — track quote turnaround time and underwriter override rate.</w:t>
+        <w:t>Use the model as pricing decision-support, not automated underwriting - track quote turnaround time and underwriter override rate.</w:t>
       </w:r>
     </w:p>
     <w:p>
@@ -1655,7 +1655,7 @@
         <w:pStyle w:val="ListBullet"/>
       </w:pPr>
       <w:r>
-        <w:t>Route extreme predictions (top decile) to manual review — measure reduction in mispriced high-cost policies.</w:t>
+        <w:t>Route extreme predictions (top decile) to manual review - measure reduction in mispriced high-cost policies.</w:t>
       </w:r>
     </w:p>
     <w:p>
@@ -1663,7 +1663,7 @@
         <w:pStyle w:val="ListBullet"/>
       </w:pPr>
       <w:r>
-        <w:t>Target wellness programmes (weight management, preventive checkups, activity) at high-risk segments — track engagement and downstream claim reduction.</w:t>
+        <w:t>Target wellness programmes (weight management, preventive checkups, activity) at high-risk segments - track engagement and downstream claim reduction.</w:t>
       </w:r>
     </w:p>
     <w:p>
@@ -1671,7 +1671,7 @@
         <w:pStyle w:val="ListBullet"/>
       </w:pPr>
       <w:r>
-        <w:t>Trigger documentation/preventive checks on prior-admission applicants — measure claim accuracy improvement.</w:t>
+        <w:t>Trigger documentation/preventive checks on prior-admission applicants - measure claim accuracy improvement.</w:t>
       </w:r>
     </w:p>
     <w:p>
